--- a/internal_doc/03.开发设计/FullTextSearch/Story-全文检索.docx
+++ b/internal_doc/03.开发设计/FullTextSearch/Story-全文检索.docx
@@ -310,6 +310,669 @@
       </w:r>
       <w:r>
         <w:t>对外功能接口描述</w:t>
+      </w:r>
+    </w:p>
+    <w:p>
+      <w:pPr>
+        <w:pStyle w:val="Heading2"/>
+        <w:numPr>
+          <w:ilvl w:val="1"/>
+          <w:numId w:val="2"/>
+        </w:numPr>
+        <w:rPr>
+          <w:color w:val="0070C0"/>
+        </w:rPr>
+      </w:pPr>
+      <w:r>
+        <w:rPr>
+          <w:rFonts w:hint="eastAsia"/>
+          <w:color w:val="0070C0"/>
+        </w:rPr>
+        <w:t>新增组件</w:t>
+      </w:r>
+    </w:p>
+    <w:p>
+      <w:pPr>
+        <w:rPr>
+          <w:color w:val="0070C0"/>
+        </w:rPr>
+      </w:pPr>
+      <w:proofErr w:type="spellStart"/>
+      <w:r>
+        <w:rPr>
+          <w:rFonts w:hint="eastAsia"/>
+          <w:color w:val="0070C0"/>
+        </w:rPr>
+        <w:t>SequoiaDB</w:t>
+      </w:r>
+      <w:proofErr w:type="spellEnd"/>
+      <w:r>
+        <w:rPr>
+          <w:rFonts w:hint="eastAsia"/>
+          <w:color w:val="0070C0"/>
+        </w:rPr>
+        <w:t>与搜索服务器的连接，使用搜索服务器适配器完成，参考第</w:t>
+      </w:r>
+      <w:r>
+        <w:rPr>
+          <w:rFonts w:hint="eastAsia"/>
+          <w:color w:val="0070C0"/>
+        </w:rPr>
+        <w:t>4</w:t>
+      </w:r>
+      <w:r>
+        <w:rPr>
+          <w:rFonts w:hint="eastAsia"/>
+          <w:color w:val="0070C0"/>
+        </w:rPr>
+        <w:t>节</w:t>
+      </w:r>
+      <w:r>
+        <w:rPr>
+          <w:rFonts w:hint="eastAsia"/>
+          <w:color w:val="0070C0"/>
+        </w:rPr>
+        <w:t>逻辑及运行架构。</w:t>
+      </w:r>
+    </w:p>
+    <w:p>
+      <w:pPr>
+        <w:rPr>
+          <w:color w:val="0070C0"/>
+        </w:rPr>
+      </w:pPr>
+      <w:r>
+        <w:rPr>
+          <w:rFonts w:hint="eastAsia"/>
+          <w:color w:val="0070C0"/>
+        </w:rPr>
+        <w:t>适配器命令为</w:t>
+      </w:r>
+      <w:r>
+        <w:rPr>
+          <w:rFonts w:hint="eastAsia"/>
+          <w:color w:val="0070C0"/>
+        </w:rPr>
+        <w:t xml:space="preserve"> </w:t>
+      </w:r>
+      <w:proofErr w:type="spellStart"/>
+      <w:r>
+        <w:rPr>
+          <w:rFonts w:hint="eastAsia"/>
+          <w:color w:val="0070C0"/>
+        </w:rPr>
+        <w:t>sdbseadapter</w:t>
+      </w:r>
+      <w:proofErr w:type="spellEnd"/>
+      <w:r>
+        <w:rPr>
+          <w:rFonts w:hint="eastAsia"/>
+          <w:color w:val="0070C0"/>
+        </w:rPr>
+        <w:t>，最终编译为一个独立的可执行程序，它在启动后，完成</w:t>
+      </w:r>
+      <w:r>
+        <w:rPr>
+          <w:rFonts w:hint="eastAsia"/>
+          <w:color w:val="0070C0"/>
+        </w:rPr>
+        <w:t>SDB</w:t>
+      </w:r>
+      <w:r>
+        <w:rPr>
+          <w:rFonts w:hint="eastAsia"/>
+          <w:color w:val="0070C0"/>
+        </w:rPr>
+        <w:t>引擎与搜索引</w:t>
+      </w:r>
+      <w:r>
+        <w:rPr>
+          <w:rFonts w:hint="eastAsia"/>
+          <w:color w:val="0070C0"/>
+        </w:rPr>
+        <w:t>擎的双向连接</w:t>
+      </w:r>
+      <w:r>
+        <w:rPr>
+          <w:rFonts w:hint="eastAsia"/>
+          <w:color w:val="0070C0"/>
+        </w:rPr>
+        <w:t>。</w:t>
+      </w:r>
+    </w:p>
+    <w:p>
+      <w:pPr>
+        <w:rPr>
+          <w:color w:val="0070C0"/>
+        </w:rPr>
+      </w:pPr>
+      <w:r>
+        <w:rPr>
+          <w:rFonts w:hint="eastAsia"/>
+          <w:color w:val="0070C0"/>
+        </w:rPr>
+        <w:t>提供适配器配置文件，命名为</w:t>
+      </w:r>
+      <w:r>
+        <w:rPr>
+          <w:rFonts w:hint="eastAsia"/>
+          <w:color w:val="0070C0"/>
+        </w:rPr>
+        <w:t xml:space="preserve"> </w:t>
+      </w:r>
+      <w:proofErr w:type="spellStart"/>
+      <w:r>
+        <w:rPr>
+          <w:rFonts w:hint="eastAsia"/>
+          <w:color w:val="0070C0"/>
+        </w:rPr>
+        <w:t>sdbseadapter.conf</w:t>
+      </w:r>
+      <w:proofErr w:type="spellEnd"/>
+      <w:r>
+        <w:rPr>
+          <w:rFonts w:hint="eastAsia"/>
+          <w:color w:val="0070C0"/>
+        </w:rPr>
+        <w:t>。其格式与当前</w:t>
+      </w:r>
+      <w:r>
+        <w:rPr>
+          <w:rFonts w:hint="eastAsia"/>
+          <w:color w:val="0070C0"/>
+        </w:rPr>
+        <w:t>SDB</w:t>
+      </w:r>
+      <w:r>
+        <w:rPr>
+          <w:rFonts w:hint="eastAsia"/>
+          <w:color w:val="0070C0"/>
+        </w:rPr>
+        <w:t>引擎的格式一致，包含的配置项为：</w:t>
+      </w:r>
+    </w:p>
+    <w:tbl>
+      <w:tblPr>
+        <w:tblStyle w:val="TableGrid"/>
+        <w:tblW w:w="0" w:type="auto"/>
+        <w:tblLook w:val="04A0"/>
+      </w:tblPr>
+      <w:tblGrid>
+        <w:gridCol w:w="2840"/>
+        <w:gridCol w:w="2841"/>
+        <w:gridCol w:w="2841"/>
+      </w:tblGrid>
+      <w:tr>
+        <w:tc>
+          <w:tcPr>
+            <w:tcW w:w="2840" w:type="dxa"/>
+          </w:tcPr>
+          <w:p>
+            <w:pPr>
+              <w:jc w:val="center"/>
+              <w:rPr>
+                <w:b/>
+                <w:color w:val="0070C0"/>
+              </w:rPr>
+            </w:pPr>
+            <w:r>
+              <w:rPr>
+                <w:rFonts w:hint="eastAsia"/>
+                <w:b/>
+                <w:color w:val="0070C0"/>
+              </w:rPr>
+              <w:t>配置项名称</w:t>
+            </w:r>
+          </w:p>
+        </w:tc>
+        <w:tc>
+          <w:tcPr>
+            <w:tcW w:w="2841" w:type="dxa"/>
+          </w:tcPr>
+          <w:p>
+            <w:pPr>
+              <w:jc w:val="center"/>
+              <w:rPr>
+                <w:b/>
+                <w:color w:val="0070C0"/>
+              </w:rPr>
+            </w:pPr>
+            <w:r>
+              <w:rPr>
+                <w:rFonts w:hint="eastAsia"/>
+                <w:b/>
+                <w:color w:val="0070C0"/>
+              </w:rPr>
+              <w:t>含义</w:t>
+            </w:r>
+          </w:p>
+        </w:tc>
+        <w:tc>
+          <w:tcPr>
+            <w:tcW w:w="2841" w:type="dxa"/>
+          </w:tcPr>
+          <w:p>
+            <w:pPr>
+              <w:jc w:val="center"/>
+              <w:rPr>
+                <w:b/>
+                <w:color w:val="0070C0"/>
+              </w:rPr>
+            </w:pPr>
+            <w:r>
+              <w:rPr>
+                <w:rFonts w:hint="eastAsia"/>
+                <w:b/>
+                <w:color w:val="0070C0"/>
+              </w:rPr>
+              <w:t>默认值</w:t>
+            </w:r>
+          </w:p>
+        </w:tc>
+      </w:tr>
+      <w:tr>
+        <w:tc>
+          <w:tcPr>
+            <w:tcW w:w="2840" w:type="dxa"/>
+          </w:tcPr>
+          <w:p>
+            <w:pPr>
+              <w:rPr>
+                <w:color w:val="0070C0"/>
+              </w:rPr>
+            </w:pPr>
+            <w:proofErr w:type="spellStart"/>
+            <w:r>
+              <w:rPr>
+                <w:color w:val="0070C0"/>
+              </w:rPr>
+              <w:lastRenderedPageBreak/>
+              <w:t>datanodehost</w:t>
+            </w:r>
+            <w:proofErr w:type="spellEnd"/>
+          </w:p>
+        </w:tc>
+        <w:tc>
+          <w:tcPr>
+            <w:tcW w:w="2841" w:type="dxa"/>
+          </w:tcPr>
+          <w:p>
+            <w:pPr>
+              <w:rPr>
+                <w:color w:val="0070C0"/>
+              </w:rPr>
+            </w:pPr>
+            <w:r>
+              <w:rPr>
+                <w:rFonts w:hint="eastAsia"/>
+                <w:color w:val="0070C0"/>
+              </w:rPr>
+              <w:t>对应数据结点所有主机</w:t>
+            </w:r>
+          </w:p>
+        </w:tc>
+        <w:tc>
+          <w:tcPr>
+            <w:tcW w:w="2841" w:type="dxa"/>
+          </w:tcPr>
+          <w:p>
+            <w:pPr>
+              <w:rPr>
+                <w:color w:val="0070C0"/>
+              </w:rPr>
+            </w:pPr>
+            <w:proofErr w:type="spellStart"/>
+            <w:r>
+              <w:rPr>
+                <w:rFonts w:hint="eastAsia"/>
+                <w:color w:val="0070C0"/>
+              </w:rPr>
+              <w:t>localhost</w:t>
+            </w:r>
+            <w:proofErr w:type="spellEnd"/>
+          </w:p>
+        </w:tc>
+      </w:tr>
+      <w:tr>
+        <w:tc>
+          <w:tcPr>
+            <w:tcW w:w="2840" w:type="dxa"/>
+          </w:tcPr>
+          <w:p>
+            <w:pPr>
+              <w:rPr>
+                <w:color w:val="0070C0"/>
+              </w:rPr>
+            </w:pPr>
+            <w:proofErr w:type="spellStart"/>
+            <w:r>
+              <w:rPr>
+                <w:color w:val="0070C0"/>
+              </w:rPr>
+              <w:t>datanodeport</w:t>
+            </w:r>
+            <w:proofErr w:type="spellEnd"/>
+          </w:p>
+        </w:tc>
+        <w:tc>
+          <w:tcPr>
+            <w:tcW w:w="2841" w:type="dxa"/>
+          </w:tcPr>
+          <w:p>
+            <w:pPr>
+              <w:jc w:val="left"/>
+              <w:rPr>
+                <w:color w:val="0070C0"/>
+              </w:rPr>
+            </w:pPr>
+            <w:r>
+              <w:rPr>
+                <w:rFonts w:hint="eastAsia"/>
+                <w:color w:val="0070C0"/>
+              </w:rPr>
+              <w:t>对应数据结点端口号，对于单机，为其服务端口；对于集群中的数据结点，为其</w:t>
+            </w:r>
+            <w:r>
+              <w:rPr>
+                <w:rFonts w:hint="eastAsia"/>
+                <w:color w:val="0070C0"/>
+              </w:rPr>
+              <w:t>shard</w:t>
+            </w:r>
+            <w:r>
+              <w:rPr>
+                <w:rFonts w:hint="eastAsia"/>
+                <w:color w:val="0070C0"/>
+              </w:rPr>
+              <w:t>平面端口</w:t>
+            </w:r>
+          </w:p>
+        </w:tc>
+        <w:tc>
+          <w:tcPr>
+            <w:tcW w:w="2841" w:type="dxa"/>
+          </w:tcPr>
+          <w:p>
+            <w:pPr>
+              <w:rPr>
+                <w:color w:val="0070C0"/>
+              </w:rPr>
+            </w:pPr>
+            <w:r>
+              <w:rPr>
+                <w:rFonts w:hint="eastAsia"/>
+                <w:color w:val="0070C0"/>
+              </w:rPr>
+              <w:t>无</w:t>
+            </w:r>
+          </w:p>
+        </w:tc>
+      </w:tr>
+      <w:tr>
+        <w:tc>
+          <w:tcPr>
+            <w:tcW w:w="2840" w:type="dxa"/>
+          </w:tcPr>
+          <w:p>
+            <w:pPr>
+              <w:rPr>
+                <w:color w:val="0070C0"/>
+              </w:rPr>
+            </w:pPr>
+            <w:proofErr w:type="spellStart"/>
+            <w:r>
+              <w:rPr>
+                <w:rFonts w:hint="eastAsia"/>
+                <w:color w:val="0070C0"/>
+              </w:rPr>
+              <w:t>d</w:t>
+            </w:r>
+            <w:r>
+              <w:rPr>
+                <w:color w:val="0070C0"/>
+              </w:rPr>
+              <w:t>iaglevel</w:t>
+            </w:r>
+            <w:proofErr w:type="spellEnd"/>
+          </w:p>
+        </w:tc>
+        <w:tc>
+          <w:tcPr>
+            <w:tcW w:w="2841" w:type="dxa"/>
+          </w:tcPr>
+          <w:p>
+            <w:pPr>
+              <w:rPr>
+                <w:color w:val="0070C0"/>
+              </w:rPr>
+            </w:pPr>
+            <w:r>
+              <w:rPr>
+                <w:rFonts w:hint="eastAsia"/>
+                <w:color w:val="0070C0"/>
+              </w:rPr>
+              <w:t>诊断日志级别</w:t>
+            </w:r>
+          </w:p>
+        </w:tc>
+        <w:tc>
+          <w:tcPr>
+            <w:tcW w:w="2841" w:type="dxa"/>
+          </w:tcPr>
+          <w:p>
+            <w:pPr>
+              <w:rPr>
+                <w:color w:val="0070C0"/>
+              </w:rPr>
+            </w:pPr>
+            <w:r>
+              <w:rPr>
+                <w:rFonts w:hint="eastAsia"/>
+                <w:color w:val="0070C0"/>
+              </w:rPr>
+              <w:t>3</w:t>
+            </w:r>
+            <w:r>
+              <w:rPr>
+                <w:rFonts w:hint="eastAsia"/>
+                <w:color w:val="0070C0"/>
+              </w:rPr>
+              <w:t>，即</w:t>
+            </w:r>
+            <w:r>
+              <w:rPr>
+                <w:rFonts w:hint="eastAsia"/>
+                <w:color w:val="0070C0"/>
+              </w:rPr>
+              <w:t>WARNING</w:t>
+            </w:r>
+          </w:p>
+        </w:tc>
+      </w:tr>
+      <w:tr>
+        <w:tc>
+          <w:tcPr>
+            <w:tcW w:w="2840" w:type="dxa"/>
+          </w:tcPr>
+          <w:p>
+            <w:pPr>
+              <w:rPr>
+                <w:color w:val="0070C0"/>
+              </w:rPr>
+            </w:pPr>
+            <w:proofErr w:type="spellStart"/>
+            <w:r>
+              <w:rPr>
+                <w:rFonts w:hint="eastAsia"/>
+                <w:color w:val="0070C0"/>
+              </w:rPr>
+              <w:t>s</w:t>
+            </w:r>
+            <w:r>
+              <w:rPr>
+                <w:color w:val="0070C0"/>
+              </w:rPr>
+              <w:t>earchenginehost</w:t>
+            </w:r>
+            <w:proofErr w:type="spellEnd"/>
+          </w:p>
+        </w:tc>
+        <w:tc>
+          <w:tcPr>
+            <w:tcW w:w="2841" w:type="dxa"/>
+          </w:tcPr>
+          <w:p>
+            <w:pPr>
+              <w:rPr>
+                <w:color w:val="0070C0"/>
+              </w:rPr>
+            </w:pPr>
+            <w:r>
+              <w:rPr>
+                <w:rFonts w:hint="eastAsia"/>
+                <w:color w:val="0070C0"/>
+              </w:rPr>
+              <w:t>搜索服务器所在主机</w:t>
+            </w:r>
+            <w:r>
+              <w:rPr>
+                <w:rFonts w:hint="eastAsia"/>
+                <w:color w:val="0070C0"/>
+              </w:rPr>
+              <w:t>IP</w:t>
+            </w:r>
+          </w:p>
+        </w:tc>
+        <w:tc>
+          <w:tcPr>
+            <w:tcW w:w="2841" w:type="dxa"/>
+          </w:tcPr>
+          <w:p>
+            <w:pPr>
+              <w:rPr>
+                <w:color w:val="0070C0"/>
+              </w:rPr>
+            </w:pPr>
+            <w:proofErr w:type="spellStart"/>
+            <w:r>
+              <w:rPr>
+                <w:rFonts w:hint="eastAsia"/>
+                <w:color w:val="0070C0"/>
+              </w:rPr>
+              <w:t>localhost</w:t>
+            </w:r>
+            <w:proofErr w:type="spellEnd"/>
+          </w:p>
+        </w:tc>
+      </w:tr>
+      <w:tr>
+        <w:tc>
+          <w:tcPr>
+            <w:tcW w:w="2840" w:type="dxa"/>
+          </w:tcPr>
+          <w:p>
+            <w:pPr>
+              <w:rPr>
+                <w:color w:val="0070C0"/>
+              </w:rPr>
+            </w:pPr>
+            <w:proofErr w:type="spellStart"/>
+            <w:r>
+              <w:rPr>
+                <w:color w:val="0070C0"/>
+              </w:rPr>
+              <w:t>searchengineport</w:t>
+            </w:r>
+            <w:proofErr w:type="spellEnd"/>
+          </w:p>
+        </w:tc>
+        <w:tc>
+          <w:tcPr>
+            <w:tcW w:w="2841" w:type="dxa"/>
+          </w:tcPr>
+          <w:p>
+            <w:pPr>
+              <w:rPr>
+                <w:color w:val="0070C0"/>
+              </w:rPr>
+            </w:pPr>
+            <w:r>
+              <w:rPr>
+                <w:rFonts w:hint="eastAsia"/>
+                <w:color w:val="0070C0"/>
+              </w:rPr>
+              <w:t>搜索服务器端口</w:t>
+            </w:r>
+          </w:p>
+        </w:tc>
+        <w:tc>
+          <w:tcPr>
+            <w:tcW w:w="2841" w:type="dxa"/>
+          </w:tcPr>
+          <w:p>
+            <w:pPr>
+              <w:rPr>
+                <w:color w:val="0070C0"/>
+              </w:rPr>
+            </w:pPr>
+            <w:r>
+              <w:rPr>
+                <w:rFonts w:hint="eastAsia"/>
+                <w:color w:val="0070C0"/>
+              </w:rPr>
+              <w:t>9200</w:t>
+            </w:r>
+          </w:p>
+        </w:tc>
+      </w:tr>
+    </w:tbl>
+    <w:p>
+      <w:pPr>
+        <w:rPr>
+          <w:color w:val="0070C0"/>
+        </w:rPr>
+      </w:pPr>
+      <w:r>
+        <w:rPr>
+          <w:rFonts w:hint="eastAsia"/>
+          <w:color w:val="0070C0"/>
+        </w:rPr>
+        <w:t>适配器使用单独的诊断日志文件</w:t>
+      </w:r>
+      <w:r>
+        <w:rPr>
+          <w:rFonts w:hint="eastAsia"/>
+          <w:color w:val="0070C0"/>
+        </w:rPr>
+        <w:t>，</w:t>
+      </w:r>
+      <w:r>
+        <w:rPr>
+          <w:rFonts w:hint="eastAsia"/>
+          <w:color w:val="0070C0"/>
+        </w:rPr>
+        <w:t>命名为</w:t>
+      </w:r>
+      <w:r>
+        <w:rPr>
+          <w:rFonts w:hint="eastAsia"/>
+          <w:color w:val="0070C0"/>
+        </w:rPr>
+        <w:t>sdbseadapter.log</w:t>
+      </w:r>
+      <w:r>
+        <w:rPr>
+          <w:rFonts w:hint="eastAsia"/>
+          <w:color w:val="0070C0"/>
+        </w:rPr>
+        <w:t>，</w:t>
+      </w:r>
+      <w:r>
+        <w:rPr>
+          <w:rFonts w:hint="eastAsia"/>
+          <w:color w:val="0070C0"/>
+        </w:rPr>
+        <w:t>文件路径与节点的诊断文件一致。</w:t>
       </w:r>
     </w:p>
     <w:p>
@@ -713,7 +1376,6 @@
           <w:rFonts w:hint="eastAsia"/>
           <w:color w:val="auto"/>
         </w:rPr>
-        <w:lastRenderedPageBreak/>
         <w:t>bufferSize</w:t>
       </w:r>
       <w:proofErr w:type="spellEnd"/>
@@ -1730,7 +2392,15 @@
                 <w:rFonts w:hint="eastAsia"/>
                 <w:color w:val="auto"/>
               </w:rPr>
-              <w:t>索引控制块结构</w:t>
+              <w:t>索引控</w:t>
+            </w:r>
+            <w:r>
+              <w:rPr>
+                <w:rFonts w:hint="eastAsia"/>
+                <w:color w:val="auto"/>
+              </w:rPr>
+              <w:lastRenderedPageBreak/>
+              <w:t>制块结构</w:t>
             </w:r>
           </w:p>
         </w:tc>
@@ -1751,7 +2421,16 @@
                 <w:rFonts w:hint="eastAsia"/>
                 <w:color w:val="auto"/>
               </w:rPr>
-              <w:t>类型扩展，增加全文检索类型</w:t>
+              <w:lastRenderedPageBreak/>
+              <w:t>类型扩展，增加全文检索</w:t>
+            </w:r>
+            <w:r>
+              <w:rPr>
+                <w:rFonts w:hint="eastAsia"/>
+                <w:color w:val="auto"/>
+              </w:rPr>
+              <w:lastRenderedPageBreak/>
+              <w:t>类型</w:t>
             </w:r>
           </w:p>
         </w:tc>
@@ -1772,7 +2451,16 @@
                 <w:rFonts w:hint="eastAsia"/>
                 <w:color w:val="auto"/>
               </w:rPr>
-              <w:t>使用不同的位表示，当前类型包括：</w:t>
+              <w:lastRenderedPageBreak/>
+              <w:t>使用不同的位表示，当</w:t>
+            </w:r>
+            <w:r>
+              <w:rPr>
+                <w:rFonts w:hint="eastAsia"/>
+                <w:color w:val="auto"/>
+              </w:rPr>
+              <w:lastRenderedPageBreak/>
+              <w:t>前类型包括：</w:t>
             </w:r>
             <w:r>
               <w:rPr>
@@ -1820,33 +2508,6 @@
         </w:tc>
       </w:tr>
     </w:tbl>
-    <w:p>
-      <w:pPr>
-        <w:rPr>
-          <w:color w:val="FF0000"/>
-        </w:rPr>
-      </w:pPr>
-      <w:r>
-        <w:rPr>
-          <w:rFonts w:hint="eastAsia"/>
-        </w:rPr>
-        <w:tab/>
-      </w:r>
-      <w:r>
-        <w:rPr>
-          <w:rFonts w:hint="eastAsia"/>
-          <w:color w:val="FF0000"/>
-        </w:rPr>
-        <w:t>集合中不增加类型信息，依赖其所在的集合空间类型确定。</w:t>
-      </w:r>
-    </w:p>
-    <w:p>
-      <w:pPr>
-        <w:rPr>
-          <w:color w:val="FF0000"/>
-        </w:rPr>
-      </w:pPr>
-    </w:p>
     <w:p>
       <w:pPr>
         <w:pStyle w:val="ListParagraph"/>
@@ -1855,20 +2516,21 @@
           <w:numId w:val="25"/>
         </w:numPr>
         <w:rPr>
-          <w:color w:val="FF0000"/>
-        </w:rPr>
-      </w:pPr>
-      <w:r>
-        <w:rPr>
-          <w:rFonts w:hint="eastAsia"/>
-          <w:color w:val="FF0000"/>
-        </w:rPr>
+          <w:color w:val="auto"/>
+        </w:rPr>
+      </w:pPr>
+      <w:r>
+        <w:rPr>
+          <w:rFonts w:hint="eastAsia"/>
+          <w:color w:val="auto"/>
+        </w:rPr>
+        <w:lastRenderedPageBreak/>
         <w:t>日志新增</w:t>
       </w:r>
       <w:r>
         <w:rPr>
           <w:rFonts w:hint="eastAsia"/>
-          <w:color w:val="FF0000"/>
+          <w:color w:val="auto"/>
         </w:rPr>
         <w:t>及变更</w:t>
       </w:r>
@@ -1879,27 +2541,27 @@
         <w:ind w:left="840" w:firstLine="0"/>
         <w:jc w:val="left"/>
         <w:rPr>
-          <w:color w:val="FF0000"/>
-        </w:rPr>
-      </w:pPr>
-      <w:r>
-        <w:rPr>
-          <w:rFonts w:hint="eastAsia"/>
-          <w:color w:val="FF0000"/>
+          <w:color w:val="auto"/>
+        </w:rPr>
+      </w:pPr>
+      <w:r>
+        <w:rPr>
+          <w:rFonts w:hint="eastAsia"/>
+          <w:color w:val="auto"/>
         </w:rPr>
         <w:t>对于固定集合空间及固定集合，</w:t>
       </w:r>
       <w:r>
         <w:rPr>
           <w:rFonts w:hint="eastAsia"/>
-          <w:color w:val="FF0000"/>
+          <w:color w:val="auto"/>
         </w:rPr>
         <w:t>日志及对应的操作接口</w:t>
       </w:r>
       <w:r>
         <w:rPr>
           <w:rFonts w:hint="eastAsia"/>
-          <w:color w:val="FF0000"/>
+          <w:color w:val="auto"/>
         </w:rPr>
         <w:t>均采用新增的方式，不影响已有接口。</w:t>
       </w:r>
@@ -2430,7 +3092,6 @@
         <w:t>不包含文件头空间。</w:t>
       </w:r>
     </w:p>
-    <w:p/>
     <w:p>
       <w:pPr>
         <w:pStyle w:val="ListParagraph"/>
@@ -2555,7 +3216,6 @@
                 <w:rFonts w:hint="eastAsia"/>
                 <w:color w:val="auto"/>
               </w:rPr>
-              <w:lastRenderedPageBreak/>
               <w:t>p</w:t>
             </w:r>
             <w:r>
@@ -2640,10 +3300,14 @@
           <w:ilvl w:val="1"/>
           <w:numId w:val="2"/>
         </w:numPr>
-      </w:pPr>
-      <w:r>
-        <w:rPr>
-          <w:rFonts w:hint="eastAsia"/>
+        <w:rPr>
+          <w:color w:val="0070C0"/>
+        </w:rPr>
+      </w:pPr>
+      <w:r>
+        <w:rPr>
+          <w:rFonts w:hint="eastAsia"/>
+          <w:color w:val="0070C0"/>
         </w:rPr>
         <w:t>逻辑架构</w:t>
       </w:r>
@@ -2690,9 +3354,9 @@
         </w:rPr>
         <w:drawing>
           <wp:inline distT="0" distB="0" distL="0" distR="0">
-            <wp:extent cx="5274310" cy="3060835"/>
+            <wp:extent cx="5274310" cy="2950958"/>
             <wp:effectExtent l="19050" t="0" r="2540" b="0"/>
-            <wp:docPr id="1" name="Picture 2"/>
+            <wp:docPr id="7" name="Picture 4"/>
             <wp:cNvGraphicFramePr>
               <a:graphicFrameLocks xmlns:a="http://schemas.openxmlformats.org/drawingml/2006/main" noChangeAspect="1"/>
             </wp:cNvGraphicFramePr>
@@ -2700,7 +3364,7 @@
               <a:graphicData uri="http://schemas.openxmlformats.org/drawingml/2006/picture">
                 <pic:pic xmlns:pic="http://schemas.openxmlformats.org/drawingml/2006/picture">
                   <pic:nvPicPr>
-                    <pic:cNvPr id="0" name="Picture 2"/>
+                    <pic:cNvPr id="0" name="Picture 4"/>
                     <pic:cNvPicPr>
                       <a:picLocks noChangeAspect="1" noChangeArrowheads="1"/>
                     </pic:cNvPicPr>
@@ -2715,7 +3379,7 @@
                   <pic:spPr bwMode="auto">
                     <a:xfrm>
                       <a:off x="0" y="0"/>
-                      <a:ext cx="5274310" cy="3060835"/>
+                      <a:ext cx="5274310" cy="2950958"/>
                     </a:xfrm>
                     <a:prstGeom prst="rect">
                       <a:avLst/>
@@ -2742,16 +3406,21 @@
           <w:ilvl w:val="0"/>
           <w:numId w:val="16"/>
         </w:numPr>
-      </w:pPr>
-      <w:r>
-        <w:rPr>
-          <w:rFonts w:hint="eastAsia"/>
+        <w:rPr>
+          <w:color w:val="0070C0"/>
+        </w:rPr>
+      </w:pPr>
+      <w:r>
+        <w:rPr>
+          <w:rFonts w:hint="eastAsia"/>
+          <w:color w:val="0070C0"/>
         </w:rPr>
         <w:t xml:space="preserve">Search Engine </w:t>
       </w:r>
       <w:r>
         <w:rPr>
           <w:rFonts w:hint="eastAsia"/>
+          <w:color w:val="0070C0"/>
         </w:rPr>
         <w:t>Adapter</w:t>
       </w:r>
@@ -2760,70 +3429,101 @@
       <w:pPr>
         <w:pStyle w:val="ListParagraph"/>
         <w:ind w:left="840" w:firstLine="0"/>
-      </w:pPr>
-      <w:r>
-        <w:rPr>
-          <w:rFonts w:hint="eastAsia"/>
+        <w:rPr>
+          <w:color w:val="0070C0"/>
+        </w:rPr>
+      </w:pPr>
+      <w:r>
+        <w:rPr>
+          <w:rFonts w:hint="eastAsia"/>
+          <w:color w:val="0070C0"/>
         </w:rPr>
         <w:t>搜索服务器适配器</w:t>
       </w:r>
       <w:r>
         <w:rPr>
           <w:rFonts w:hint="eastAsia"/>
+          <w:color w:val="0070C0"/>
         </w:rPr>
         <w:t>，</w:t>
       </w:r>
       <w:r>
         <w:rPr>
           <w:rFonts w:hint="eastAsia"/>
+          <w:color w:val="0070C0"/>
+        </w:rPr>
+        <w:t>独立运行进程，</w:t>
+      </w:r>
+      <w:r>
+        <w:rPr>
+          <w:rFonts w:hint="eastAsia"/>
+          <w:color w:val="0070C0"/>
         </w:rPr>
         <w:t>负责从</w:t>
       </w:r>
       <w:r>
         <w:rPr>
           <w:rFonts w:hint="eastAsia"/>
+          <w:color w:val="0070C0"/>
         </w:rPr>
         <w:t>SDB</w:t>
       </w:r>
       <w:r>
         <w:rPr>
           <w:rFonts w:hint="eastAsia"/>
+          <w:color w:val="0070C0"/>
         </w:rPr>
         <w:t>获取待索引数据，发送到搜索引擎完成索引，及接收</w:t>
       </w:r>
       <w:r>
         <w:rPr>
           <w:rFonts w:hint="eastAsia"/>
+          <w:color w:val="0070C0"/>
         </w:rPr>
         <w:t>SDB</w:t>
       </w:r>
       <w:r>
         <w:rPr>
           <w:rFonts w:hint="eastAsia"/>
-        </w:rPr>
-        <w:t>检索请求，发送到搜索引擎执行，并对结果进行处理和返回。</w:t>
+          <w:color w:val="0070C0"/>
+        </w:rPr>
+        <w:t>检索请求，发送到搜索引擎执行，并对结果进行处理和</w:t>
+      </w:r>
+      <w:r>
+        <w:rPr>
+          <w:rFonts w:hint="eastAsia"/>
+          <w:color w:val="0070C0"/>
+        </w:rPr>
+        <w:lastRenderedPageBreak/>
+        <w:t>返回。</w:t>
       </w:r>
     </w:p>
     <w:p>
       <w:pPr>
         <w:pStyle w:val="ListParagraph"/>
         <w:ind w:left="840" w:firstLine="0"/>
-      </w:pPr>
-      <w:r>
-        <w:rPr>
-          <w:rFonts w:hint="eastAsia"/>
+        <w:rPr>
+          <w:color w:val="0070C0"/>
+        </w:rPr>
+      </w:pPr>
+      <w:r>
+        <w:rPr>
+          <w:rFonts w:hint="eastAsia"/>
+          <w:color w:val="0070C0"/>
         </w:rPr>
         <w:t>该适配器做成无状态的，即不需要持久化状态等数据，而是利用</w:t>
       </w:r>
       <w:r>
         <w:rPr>
           <w:rFonts w:hint="eastAsia"/>
+          <w:color w:val="0070C0"/>
         </w:rPr>
         <w:t>ES</w:t>
       </w:r>
       <w:r>
         <w:rPr>
           <w:rFonts w:hint="eastAsia"/>
+          <w:color w:val="0070C0"/>
         </w:rPr>
         <w:t>等进行存储。</w:t>
       </w:r>
@@ -2835,11 +3535,15 @@
           <w:ilvl w:val="0"/>
           <w:numId w:val="18"/>
         </w:numPr>
+        <w:rPr>
+          <w:color w:val="0070C0"/>
+        </w:rPr>
       </w:pPr>
       <w:proofErr w:type="spellStart"/>
       <w:r>
         <w:rPr>
           <w:rFonts w:hint="eastAsia"/>
+          <w:color w:val="0070C0"/>
         </w:rPr>
         <w:t>config</w:t>
       </w:r>
@@ -2847,24 +3551,49 @@
       <w:r>
         <w:rPr>
           <w:rFonts w:hint="eastAsia"/>
+          <w:color w:val="0070C0"/>
         </w:rPr>
         <w:t xml:space="preserve"> manager</w:t>
       </w:r>
       <w:r>
         <w:rPr>
           <w:rFonts w:hint="eastAsia"/>
-        </w:rPr>
-        <w:t>：维护</w:t>
-      </w:r>
-      <w:r>
-        <w:rPr>
-          <w:rFonts w:hint="eastAsia"/>
-        </w:rPr>
-        <w:t>连接器相关的配置</w:t>
-      </w:r>
-      <w:r>
-        <w:rPr>
-          <w:rFonts w:hint="eastAsia"/>
+          <w:color w:val="0070C0"/>
+        </w:rPr>
+        <w:t>：</w:t>
+      </w:r>
+      <w:r>
+        <w:rPr>
+          <w:rFonts w:hint="eastAsia"/>
+          <w:color w:val="0070C0"/>
+        </w:rPr>
+        <w:t>加载及</w:t>
+      </w:r>
+      <w:r>
+        <w:rPr>
+          <w:rFonts w:hint="eastAsia"/>
+          <w:color w:val="0070C0"/>
+        </w:rPr>
+        <w:t>维护</w:t>
+      </w:r>
+      <w:r>
+        <w:rPr>
+          <w:rFonts w:hint="eastAsia"/>
+          <w:color w:val="0070C0"/>
+        </w:rPr>
+        <w:t>适配器</w:t>
+      </w:r>
+      <w:r>
+        <w:rPr>
+          <w:rFonts w:hint="eastAsia"/>
+          <w:color w:val="0070C0"/>
+        </w:rPr>
+        <w:t>相关的配置</w:t>
+      </w:r>
+      <w:r>
+        <w:rPr>
+          <w:rFonts w:hint="eastAsia"/>
+          <w:color w:val="0070C0"/>
         </w:rPr>
         <w:t>。</w:t>
       </w:r>
@@ -2876,36 +3605,44 @@
           <w:ilvl w:val="0"/>
           <w:numId w:val="18"/>
         </w:numPr>
-      </w:pPr>
-      <w:r>
-        <w:rPr>
-          <w:rFonts w:hint="eastAsia"/>
-        </w:rPr>
-        <w:t>SDB Agent</w:t>
-      </w:r>
-      <w:r>
-        <w:rPr>
-          <w:rFonts w:hint="eastAsia"/>
+        <w:rPr>
+          <w:color w:val="0070C0"/>
+        </w:rPr>
+      </w:pPr>
+      <w:r>
+        <w:rPr>
+          <w:rFonts w:hint="eastAsia"/>
+          <w:color w:val="0070C0"/>
+        </w:rPr>
+        <w:t>net route agent</w:t>
+      </w:r>
+      <w:r>
+        <w:rPr>
+          <w:rFonts w:hint="eastAsia"/>
+          <w:color w:val="0070C0"/>
         </w:rPr>
         <w:t>：</w:t>
       </w:r>
       <w:r>
         <w:rPr>
           <w:rFonts w:hint="eastAsia"/>
-        </w:rPr>
-        <w:t>负责维护与</w:t>
-      </w:r>
-      <w:r>
-        <w:rPr>
-          <w:rFonts w:hint="eastAsia"/>
-        </w:rPr>
-        <w:t>SDB</w:t>
-      </w:r>
-      <w:r>
-        <w:rPr>
-          <w:rFonts w:hint="eastAsia"/>
-        </w:rPr>
-        <w:t>之间的连接。</w:t>
+          <w:color w:val="0070C0"/>
+        </w:rPr>
+        <w:t>用于索引流程，负责通过网络从引获取数据</w:t>
+      </w:r>
+      <w:r>
+        <w:rPr>
+          <w:rFonts w:hint="eastAsia"/>
+          <w:color w:val="0070C0"/>
+        </w:rPr>
+        <w:t>，并最终分发到适配器的索引线程处理</w:t>
+      </w:r>
+      <w:r>
+        <w:rPr>
+          <w:rFonts w:hint="eastAsia"/>
+          <w:color w:val="0070C0"/>
+        </w:rPr>
+        <w:t>。</w:t>
       </w:r>
     </w:p>
     <w:p>
@@ -2915,24 +3652,67 @@
           <w:ilvl w:val="0"/>
           <w:numId w:val="18"/>
         </w:numPr>
-      </w:pPr>
-      <w:r>
-        <w:rPr>
-          <w:rFonts w:hint="eastAsia"/>
-        </w:rPr>
-        <w:t>Search Engine Agent</w:t>
-      </w:r>
-      <w:r>
-        <w:rPr>
-          <w:rFonts w:hint="eastAsia"/>
+        <w:rPr>
+          <w:color w:val="0070C0"/>
+        </w:rPr>
+      </w:pPr>
+      <w:r>
+        <w:rPr>
+          <w:rFonts w:hint="eastAsia"/>
+          <w:color w:val="0070C0"/>
+        </w:rPr>
+        <w:t>i</w:t>
+      </w:r>
+      <w:r>
+        <w:rPr>
+          <w:rFonts w:hint="eastAsia"/>
+          <w:color w:val="0070C0"/>
+        </w:rPr>
+        <w:t xml:space="preserve">ndex </w:t>
+      </w:r>
+      <w:proofErr w:type="spellStart"/>
+      <w:r>
+        <w:rPr>
+          <w:rFonts w:hint="eastAsia"/>
+          <w:color w:val="0070C0"/>
+        </w:rPr>
+        <w:t>async</w:t>
+      </w:r>
+      <w:proofErr w:type="spellEnd"/>
+      <w:r>
+        <w:rPr>
+          <w:rFonts w:hint="eastAsia"/>
+          <w:color w:val="0070C0"/>
+        </w:rPr>
+        <w:t xml:space="preserve"> session manager</w:t>
+      </w:r>
+      <w:r>
+        <w:rPr>
+          <w:rFonts w:hint="eastAsia"/>
+          <w:color w:val="0070C0"/>
         </w:rPr>
         <w:t>：</w:t>
       </w:r>
       <w:r>
         <w:rPr>
           <w:rFonts w:hint="eastAsia"/>
-        </w:rPr>
-        <w:t>负责处理与搜索引擎之间的连接。</w:t>
+          <w:color w:val="0070C0"/>
+        </w:rPr>
+        <w:t>异步索引会话管理器</w:t>
+      </w:r>
+      <w:r>
+        <w:rPr>
+          <w:rFonts w:hint="eastAsia"/>
+          <w:color w:val="0070C0"/>
+        </w:rPr>
+        <w:t>，负责启动及管理索引线程</w:t>
+      </w:r>
+      <w:r>
+        <w:rPr>
+          <w:rFonts w:hint="eastAsia"/>
+          <w:color w:val="0070C0"/>
+        </w:rPr>
+        <w:t>。</w:t>
       </w:r>
     </w:p>
     <w:p>
@@ -2942,28 +3722,49 @@
           <w:ilvl w:val="0"/>
           <w:numId w:val="18"/>
         </w:numPr>
-      </w:pPr>
-      <w:r>
-        <w:rPr>
-          <w:rFonts w:hint="eastAsia"/>
-        </w:rPr>
-        <w:t>Text Search Task Manager</w:t>
-      </w:r>
-      <w:r>
-        <w:rPr>
-          <w:rFonts w:hint="eastAsia"/>
-        </w:rPr>
-        <w:t>：全文检索任务管理器，负责创建及维护检索任务，处理</w:t>
-      </w:r>
-      <w:r>
-        <w:rPr>
-          <w:rFonts w:hint="eastAsia"/>
+        <w:rPr>
+          <w:color w:val="0070C0"/>
+        </w:rPr>
+      </w:pPr>
+      <w:r>
+        <w:rPr>
+          <w:rFonts w:hint="eastAsia"/>
+          <w:color w:val="0070C0"/>
+        </w:rPr>
+        <w:t>search sessions</w:t>
+      </w:r>
+      <w:r>
+        <w:rPr>
+          <w:rFonts w:hint="eastAsia"/>
+          <w:color w:val="0070C0"/>
+        </w:rPr>
+        <w:t>：</w:t>
+      </w:r>
+      <w:r>
+        <w:rPr>
+          <w:rFonts w:hint="eastAsia"/>
+          <w:color w:val="0070C0"/>
+        </w:rPr>
+        <w:t>搜索会话线程</w:t>
+      </w:r>
+      <w:r>
+        <w:rPr>
+          <w:rFonts w:hint="eastAsia"/>
+          <w:color w:val="0070C0"/>
+        </w:rPr>
+        <w:t>，处理</w:t>
+      </w:r>
+      <w:r>
+        <w:rPr>
+          <w:rFonts w:hint="eastAsia"/>
+          <w:color w:val="0070C0"/>
         </w:rPr>
         <w:t>SDB</w:t>
       </w:r>
       <w:r>
         <w:rPr>
           <w:rFonts w:hint="eastAsia"/>
+          <w:color w:val="0070C0"/>
         </w:rPr>
         <w:t>发来的全文检索请求，及返回结果。</w:t>
       </w:r>
@@ -2975,42 +3776,37 @@
           <w:ilvl w:val="0"/>
           <w:numId w:val="18"/>
         </w:numPr>
-      </w:pPr>
-      <w:r>
-        <w:rPr>
-          <w:rFonts w:hint="eastAsia"/>
-        </w:rPr>
-        <w:t>Text Index Task Manager</w:t>
-      </w:r>
-      <w:r>
-        <w:rPr>
-          <w:rFonts w:hint="eastAsia"/>
-        </w:rPr>
-        <w:t>：索引管理器，根据配置从</w:t>
-      </w:r>
-      <w:r>
-        <w:rPr>
-          <w:rFonts w:hint="eastAsia"/>
-        </w:rPr>
-        <w:t>SDB</w:t>
-      </w:r>
-      <w:r>
-        <w:rPr>
-          <w:rFonts w:hint="eastAsia"/>
-        </w:rPr>
-        <w:t>拉取待索引数据，并在存储引擎上完成索引，并与</w:t>
-      </w:r>
-      <w:r>
-        <w:rPr>
-          <w:rFonts w:hint="eastAsia"/>
-        </w:rPr>
-        <w:t>SDB</w:t>
-      </w:r>
-      <w:r>
-        <w:rPr>
-          <w:rFonts w:hint="eastAsia"/>
-        </w:rPr>
-        <w:t>交互清除已索引数据。</w:t>
+        <w:rPr>
+          <w:color w:val="0070C0"/>
+        </w:rPr>
+      </w:pPr>
+      <w:r>
+        <w:rPr>
+          <w:rFonts w:hint="eastAsia"/>
+          <w:color w:val="0070C0"/>
+        </w:rPr>
+        <w:t>search engine agent manager</w:t>
+      </w:r>
+      <w:r>
+        <w:rPr>
+          <w:rFonts w:hint="eastAsia"/>
+          <w:color w:val="0070C0"/>
+        </w:rPr>
+        <w:t>：</w:t>
+      </w:r>
+      <w:r>
+        <w:rPr>
+          <w:rFonts w:hint="eastAsia"/>
+          <w:color w:val="0070C0"/>
+        </w:rPr>
+        <w:t>搜索引擎客户端管理器</w:t>
+      </w:r>
+      <w:r>
+        <w:rPr>
+          <w:rFonts w:hint="eastAsia"/>
+          <w:color w:val="0070C0"/>
+        </w:rPr>
+        <w:t>。</w:t>
       </w:r>
     </w:p>
     <w:p>
@@ -3020,11 +3816,15 @@
           <w:ilvl w:val="0"/>
           <w:numId w:val="16"/>
         </w:numPr>
+        <w:rPr>
+          <w:color w:val="0070C0"/>
+        </w:rPr>
       </w:pPr>
       <w:proofErr w:type="spellStart"/>
       <w:r>
         <w:rPr>
           <w:rFonts w:hint="eastAsia"/>
+          <w:color w:val="0070C0"/>
         </w:rPr>
         <w:t>SequoiaDB</w:t>
       </w:r>
@@ -3032,6 +3832,7 @@
       <w:r>
         <w:rPr>
           <w:rFonts w:hint="eastAsia"/>
+          <w:color w:val="0070C0"/>
         </w:rPr>
         <w:t xml:space="preserve"> Engine</w:t>
       </w:r>
@@ -3043,28 +3844,51 @@
           <w:ilvl w:val="0"/>
           <w:numId w:val="19"/>
         </w:numPr>
-      </w:pPr>
-      <w:r>
-        <w:rPr>
-          <w:rFonts w:hint="eastAsia"/>
-        </w:rPr>
-        <w:t>external searcher manager</w:t>
-      </w:r>
-      <w:r>
-        <w:rPr>
-          <w:rFonts w:hint="eastAsia"/>
-        </w:rPr>
-        <w:t>：维护外部的搜索部件</w:t>
-      </w:r>
-      <w:r>
-        <w:rPr>
-          <w:rFonts w:hint="eastAsia"/>
-        </w:rPr>
-        <w:t>信息，提供注册能力，及发送请求和接收数据</w:t>
-      </w:r>
-      <w:r>
-        <w:rPr>
-          <w:rFonts w:hint="eastAsia"/>
+        <w:rPr>
+          <w:color w:val="0070C0"/>
+        </w:rPr>
+      </w:pPr>
+      <w:r>
+        <w:rPr>
+          <w:rFonts w:hint="eastAsia"/>
+          <w:color w:val="0070C0"/>
+        </w:rPr>
+        <w:t xml:space="preserve">external </w:t>
+      </w:r>
+      <w:proofErr w:type="spellStart"/>
+      <w:r>
+        <w:rPr>
+          <w:rFonts w:hint="eastAsia"/>
+          <w:color w:val="0070C0"/>
+        </w:rPr>
+        <w:t>datasource</w:t>
+      </w:r>
+      <w:proofErr w:type="spellEnd"/>
+      <w:r>
+        <w:rPr>
+          <w:rFonts w:hint="eastAsia"/>
+          <w:color w:val="0070C0"/>
+        </w:rPr>
+        <w:t xml:space="preserve"> manager</w:t>
+      </w:r>
+      <w:r>
+        <w:rPr>
+          <w:rFonts w:hint="eastAsia"/>
+          <w:color w:val="0070C0"/>
+        </w:rPr>
+        <w:t>：</w:t>
+      </w:r>
+      <w:r>
+        <w:rPr>
+          <w:rFonts w:hint="eastAsia"/>
+          <w:color w:val="0070C0"/>
+        </w:rPr>
+        <w:t>外部数据源管理器，可向外部数据源发送一个查询请求，并获得结果</w:t>
+      </w:r>
+      <w:r>
+        <w:rPr>
+          <w:rFonts w:hint="eastAsia"/>
+          <w:color w:val="0070C0"/>
         </w:rPr>
         <w:t>。</w:t>
       </w:r>
@@ -3076,40 +3900,85 @@
           <w:ilvl w:val="0"/>
           <w:numId w:val="19"/>
         </w:numPr>
-      </w:pPr>
-      <w:r>
-        <w:rPr>
-          <w:rFonts w:hint="eastAsia"/>
-        </w:rPr>
-        <w:t>session manager</w:t>
-      </w:r>
-      <w:r>
-        <w:rPr>
-          <w:rFonts w:hint="eastAsia"/>
+        <w:rPr>
+          <w:color w:val="0070C0"/>
+        </w:rPr>
+      </w:pPr>
+      <w:proofErr w:type="spellStart"/>
+      <w:r>
+        <w:rPr>
+          <w:rFonts w:hint="eastAsia"/>
+          <w:color w:val="0070C0"/>
+        </w:rPr>
+        <w:t>rtnExt</w:t>
+      </w:r>
+      <w:proofErr w:type="spellEnd"/>
+      <w:r>
+        <w:rPr>
+          <w:rFonts w:hint="eastAsia"/>
+          <w:color w:val="0070C0"/>
         </w:rPr>
         <w:t>：</w:t>
       </w:r>
-      <w:r>
-        <w:rPr>
-          <w:rFonts w:hint="eastAsia"/>
-        </w:rPr>
-        <w:t>管理</w:t>
-      </w:r>
-      <w:r>
-        <w:rPr>
-          <w:rFonts w:hint="eastAsia"/>
-        </w:rPr>
-        <w:t>所有相关的会话</w:t>
-      </w:r>
-      <w:r>
-        <w:rPr>
-          <w:rFonts w:hint="eastAsia"/>
-        </w:rPr>
-        <w:t>，见运行架构</w:t>
-      </w:r>
-      <w:r>
-        <w:rPr>
-          <w:rFonts w:hint="eastAsia"/>
+      <w:proofErr w:type="spellStart"/>
+      <w:r>
+        <w:rPr>
+          <w:rFonts w:hint="eastAsia"/>
+          <w:color w:val="0070C0"/>
+        </w:rPr>
+        <w:t>rtn</w:t>
+      </w:r>
+      <w:proofErr w:type="spellEnd"/>
+      <w:r>
+        <w:rPr>
+          <w:rFonts w:hint="eastAsia"/>
+          <w:color w:val="0070C0"/>
+        </w:rPr>
+        <w:t>层扩展，构建于原始的</w:t>
+      </w:r>
+      <w:proofErr w:type="spellStart"/>
+      <w:r>
+        <w:rPr>
+          <w:rFonts w:hint="eastAsia"/>
+          <w:color w:val="0070C0"/>
+        </w:rPr>
+        <w:t>rtn</w:t>
+      </w:r>
+      <w:proofErr w:type="spellEnd"/>
+      <w:r>
+        <w:rPr>
+          <w:rFonts w:hint="eastAsia"/>
+          <w:color w:val="0070C0"/>
+        </w:rPr>
+        <w:t>层之上，它可从原始查询中剥离出与外部数据源相关的</w:t>
+      </w:r>
+      <w:r>
+        <w:rPr>
+          <w:rFonts w:hint="eastAsia"/>
+          <w:color w:val="0070C0"/>
+        </w:rPr>
+        <w:t>信息，通过外部数据源获取所需数据，然后重写查询条件，再调用原始的</w:t>
+      </w:r>
+      <w:proofErr w:type="spellStart"/>
+      <w:r>
+        <w:rPr>
+          <w:rFonts w:hint="eastAsia"/>
+          <w:color w:val="0070C0"/>
+        </w:rPr>
+        <w:t>rtn</w:t>
+      </w:r>
+      <w:proofErr w:type="spellEnd"/>
+      <w:r>
+        <w:rPr>
+          <w:rFonts w:hint="eastAsia"/>
+          <w:color w:val="0070C0"/>
+        </w:rPr>
+        <w:t>层接口获得最终结果</w:t>
+      </w:r>
+      <w:r>
+        <w:rPr>
+          <w:rFonts w:hint="eastAsia"/>
+          <w:color w:val="0070C0"/>
         </w:rPr>
         <w:t>。</w:t>
       </w:r>
@@ -3197,12 +4066,15 @@
           <w:ilvl w:val="1"/>
           <w:numId w:val="2"/>
         </w:numPr>
-      </w:pPr>
-      <w:r>
-        <w:rPr>
-          <w:rFonts w:hint="eastAsia"/>
-        </w:rPr>
-        <w:lastRenderedPageBreak/>
+        <w:rPr>
+          <w:color w:val="0070C0"/>
+        </w:rPr>
+      </w:pPr>
+      <w:r>
+        <w:rPr>
+          <w:rFonts w:hint="eastAsia"/>
+          <w:color w:val="0070C0"/>
+        </w:rPr>
         <w:t>运行架构</w:t>
       </w:r>
     </w:p>
@@ -3221,36 +4093,85 @@
       </w:r>
     </w:p>
     <w:p>
-      <w:r>
-        <w:rPr>
-          <w:rFonts w:hint="eastAsia"/>
+      <w:pPr>
+        <w:rPr>
+          <w:color w:val="0070C0"/>
+        </w:rPr>
+      </w:pPr>
+      <w:r>
+        <w:rPr>
+          <w:rFonts w:hint="eastAsia"/>
+          <w:color w:val="0070C0"/>
         </w:rPr>
         <w:tab/>
       </w:r>
       <w:r>
         <w:rPr>
           <w:rFonts w:hint="eastAsia"/>
+          <w:color w:val="0070C0"/>
         </w:rPr>
         <w:t>引擎及连接器中的相关线程及其关联关系如下图所示。</w:t>
       </w:r>
-    </w:p>
-    <w:p>
-      <w:r>
-        <w:rPr>
-          <w:rFonts w:hint="eastAsia"/>
-        </w:rPr>
-        <w:tab/>
-      </w:r>
-      <w:r>
-        <w:rPr>
-          <w:rFonts w:hint="eastAsia"/>
+      <w:r>
+        <w:rPr>
+          <w:rFonts w:hint="eastAsia"/>
+          <w:color w:val="0070C0"/>
+        </w:rPr>
+        <w:t>本图以集群组网下的数据节点为例，对于</w:t>
+      </w:r>
+      <w:r>
+        <w:rPr>
+          <w:rFonts w:hint="eastAsia"/>
+          <w:color w:val="0070C0"/>
+        </w:rPr>
+        <w:t>standalone</w:t>
+      </w:r>
+      <w:r>
+        <w:rPr>
+          <w:rFonts w:hint="eastAsia"/>
+          <w:color w:val="0070C0"/>
+        </w:rPr>
+        <w:t>模式，只需将引擎侧的</w:t>
+      </w:r>
+      <w:r>
+        <w:rPr>
+          <w:rFonts w:hint="eastAsia"/>
+          <w:color w:val="0070C0"/>
+        </w:rPr>
+        <w:t>shard session</w:t>
+      </w:r>
+      <w:r>
+        <w:rPr>
+          <w:rFonts w:hint="eastAsia"/>
+          <w:color w:val="0070C0"/>
+        </w:rPr>
+        <w:t>替换为</w:t>
+      </w:r>
+      <w:r>
+        <w:rPr>
+          <w:rFonts w:hint="eastAsia"/>
+          <w:color w:val="0070C0"/>
+        </w:rPr>
+        <w:t>local session</w:t>
+      </w:r>
+      <w:r>
+        <w:rPr>
+          <w:rFonts w:hint="eastAsia"/>
+          <w:color w:val="0070C0"/>
+        </w:rPr>
+        <w:t>即可。</w:t>
+      </w:r>
+    </w:p>
+    <w:p>
+      <w:r>
+        <w:rPr>
           <w:noProof/>
         </w:rPr>
         <w:drawing>
           <wp:inline distT="0" distB="0" distL="0" distR="0">
-            <wp:extent cx="5274310" cy="2585774"/>
+            <wp:extent cx="5274310" cy="3230375"/>
             <wp:effectExtent l="19050" t="0" r="2540" b="0"/>
-            <wp:docPr id="11" name="Picture 6"/>
+            <wp:docPr id="8" name="Picture 5"/>
             <wp:cNvGraphicFramePr>
               <a:graphicFrameLocks xmlns:a="http://schemas.openxmlformats.org/drawingml/2006/main" noChangeAspect="1"/>
             </wp:cNvGraphicFramePr>
@@ -3258,7 +4179,7 @@
               <a:graphicData uri="http://schemas.openxmlformats.org/drawingml/2006/picture">
                 <pic:pic xmlns:pic="http://schemas.openxmlformats.org/drawingml/2006/picture">
                   <pic:nvPicPr>
-                    <pic:cNvPr id="0" name="Picture 6"/>
+                    <pic:cNvPr id="0" name="Picture 5"/>
                     <pic:cNvPicPr>
                       <a:picLocks noChangeAspect="1" noChangeArrowheads="1"/>
                     </pic:cNvPicPr>
@@ -3273,7 +4194,7 @@
                   <pic:spPr bwMode="auto">
                     <a:xfrm>
                       <a:off x="0" y="0"/>
-                      <a:ext cx="5274310" cy="2585774"/>
+                      <a:ext cx="5274310" cy="3230375"/>
                     </a:xfrm>
                     <a:prstGeom prst="rect">
                       <a:avLst/>
@@ -3296,6 +4217,9 @@
     <w:p>
       <w:pPr>
         <w:pStyle w:val="CommentText"/>
+        <w:rPr>
+          <w:rFonts w:hint="eastAsia"/>
+        </w:rPr>
       </w:pPr>
       <w:r>
         <w:rPr>
@@ -3368,6 +4292,17 @@
           <w:rFonts w:hint="eastAsia"/>
         </w:rPr>
         <w:t>模块。</w:t>
+      </w:r>
+    </w:p>
+    <w:p>
+      <w:pPr>
+        <w:pStyle w:val="CommentText"/>
+      </w:pPr>
+      <w:r>
+        <w:rPr>
+          <w:rFonts w:hint="eastAsia"/>
+        </w:rPr>
+        <w:t>适配器侧：</w:t>
       </w:r>
     </w:p>
     <w:p>
@@ -3377,197 +4312,45 @@
           <w:ilvl w:val="0"/>
           <w:numId w:val="20"/>
         </w:numPr>
-      </w:pPr>
-      <w:r>
-        <w:rPr>
-          <w:rFonts w:hint="eastAsia"/>
-        </w:rPr>
-        <w:t>索引任务</w:t>
-      </w:r>
-    </w:p>
-    <w:p>
-      <w:pPr>
-        <w:pStyle w:val="ListParagraph"/>
-        <w:numPr>
-          <w:ilvl w:val="0"/>
-          <w:numId w:val="21"/>
-        </w:numPr>
-      </w:pPr>
-      <w:r>
-        <w:rPr>
-          <w:rFonts w:hint="eastAsia"/>
-        </w:rPr>
-        <w:t>索引任务</w:t>
-      </w:r>
-      <w:r>
-        <w:rPr>
-          <w:rFonts w:hint="eastAsia"/>
-        </w:rPr>
-        <w:t>daemon</w:t>
-      </w:r>
+        <w:rPr>
+          <w:rFonts w:hint="eastAsia"/>
+        </w:rPr>
+      </w:pPr>
+      <w:r>
+        <w:rPr>
+          <w:rFonts w:hint="eastAsia"/>
+        </w:rPr>
+        <w:lastRenderedPageBreak/>
+        <w:t xml:space="preserve">CB </w:t>
+      </w:r>
+      <w:proofErr w:type="spellStart"/>
+      <w:r>
+        <w:rPr>
+          <w:rFonts w:hint="eastAsia"/>
+        </w:rPr>
+        <w:t>mananger</w:t>
+      </w:r>
+      <w:proofErr w:type="spellEnd"/>
     </w:p>
     <w:p>
       <w:pPr>
         <w:pStyle w:val="ListParagraph"/>
         <w:ind w:left="840" w:firstLine="0"/>
-      </w:pPr>
-      <w:r>
-        <w:rPr>
-          <w:rFonts w:hint="eastAsia"/>
-        </w:rPr>
-        <w:t>连接器启动时，</w:t>
-      </w:r>
-      <w:r>
-        <w:rPr>
-          <w:rFonts w:hint="eastAsia"/>
-        </w:rPr>
-        <w:t>初始化一个索引任务</w:t>
-      </w:r>
-      <w:r>
-        <w:rPr>
-          <w:rFonts w:hint="eastAsia"/>
-        </w:rPr>
-        <w:t>daemon</w:t>
-      </w:r>
-      <w:r>
-        <w:rPr>
-          <w:rFonts w:hint="eastAsia"/>
-        </w:rPr>
-        <w:t>，它</w:t>
-      </w:r>
-      <w:r>
-        <w:rPr>
-          <w:rFonts w:hint="eastAsia"/>
-        </w:rPr>
-        <w:t>首先</w:t>
-      </w:r>
-      <w:r>
-        <w:rPr>
-          <w:rFonts w:hint="eastAsia"/>
-        </w:rPr>
-        <w:t>向</w:t>
-      </w:r>
-      <w:r>
-        <w:rPr>
-          <w:rFonts w:hint="eastAsia"/>
-        </w:rPr>
-        <w:t>引擎发送注册</w:t>
-      </w:r>
-      <w:r>
-        <w:rPr>
-          <w:rFonts w:hint="eastAsia"/>
-        </w:rPr>
-        <w:t>请求完成注册，然后根据配置</w:t>
-      </w:r>
-      <w:r>
-        <w:rPr>
-          <w:rFonts w:hint="eastAsia"/>
-        </w:rPr>
-        <w:t>，</w:t>
-      </w:r>
-      <w:r>
-        <w:rPr>
-          <w:rFonts w:hint="eastAsia"/>
-        </w:rPr>
-        <w:t>从引擎获取索引对应的固定集合的信息</w:t>
-      </w:r>
-      <w:r>
-        <w:rPr>
-          <w:rFonts w:hint="eastAsia"/>
-        </w:rPr>
-        <w:t>，</w:t>
-      </w:r>
-      <w:r>
-        <w:rPr>
-          <w:rFonts w:hint="eastAsia"/>
-        </w:rPr>
-        <w:t>使用</w:t>
-      </w:r>
-      <w:r>
-        <w:rPr>
-          <w:rFonts w:hint="eastAsia"/>
-        </w:rPr>
-        <w:t>search task manager</w:t>
-      </w:r>
-      <w:r>
-        <w:rPr>
-          <w:rFonts w:hint="eastAsia"/>
-        </w:rPr>
-        <w:t>进行维护，并</w:t>
-      </w:r>
-      <w:r>
-        <w:rPr>
-          <w:rFonts w:hint="eastAsia"/>
-        </w:rPr>
-        <w:t>根据需要处理的数据量创建若干个</w:t>
-      </w:r>
-      <w:r>
-        <w:rPr>
-          <w:rFonts w:hint="eastAsia"/>
-        </w:rPr>
-        <w:t>index worker</w:t>
-      </w:r>
-      <w:r>
-        <w:rPr>
-          <w:rFonts w:hint="eastAsia"/>
-        </w:rPr>
-        <w:t>。</w:t>
-      </w:r>
-    </w:p>
-    <w:p>
-      <w:pPr>
-        <w:pStyle w:val="ListParagraph"/>
-        <w:numPr>
-          <w:ilvl w:val="0"/>
-          <w:numId w:val="21"/>
-        </w:numPr>
-      </w:pPr>
-      <w:r>
-        <w:rPr>
-          <w:rFonts w:hint="eastAsia"/>
-        </w:rPr>
-        <w:t>index worker</w:t>
-      </w:r>
-    </w:p>
-    <w:p>
-      <w:pPr>
-        <w:ind w:left="840"/>
-      </w:pPr>
-      <w:r>
-        <w:rPr>
-          <w:rFonts w:hint="eastAsia"/>
-        </w:rPr>
-        <w:t>索引任务的执行实体，以独立的线程运行</w:t>
-      </w:r>
-      <w:r>
-        <w:rPr>
-          <w:rFonts w:hint="eastAsia"/>
-        </w:rPr>
-        <w:t>。</w:t>
-      </w:r>
-      <w:r>
-        <w:rPr>
-          <w:rFonts w:hint="eastAsia"/>
-        </w:rPr>
-        <w:t>index task manager</w:t>
-      </w:r>
-      <w:r>
-        <w:rPr>
-          <w:rFonts w:hint="eastAsia"/>
-        </w:rPr>
-        <w:t>负责给它分配索引任务。执行完成后进入</w:t>
-      </w:r>
-      <w:r>
-        <w:rPr>
-          <w:rFonts w:hint="eastAsia"/>
-        </w:rPr>
-        <w:t xml:space="preserve"> idle</w:t>
-      </w:r>
-      <w:r>
-        <w:rPr>
-          <w:rFonts w:hint="eastAsia"/>
-        </w:rPr>
-        <w:t>状态，超时后退出。</w:t>
+        <w:rPr>
+          <w:rFonts w:hint="eastAsia"/>
+        </w:rPr>
+      </w:pPr>
+      <w:r>
+        <w:rPr>
+          <w:rFonts w:hint="eastAsia"/>
+        </w:rPr>
+        <w:t>适配器主控制块，它负责初始化</w:t>
+      </w:r>
+      <w:r>
+        <w:rPr>
+          <w:rFonts w:hint="eastAsia"/>
+        </w:rPr>
+        <w:t>及激活其它相关模块，并完成适配器在数据节点的注册，并负责定期从数据节点获取全文索引信息。</w:t>
       </w:r>
     </w:p>
     <w:p>
@@ -3577,124 +4360,39 @@
           <w:ilvl w:val="0"/>
           <w:numId w:val="20"/>
         </w:numPr>
-      </w:pPr>
-      <w:r>
-        <w:rPr>
-          <w:rFonts w:hint="eastAsia"/>
-        </w:rPr>
-        <w:t>检索任务</w:t>
+        <w:rPr>
+          <w:rFonts w:hint="eastAsia"/>
+        </w:rPr>
+      </w:pPr>
+      <w:r>
+        <w:rPr>
+          <w:rFonts w:hint="eastAsia"/>
+        </w:rPr>
+        <w:t>索引会话</w:t>
+      </w:r>
+      <w:r>
+        <w:rPr>
+          <w:rFonts w:hint="eastAsia"/>
+        </w:rPr>
+        <w:t>与会话管理器</w:t>
       </w:r>
     </w:p>
     <w:p>
       <w:pPr>
         <w:pStyle w:val="ListParagraph"/>
-        <w:numPr>
-          <w:ilvl w:val="0"/>
-          <w:numId w:val="21"/>
-        </w:numPr>
-      </w:pPr>
-      <w:r>
-        <w:rPr>
-          <w:rFonts w:hint="eastAsia"/>
-        </w:rPr>
-        <w:t>检索任务</w:t>
-      </w:r>
-      <w:r>
-        <w:rPr>
-          <w:rFonts w:hint="eastAsia"/>
-        </w:rPr>
-        <w:t>daemon</w:t>
-      </w:r>
-    </w:p>
-    <w:p>
-      <w:pPr>
-        <w:ind w:left="840"/>
-      </w:pPr>
-      <w:r>
-        <w:rPr>
-          <w:rFonts w:hint="eastAsia"/>
-        </w:rPr>
-        <w:t>连接器启动时，初始化一个检索任务</w:t>
-      </w:r>
-      <w:r>
-        <w:rPr>
-          <w:rFonts w:hint="eastAsia"/>
-        </w:rPr>
-        <w:t>daemon</w:t>
-      </w:r>
-      <w:r>
-        <w:rPr>
-          <w:rFonts w:hint="eastAsia"/>
-        </w:rPr>
-        <w:t>，它开启一个监听，用于接收引擎发送过来的检索请求。</w:t>
-      </w:r>
-    </w:p>
-    <w:p>
-      <w:pPr>
-        <w:pStyle w:val="ListParagraph"/>
-        <w:numPr>
-          <w:ilvl w:val="0"/>
-          <w:numId w:val="21"/>
-        </w:numPr>
-      </w:pPr>
-      <w:r>
-        <w:rPr>
-          <w:rFonts w:hint="eastAsia"/>
-        </w:rPr>
-        <w:t>search worker</w:t>
-      </w:r>
-    </w:p>
-    <w:p>
-      <w:pPr>
-        <w:ind w:left="840"/>
-      </w:pPr>
-      <w:r>
-        <w:rPr>
-          <w:rFonts w:hint="eastAsia"/>
-        </w:rPr>
-        <w:t>检索任务执行实体，</w:t>
-      </w:r>
-      <w:r>
-        <w:rPr>
-          <w:rFonts w:hint="eastAsia"/>
-        </w:rPr>
-        <w:t>从</w:t>
-      </w:r>
-      <w:r>
-        <w:rPr>
-          <w:rFonts w:hint="eastAsia"/>
-        </w:rPr>
-        <w:t>search task manager</w:t>
-      </w:r>
-      <w:r>
-        <w:rPr>
-          <w:rFonts w:hint="eastAsia"/>
-        </w:rPr>
-        <w:t>获取到检索任务并进行执行。执行完成之后</w:t>
-      </w:r>
-      <w:r>
-        <w:rPr>
-          <w:rFonts w:hint="eastAsia"/>
-        </w:rPr>
-        <w:t xml:space="preserve"> </w:t>
-      </w:r>
-      <w:r>
-        <w:rPr>
-          <w:rFonts w:hint="eastAsia"/>
-        </w:rPr>
-        <w:t>进入</w:t>
-      </w:r>
-      <w:r>
-        <w:rPr>
-          <w:rFonts w:hint="eastAsia"/>
-        </w:rPr>
-        <w:t>idle</w:t>
-      </w:r>
-      <w:r>
-        <w:rPr>
-          <w:rFonts w:hint="eastAsia"/>
-        </w:rPr>
-        <w:t>状态，超时后退出。</w:t>
+        <w:ind w:left="840" w:firstLine="0"/>
+      </w:pPr>
+      <w:r>
+        <w:rPr>
+          <w:rFonts w:hint="eastAsia"/>
+        </w:rPr>
+        <w:t>每个全文索引，在适配器上对应一个索引会话，以独立线程的模式运行。</w:t>
+      </w:r>
+      <w:r>
+        <w:rPr>
+          <w:rFonts w:hint="eastAsia"/>
+        </w:rPr>
+        <w:t>这些线程由索引会话管理器启动和管理。</w:t>
       </w:r>
     </w:p>
     <w:p>
@@ -3704,37 +4402,134 @@
           <w:ilvl w:val="0"/>
           <w:numId w:val="20"/>
         </w:numPr>
-      </w:pPr>
-      <w:r>
-        <w:rPr>
-          <w:rFonts w:hint="eastAsia"/>
-        </w:rPr>
-        <w:t>命令执行</w:t>
-      </w:r>
-    </w:p>
-    <w:p>
-      <w:pPr>
-        <w:ind w:left="840"/>
-        <w:jc w:val="left"/>
-      </w:pPr>
-      <w:r>
-        <w:rPr>
-          <w:rFonts w:hint="eastAsia"/>
-        </w:rPr>
-        <w:t>connector</w:t>
-      </w:r>
-      <w:r>
-        <w:rPr>
-          <w:rFonts w:hint="eastAsia"/>
-        </w:rPr>
-        <w:t>增加简单命令执行能力：</w:t>
-      </w:r>
-    </w:p>
-    <w:p>
-      <w:pPr>
-        <w:ind w:left="840"/>
-        <w:jc w:val="left"/>
-      </w:pPr>
+        <w:rPr>
+          <w:rFonts w:hint="eastAsia"/>
+        </w:rPr>
+      </w:pPr>
+      <w:r>
+        <w:rPr>
+          <w:rFonts w:hint="eastAsia"/>
+        </w:rPr>
+        <w:t>搜索监听</w:t>
+      </w:r>
+      <w:r>
+        <w:rPr>
+          <w:rFonts w:hint="eastAsia"/>
+        </w:rPr>
+        <w:t>与</w:t>
+      </w:r>
+      <w:r>
+        <w:rPr>
+          <w:rFonts w:hint="eastAsia"/>
+        </w:rPr>
+        <w:t>搜索代理</w:t>
+      </w:r>
+    </w:p>
+    <w:p>
+      <w:pPr>
+        <w:pStyle w:val="ListParagraph"/>
+        <w:ind w:left="840" w:firstLine="0"/>
+        <w:rPr>
+          <w:rFonts w:hint="eastAsia"/>
+        </w:rPr>
+      </w:pPr>
+      <w:r>
+        <w:rPr>
+          <w:rFonts w:hint="eastAsia"/>
+        </w:rPr>
+        <w:t>搜索模块使用一个</w:t>
+      </w:r>
+      <w:r>
+        <w:rPr>
+          <w:rFonts w:hint="eastAsia"/>
+        </w:rPr>
+        <w:t>TCP listener</w:t>
+      </w:r>
+      <w:r>
+        <w:rPr>
+          <w:rFonts w:hint="eastAsia"/>
+        </w:rPr>
+        <w:t>，监听搜索请求。</w:t>
+      </w:r>
+      <w:r>
+        <w:rPr>
+          <w:rFonts w:hint="eastAsia"/>
+        </w:rPr>
+        <w:t>为了获得更好的性能，而不是在每次搜索的时候再连接，</w:t>
+      </w:r>
+      <w:r>
+        <w:rPr>
+          <w:rFonts w:hint="eastAsia"/>
+        </w:rPr>
+        <w:t>在引擎侧维持一个</w:t>
+      </w:r>
+      <w:r>
+        <w:rPr>
+          <w:rFonts w:hint="eastAsia"/>
+        </w:rPr>
+        <w:t>简易</w:t>
+      </w:r>
+      <w:r>
+        <w:rPr>
+          <w:rFonts w:hint="eastAsia"/>
+        </w:rPr>
+        <w:t>连接池</w:t>
+      </w:r>
+      <w:r>
+        <w:rPr>
+          <w:rFonts w:hint="eastAsia"/>
+        </w:rPr>
+        <w:t>。</w:t>
+      </w:r>
+      <w:r>
+        <w:rPr>
+          <w:rFonts w:hint="eastAsia"/>
+        </w:rPr>
+        <w:t>当引擎需要进行搜索时，会话从该连接池中获取一个连接，然后与适配器进行通信。</w:t>
+      </w:r>
+    </w:p>
+    <w:p>
+      <w:pPr>
+        <w:pStyle w:val="CommentText"/>
+        <w:rPr>
+          <w:rFonts w:hint="eastAsia"/>
+        </w:rPr>
+      </w:pPr>
+      <w:r>
+        <w:rPr>
+          <w:rFonts w:hint="eastAsia"/>
+        </w:rPr>
+        <w:t>引擎侧：</w:t>
+      </w:r>
+    </w:p>
+    <w:p>
+      <w:pPr>
+        <w:pStyle w:val="CommentText"/>
+        <w:rPr>
+          <w:rFonts w:hint="eastAsia"/>
+        </w:rPr>
+      </w:pPr>
+      <w:r>
+        <w:rPr>
+          <w:rFonts w:hint="eastAsia"/>
+        </w:rPr>
+        <w:tab/>
+      </w:r>
+      <w:r>
+        <w:rPr>
+          <w:rFonts w:hint="eastAsia"/>
+        </w:rPr>
+        <w:t>引擎中相关的会话分为两种：</w:t>
+      </w:r>
+      <w:r>
+        <w:br/>
+      </w:r>
+      <w:r>
+        <w:rPr>
+          <w:rFonts w:hint="eastAsia"/>
+        </w:rPr>
+        <w:tab/>
+      </w:r>
       <w:r>
         <w:rPr>
           <w:rFonts w:hint="eastAsia"/>
@@ -3751,14 +4546,45 @@
         <w:rPr>
           <w:rFonts w:hint="eastAsia"/>
         </w:rPr>
-        <w:t>）触发全文索引信息同步；</w:t>
-      </w:r>
-    </w:p>
-    <w:p>
-      <w:pPr>
-        <w:ind w:left="840"/>
-        <w:jc w:val="left"/>
-      </w:pPr>
+        <w:t>）文档索引相关会话：它们负责从</w:t>
+      </w:r>
+      <w:proofErr w:type="spellStart"/>
+      <w:r>
+        <w:rPr>
+          <w:rFonts w:hint="eastAsia"/>
+        </w:rPr>
+        <w:t>dms</w:t>
+      </w:r>
+      <w:proofErr w:type="spellEnd"/>
+      <w:r>
+        <w:rPr>
+          <w:rFonts w:hint="eastAsia"/>
+        </w:rPr>
+        <w:t>层获取记录，然后通过</w:t>
+      </w:r>
+      <w:r>
+        <w:rPr>
+          <w:rFonts w:hint="eastAsia"/>
+        </w:rPr>
+        <w:t>net route agent</w:t>
+      </w:r>
+      <w:r>
+        <w:rPr>
+          <w:rFonts w:hint="eastAsia"/>
+        </w:rPr>
+        <w:t>，发送给适配器侧对应的会话进行处理；</w:t>
+      </w:r>
+    </w:p>
+    <w:p>
+      <w:pPr>
+        <w:pStyle w:val="CommentText"/>
+      </w:pPr>
+      <w:r>
+        <w:rPr>
+          <w:rFonts w:hint="eastAsia"/>
+        </w:rPr>
+        <w:tab/>
+      </w:r>
       <w:r>
         <w:rPr>
           <w:rFonts w:hint="eastAsia"/>
@@ -3775,25 +4601,7 @@
         <w:rPr>
           <w:rFonts w:hint="eastAsia"/>
         </w:rPr>
-        <w:t>）触发全文索引的</w:t>
-      </w:r>
-      <w:r>
-        <w:rPr>
-          <w:rFonts w:hint="eastAsia"/>
-        </w:rPr>
-        <w:t>rebuild</w:t>
-      </w:r>
-      <w:r>
-        <w:rPr>
-          <w:rFonts w:hint="eastAsia"/>
-        </w:rPr>
-        <w:t>（？）</w:t>
-      </w:r>
-      <w:r>
-        <w:rPr>
-          <w:rFonts w:hint="eastAsia"/>
-        </w:rPr>
-        <w:t>。</w:t>
+        <w:t>）查询相关会话：通过剥离出其中的查询条件，通过外部数据源接口，将查询请求发送给适配器，并通过接口获取返回结果。</w:t>
       </w:r>
     </w:p>
     <w:p>
@@ -3808,7 +4616,6 @@
         <w:rPr>
           <w:rFonts w:hint="eastAsia"/>
         </w:rPr>
-        <w:lastRenderedPageBreak/>
         <w:t>存储结构</w:t>
       </w:r>
     </w:p>
@@ -3884,10 +4691,10 @@
             <v:path o:extrusionok="f" gradientshapeok="t" o:connecttype="rect"/>
             <o:lock v:ext="edit" aspectratio="t"/>
           </v:shapetype>
-          <v:shape id="_x0000_i1025" type="#_x0000_t75" style="width:414.75pt;height:338.25pt" o:ole="">
+          <v:shape id="_x0000_i1025" type="#_x0000_t75" style="width:414.5pt;height:337.95pt" o:ole="">
             <v:imagedata r:id="rId9" o:title=""/>
           </v:shape>
-          <o:OLEObject Type="Embed" ProgID="Visio.Drawing.11" ShapeID="_x0000_i1025" DrawAspect="Content" ObjectID="_1553085244" r:id="rId10"/>
+          <o:OLEObject Type="Embed" ProgID="Visio.Drawing.11" ShapeID="_x0000_i1025" DrawAspect="Content" ObjectID="_1557232957" r:id="rId10"/>
         </w:object>
       </w:r>
       <w:r>
@@ -4172,7 +4979,6 @@
         <w:rPr>
           <w:rFonts w:hint="eastAsia"/>
         </w:rPr>
-        <w:lastRenderedPageBreak/>
         <w:t>索引数据在搜索引擎上完成索引之后，在进行搜索的时候，需要从其中获取的关键信息是记录的</w:t>
       </w:r>
       <w:r>
@@ -4348,6 +5154,263 @@
       </w:pPr>
       <w:r>
         <w:t>关键流程</w:t>
+      </w:r>
+    </w:p>
+    <w:p>
+      <w:pPr>
+        <w:pStyle w:val="ListParagraph"/>
+        <w:numPr>
+          <w:ilvl w:val="0"/>
+          <w:numId w:val="10"/>
+        </w:numPr>
+        <w:rPr>
+          <w:color w:val="0070C0"/>
+        </w:rPr>
+      </w:pPr>
+      <w:r>
+        <w:rPr>
+          <w:rFonts w:hint="eastAsia"/>
+          <w:color w:val="0070C0"/>
+        </w:rPr>
+        <w:t>适配器启动流程</w:t>
+      </w:r>
+    </w:p>
+    <w:p>
+      <w:pPr>
+        <w:pStyle w:val="ListParagraph"/>
+        <w:ind w:left="900" w:firstLine="0"/>
+        <w:rPr>
+          <w:color w:val="0070C0"/>
+        </w:rPr>
+      </w:pPr>
+      <w:r>
+        <w:rPr>
+          <w:rFonts w:hint="eastAsia"/>
+          <w:color w:val="0070C0"/>
+        </w:rPr>
+        <w:t>适配器进程启动的主体流程如下，它读取配置文件，并将搜索引擎适配控制块注册到</w:t>
+      </w:r>
+      <w:proofErr w:type="spellStart"/>
+      <w:r>
+        <w:rPr>
+          <w:rFonts w:hint="eastAsia"/>
+          <w:color w:val="0070C0"/>
+        </w:rPr>
+        <w:t>krcb</w:t>
+      </w:r>
+      <w:proofErr w:type="spellEnd"/>
+      <w:r>
+        <w:rPr>
+          <w:rFonts w:hint="eastAsia"/>
+          <w:color w:val="0070C0"/>
+        </w:rPr>
+        <w:t>中，</w:t>
+      </w:r>
+      <w:proofErr w:type="spellStart"/>
+      <w:r>
+        <w:rPr>
+          <w:rFonts w:hint="eastAsia"/>
+          <w:color w:val="0070C0"/>
+        </w:rPr>
+        <w:t>krcb</w:t>
+      </w:r>
+      <w:proofErr w:type="spellEnd"/>
+      <w:r>
+        <w:rPr>
+          <w:rFonts w:hint="eastAsia"/>
+          <w:color w:val="0070C0"/>
+        </w:rPr>
+        <w:t>的</w:t>
+      </w:r>
+      <w:r>
+        <w:rPr>
+          <w:rFonts w:hint="eastAsia"/>
+          <w:color w:val="0070C0"/>
+        </w:rPr>
+        <w:t>init</w:t>
+      </w:r>
+      <w:r>
+        <w:rPr>
+          <w:rFonts w:hint="eastAsia"/>
+          <w:color w:val="0070C0"/>
+        </w:rPr>
+        <w:t>过程中，将完成该控制块的初始化及激活。</w:t>
+      </w:r>
+    </w:p>
+    <w:p>
+      <w:pPr>
+        <w:ind w:left="420"/>
+        <w:jc w:val="center"/>
+      </w:pPr>
+      <w:r>
+        <w:rPr>
+          <w:noProof/>
+          <w:rPrChange w:id="1">
+            <w:rPr>
+              <w:rFonts w:ascii="DejaVu Sans" w:eastAsia="方正黑体_GBK" w:hAnsi="DejaVu Sans"/>
+              <w:b/>
+              <w:noProof/>
+              <w:sz w:val="32"/>
+            </w:rPr>
+          </w:rPrChange>
+        </w:rPr>
+        <w:lastRenderedPageBreak/>
+        <w:drawing>
+          <wp:inline distT="0" distB="0" distL="0" distR="0">
+            <wp:extent cx="5274310" cy="6956054"/>
+            <wp:effectExtent l="19050" t="0" r="2540" b="0"/>
+            <wp:docPr id="5" name="Picture 4"/>
+            <wp:cNvGraphicFramePr>
+              <a:graphicFrameLocks xmlns:a="http://schemas.openxmlformats.org/drawingml/2006/main" noChangeAspect="1"/>
+            </wp:cNvGraphicFramePr>
+            <a:graphic xmlns:a="http://schemas.openxmlformats.org/drawingml/2006/main">
+              <a:graphicData uri="http://schemas.openxmlformats.org/drawingml/2006/picture">
+                <pic:pic xmlns:pic="http://schemas.openxmlformats.org/drawingml/2006/picture">
+                  <pic:nvPicPr>
+                    <pic:cNvPr id="0" name="Picture 4"/>
+                    <pic:cNvPicPr>
+                      <a:picLocks noChangeAspect="1" noChangeArrowheads="1"/>
+                    </pic:cNvPicPr>
+                  </pic:nvPicPr>
+                  <pic:blipFill>
+                    <a:blip r:embed="rId11"/>
+                    <a:srcRect/>
+                    <a:stretch>
+                      <a:fillRect/>
+                    </a:stretch>
+                  </pic:blipFill>
+                  <pic:spPr bwMode="auto">
+                    <a:xfrm>
+                      <a:off x="0" y="0"/>
+                      <a:ext cx="5274310" cy="6956054"/>
+                    </a:xfrm>
+                    <a:prstGeom prst="rect">
+                      <a:avLst/>
+                    </a:prstGeom>
+                    <a:noFill/>
+                    <a:ln w="9525">
+                      <a:noFill/>
+                      <a:miter lim="800000"/>
+                      <a:headEnd/>
+                      <a:tailEnd/>
+                    </a:ln>
+                  </pic:spPr>
+                </pic:pic>
+              </a:graphicData>
+            </a:graphic>
+          </wp:inline>
+        </w:drawing>
+      </w:r>
+    </w:p>
+    <w:p>
+      <w:pPr>
+        <w:ind w:left="420"/>
+        <w:jc w:val="left"/>
+      </w:pPr>
+      <w:r>
+        <w:rPr>
+          <w:rFonts w:hint="eastAsia"/>
+        </w:rPr>
+        <w:tab/>
+      </w:r>
+      <w:r>
+        <w:rPr>
+          <w:rFonts w:hint="eastAsia"/>
+        </w:rPr>
+        <w:t>在主要的启动流程处理完毕之后，适配器向数据节点发送注册请求，使数据节点也感知适配器的存在。</w:t>
+      </w:r>
+    </w:p>
+    <w:p>
+      <w:pPr>
+        <w:pStyle w:val="ListParagraph"/>
+        <w:numPr>
+          <w:ilvl w:val="0"/>
+          <w:numId w:val="10"/>
+        </w:numPr>
+      </w:pPr>
+      <w:r>
+        <w:rPr>
+          <w:rFonts w:hint="eastAsia"/>
+        </w:rPr>
+        <w:t>适配器关闭流程</w:t>
+      </w:r>
+    </w:p>
+    <w:p>
+      <w:pPr>
+        <w:pStyle w:val="ListParagraph"/>
+        <w:numPr>
+          <w:ilvl w:val="0"/>
+          <w:numId w:val="10"/>
+        </w:numPr>
+      </w:pPr>
+      <w:r>
+        <w:rPr>
+          <w:rFonts w:hint="eastAsia"/>
+        </w:rPr>
+        <w:t>适配器注册</w:t>
+      </w:r>
+      <w:r>
+        <w:rPr>
+          <w:rFonts w:hint="eastAsia"/>
+        </w:rPr>
+        <w:t>流程</w:t>
+      </w:r>
+    </w:p>
+    <w:p>
+      <w:pPr>
+        <w:pStyle w:val="ListParagraph"/>
+        <w:ind w:left="900" w:firstLine="0"/>
+      </w:pPr>
+      <w:r>
+        <w:rPr>
+          <w:noProof/>
+        </w:rPr>
+        <w:lastRenderedPageBreak/>
+        <w:drawing>
+          <wp:inline distT="0" distB="0" distL="0" distR="0">
+            <wp:extent cx="4403090" cy="3350895"/>
+            <wp:effectExtent l="19050" t="0" r="0" b="0"/>
+            <wp:docPr id="10" name="Picture 7"/>
+            <wp:cNvGraphicFramePr>
+              <a:graphicFrameLocks xmlns:a="http://schemas.openxmlformats.org/drawingml/2006/main" noChangeAspect="1"/>
+            </wp:cNvGraphicFramePr>
+            <a:graphic xmlns:a="http://schemas.openxmlformats.org/drawingml/2006/main">
+              <a:graphicData uri="http://schemas.openxmlformats.org/drawingml/2006/picture">
+                <pic:pic xmlns:pic="http://schemas.openxmlformats.org/drawingml/2006/picture">
+                  <pic:nvPicPr>
+                    <pic:cNvPr id="0" name="Picture 7"/>
+                    <pic:cNvPicPr>
+                      <a:picLocks noChangeAspect="1" noChangeArrowheads="1"/>
+                    </pic:cNvPicPr>
+                  </pic:nvPicPr>
+                  <pic:blipFill>
+                    <a:blip r:embed="rId12"/>
+                    <a:srcRect/>
+                    <a:stretch>
+                      <a:fillRect/>
+                    </a:stretch>
+                  </pic:blipFill>
+                  <pic:spPr bwMode="auto">
+                    <a:xfrm>
+                      <a:off x="0" y="0"/>
+                      <a:ext cx="4403090" cy="3350895"/>
+                    </a:xfrm>
+                    <a:prstGeom prst="rect">
+                      <a:avLst/>
+                    </a:prstGeom>
+                    <a:noFill/>
+                    <a:ln w="9525">
+                      <a:noFill/>
+                      <a:miter lim="800000"/>
+                      <a:headEnd/>
+                      <a:tailEnd/>
+                    </a:ln>
+                  </pic:spPr>
+                </pic:pic>
+              </a:graphicData>
+            </a:graphic>
+          </wp:inline>
+        </w:drawing>
       </w:r>
     </w:p>
     <w:p>
@@ -4605,7 +5668,7 @@
                     </pic:cNvPicPr>
                   </pic:nvPicPr>
                   <pic:blipFill>
-                    <a:blip r:embed="rId11"/>
+                    <a:blip r:embed="rId13"/>
                     <a:srcRect/>
                     <a:stretch>
                       <a:fillRect/>
@@ -5309,7 +6372,7 @@
                     </pic:cNvPicPr>
                   </pic:nvPicPr>
                   <pic:blipFill>
-                    <a:blip r:embed="rId12"/>
+                    <a:blip r:embed="rId14"/>
                     <a:srcRect/>
                     <a:stretch>
                       <a:fillRect/>
@@ -5419,7 +6482,7 @@
                     </pic:cNvPicPr>
                   </pic:nvPicPr>
                   <pic:blipFill>
-                    <a:blip r:embed="rId13"/>
+                    <a:blip r:embed="rId15"/>
                     <a:srcRect/>
                     <a:stretch>
                       <a:fillRect/>
@@ -5453,34 +6516,34 @@
         <w:pStyle w:val="ListParagraph"/>
         <w:ind w:left="900" w:firstLine="0"/>
         <w:rPr>
-          <w:color w:val="0070C0"/>
-        </w:rPr>
-      </w:pPr>
-      <w:r>
-        <w:rPr>
-          <w:rFonts w:hint="eastAsia"/>
-          <w:color w:val="0070C0"/>
+          <w:color w:val="auto"/>
+        </w:rPr>
+      </w:pPr>
+      <w:r>
+        <w:rPr>
+          <w:rFonts w:hint="eastAsia"/>
+          <w:color w:val="auto"/>
         </w:rPr>
         <w:t>由于固定集合需要保证记录在</w:t>
       </w:r>
       <w:r>
         <w:rPr>
           <w:rFonts w:hint="eastAsia"/>
-          <w:color w:val="0070C0"/>
+          <w:color w:val="auto"/>
         </w:rPr>
         <w:t>主从节点上的偏移一致，而从节点上重放时有并发</w:t>
       </w:r>
       <w:r>
         <w:rPr>
           <w:rFonts w:hint="eastAsia"/>
-          <w:color w:val="0070C0"/>
+          <w:color w:val="auto"/>
         </w:rPr>
         <w:t>重放的机制，因此在重放时需要知道固定集合的数据的具体写入位置，</w:t>
       </w:r>
       <w:r>
         <w:rPr>
           <w:rFonts w:hint="eastAsia"/>
-          <w:color w:val="0070C0"/>
+          <w:color w:val="auto"/>
         </w:rPr>
         <w:t>因此需要在主节点上，先获取各全文索引对应固定集合的写入位置，并将其打包到复制日志中，而在从节点侧，则需要从日志中解析出各固定集合的位置，并在接口层支持按位置写入。</w:t>
       </w:r>
@@ -5596,7 +6659,7 @@
                     </pic:cNvPicPr>
                   </pic:nvPicPr>
                   <pic:blipFill>
-                    <a:blip r:embed="rId14"/>
+                    <a:blip r:embed="rId16"/>
                     <a:srcRect/>
                     <a:stretch>
                       <a:fillRect/>
@@ -5730,7 +6793,7 @@
                     </pic:cNvPicPr>
                   </pic:nvPicPr>
                   <pic:blipFill>
-                    <a:blip r:embed="rId15"/>
+                    <a:blip r:embed="rId17"/>
                     <a:srcRect/>
                     <a:stretch>
                       <a:fillRect/>
@@ -5766,42 +6829,78 @@
           <w:ilvl w:val="0"/>
           <w:numId w:val="10"/>
         </w:numPr>
-      </w:pPr>
-      <w:r>
-        <w:rPr>
-          <w:rFonts w:hint="eastAsia"/>
-        </w:rPr>
-        <w:t>数据同步</w:t>
+        <w:rPr>
+          <w:rFonts w:hint="eastAsia"/>
+          <w:color w:val="5B9BD5" w:themeColor="accent1"/>
+        </w:rPr>
+      </w:pPr>
+      <w:r>
+        <w:rPr>
+          <w:rFonts w:hint="eastAsia"/>
+          <w:color w:val="5B9BD5" w:themeColor="accent1"/>
+        </w:rPr>
+        <w:t>查询</w:t>
       </w:r>
     </w:p>
     <w:p>
       <w:pPr>
         <w:pStyle w:val="ListParagraph"/>
         <w:ind w:left="900" w:firstLine="0"/>
-      </w:pPr>
-      <w:r>
-        <w:rPr>
-          <w:rFonts w:hint="eastAsia"/>
-        </w:rPr>
-        <w:t>由于当前有并发同步机制，而固定集合需要保证其在主从节点上，各记录的位置一致性，因此在备节点上，当发现集合上存在全文索引时，则禁用并发同步。</w:t>
-      </w:r>
-    </w:p>
-    <w:p>
-      <w:pPr>
-        <w:pStyle w:val="ListParagraph"/>
-        <w:ind w:left="900" w:firstLine="0"/>
-      </w:pPr>
-      <w:r>
-        <w:rPr>
-          <w:rFonts w:hint="eastAsia"/>
-        </w:rPr>
-        <w:t>全文索引对应的</w:t>
-      </w:r>
-      <w:r>
-        <w:rPr>
-          <w:rFonts w:hint="eastAsia"/>
-        </w:rPr>
-        <w:t>固定集合的复制不依赖日志，而依赖原始集合上的数据操作（与普通索引类似）。</w:t>
+        <w:rPr>
+          <w:rFonts w:hint="eastAsia"/>
+        </w:rPr>
+      </w:pPr>
+      <w:r>
+        <w:rPr>
+          <w:rFonts w:hint="eastAsia"/>
+          <w:noProof/>
+        </w:rPr>
+        <w:lastRenderedPageBreak/>
+        <w:drawing>
+          <wp:inline distT="0" distB="0" distL="0" distR="0">
+            <wp:extent cx="5274310" cy="5769221"/>
+            <wp:effectExtent l="19050" t="0" r="2540" b="0"/>
+            <wp:docPr id="17" name="Picture 9"/>
+            <wp:cNvGraphicFramePr>
+              <a:graphicFrameLocks xmlns:a="http://schemas.openxmlformats.org/drawingml/2006/main" noChangeAspect="1"/>
+            </wp:cNvGraphicFramePr>
+            <a:graphic xmlns:a="http://schemas.openxmlformats.org/drawingml/2006/main">
+              <a:graphicData uri="http://schemas.openxmlformats.org/drawingml/2006/picture">
+                <pic:pic xmlns:pic="http://schemas.openxmlformats.org/drawingml/2006/picture">
+                  <pic:nvPicPr>
+                    <pic:cNvPr id="0" name="Picture 9"/>
+                    <pic:cNvPicPr>
+                      <a:picLocks noChangeAspect="1" noChangeArrowheads="1"/>
+                    </pic:cNvPicPr>
+                  </pic:nvPicPr>
+                  <pic:blipFill>
+                    <a:blip r:embed="rId18"/>
+                    <a:srcRect/>
+                    <a:stretch>
+                      <a:fillRect/>
+                    </a:stretch>
+                  </pic:blipFill>
+                  <pic:spPr bwMode="auto">
+                    <a:xfrm>
+                      <a:off x="0" y="0"/>
+                      <a:ext cx="5274310" cy="5769221"/>
+                    </a:xfrm>
+                    <a:prstGeom prst="rect">
+                      <a:avLst/>
+                    </a:prstGeom>
+                    <a:noFill/>
+                    <a:ln w="9525">
+                      <a:noFill/>
+                      <a:miter lim="800000"/>
+                      <a:headEnd/>
+                      <a:tailEnd/>
+                    </a:ln>
+                  </pic:spPr>
+                </pic:pic>
+              </a:graphicData>
+            </a:graphic>
+          </wp:inline>
+        </w:drawing>
       </w:r>
     </w:p>
     <w:p>
@@ -5816,7 +6915,7 @@
         <w:rPr>
           <w:rFonts w:hint="eastAsia"/>
         </w:rPr>
-        <w:t>切换</w:t>
+        <w:t>数据同步</w:t>
       </w:r>
     </w:p>
     <w:p>
@@ -5828,7 +6927,7 @@
         <w:rPr>
           <w:rFonts w:hint="eastAsia"/>
         </w:rPr>
-        <w:t>适配器只与主节点共存，因此当发生主节点切换时，适配器实际也发生了切换，新的适配器启动后，需要从搜索服务器获取各全文索引的索引进度信息。包括两种情况：</w:t>
+        <w:t>由于当前有并发同步机制，而固定集合需要保证其在主从节点上，各记录的位置一致性，因此在备节点上，当发现集合上存在全文索引时，则禁用并发同步。</w:t>
       </w:r>
     </w:p>
     <w:p>
@@ -5840,43 +6939,28 @@
         <w:rPr>
           <w:rFonts w:hint="eastAsia"/>
         </w:rPr>
-        <w:t>（</w:t>
-      </w:r>
-      <w:r>
-        <w:rPr>
-          <w:rFonts w:hint="eastAsia"/>
-        </w:rPr>
-        <w:t>1</w:t>
-      </w:r>
-      <w:r>
-        <w:rPr>
-          <w:rFonts w:hint="eastAsia"/>
-        </w:rPr>
-        <w:t>）若当前的</w:t>
-      </w:r>
-      <w:r>
-        <w:rPr>
-          <w:rFonts w:hint="eastAsia"/>
-        </w:rPr>
-        <w:t>phase</w:t>
-      </w:r>
-      <w:r>
-        <w:rPr>
-          <w:rFonts w:hint="eastAsia"/>
-        </w:rPr>
-        <w:t>为</w:t>
-      </w:r>
-      <w:r>
-        <w:rPr>
-          <w:rFonts w:hint="eastAsia"/>
-        </w:rPr>
-        <w:t>0</w:t>
-      </w:r>
-      <w:r>
-        <w:rPr>
-          <w:rFonts w:hint="eastAsia"/>
-        </w:rPr>
-        <w:t>，则表明在切换前未完成存量数据的索引，因此需要重新开始，做一个全量的索引；</w:t>
+        <w:t>全文索引对应的</w:t>
+      </w:r>
+      <w:r>
+        <w:rPr>
+          <w:rFonts w:hint="eastAsia"/>
+        </w:rPr>
+        <w:t>固定集合的复制不依赖日志，而依赖原始集合上的数据操作（与普通索引类似）。</w:t>
+      </w:r>
+    </w:p>
+    <w:p>
+      <w:pPr>
+        <w:pStyle w:val="ListParagraph"/>
+        <w:numPr>
+          <w:ilvl w:val="0"/>
+          <w:numId w:val="10"/>
+        </w:numPr>
+      </w:pPr>
+      <w:r>
+        <w:rPr>
+          <w:rFonts w:hint="eastAsia"/>
+        </w:rPr>
+        <w:t>切换</w:t>
       </w:r>
     </w:p>
     <w:p>
@@ -5888,12 +6972,72 @@
         <w:rPr>
           <w:rFonts w:hint="eastAsia"/>
         </w:rPr>
+        <w:t>适配器只与主节点共存，因此当发生主节点切换时，适配器实际也发生了切换，新的适配器启动后，需要从搜索服务器获取各全文索引的索引进度信息。包括两种情况：</w:t>
+      </w:r>
+    </w:p>
+    <w:p>
+      <w:pPr>
+        <w:pStyle w:val="ListParagraph"/>
+        <w:ind w:left="900" w:firstLine="0"/>
+      </w:pPr>
+      <w:r>
+        <w:rPr>
+          <w:rFonts w:hint="eastAsia"/>
+        </w:rPr>
         <w:t>（</w:t>
       </w:r>
       <w:r>
         <w:rPr>
           <w:rFonts w:hint="eastAsia"/>
         </w:rPr>
+        <w:t>1</w:t>
+      </w:r>
+      <w:r>
+        <w:rPr>
+          <w:rFonts w:hint="eastAsia"/>
+        </w:rPr>
+        <w:t>）若当前的</w:t>
+      </w:r>
+      <w:r>
+        <w:rPr>
+          <w:rFonts w:hint="eastAsia"/>
+        </w:rPr>
+        <w:t>phase</w:t>
+      </w:r>
+      <w:r>
+        <w:rPr>
+          <w:rFonts w:hint="eastAsia"/>
+        </w:rPr>
+        <w:t>为</w:t>
+      </w:r>
+      <w:r>
+        <w:rPr>
+          <w:rFonts w:hint="eastAsia"/>
+        </w:rPr>
+        <w:t>0</w:t>
+      </w:r>
+      <w:r>
+        <w:rPr>
+          <w:rFonts w:hint="eastAsia"/>
+        </w:rPr>
+        <w:t>，则表明在切换前未完成存量数据的索引，因此需要重新开始，做一个全量的索引；</w:t>
+      </w:r>
+    </w:p>
+    <w:p>
+      <w:pPr>
+        <w:pStyle w:val="ListParagraph"/>
+        <w:ind w:left="900" w:firstLine="0"/>
+      </w:pPr>
+      <w:r>
+        <w:rPr>
+          <w:rFonts w:hint="eastAsia"/>
+        </w:rPr>
+        <w:t>（</w:t>
+      </w:r>
+      <w:r>
+        <w:rPr>
+          <w:rFonts w:hint="eastAsia"/>
+        </w:rPr>
         <w:t>2</w:t>
       </w:r>
       <w:r>
@@ -5927,6 +7071,2454 @@
         <w:t>，则表明在切换时是在做增量数据的索引，因此可继续从固定集合中取数据进行处理。</w:t>
       </w:r>
     </w:p>
+    <w:p>
+      <w:pPr>
+        <w:pStyle w:val="Heading2"/>
+        <w:numPr>
+          <w:ilvl w:val="1"/>
+          <w:numId w:val="2"/>
+        </w:numPr>
+      </w:pPr>
+      <w:r>
+        <w:rPr>
+          <w:rFonts w:hint="eastAsia"/>
+        </w:rPr>
+        <w:lastRenderedPageBreak/>
+        <w:t>关键数据结构</w:t>
+      </w:r>
+    </w:p>
+    <w:p>
+      <w:pPr>
+        <w:pStyle w:val="Heading3"/>
+        <w:rPr>
+          <w:rFonts w:hint="eastAsia"/>
+        </w:rPr>
+      </w:pPr>
+      <w:r>
+        <w:rPr>
+          <w:rFonts w:hint="eastAsia"/>
+        </w:rPr>
+        <w:t>适配器关键数据结构</w:t>
+      </w:r>
+    </w:p>
+    <w:p>
+      <w:pPr>
+        <w:rPr>
+          <w:rFonts w:hint="eastAsia"/>
+        </w:rPr>
+      </w:pPr>
+      <w:r>
+        <w:rPr>
+          <w:rFonts w:hint="eastAsia"/>
+        </w:rPr>
+        <w:tab/>
+      </w:r>
+      <w:r>
+        <w:rPr>
+          <w:rFonts w:hint="eastAsia"/>
+        </w:rPr>
+        <w:t>适配器的主要数据结构对应的类及其关系如下图所示。</w:t>
+      </w:r>
+    </w:p>
+    <w:p>
+      <w:r>
+        <w:rPr>
+          <w:noProof/>
+        </w:rPr>
+        <w:drawing>
+          <wp:inline distT="0" distB="0" distL="0" distR="0">
+            <wp:extent cx="5274310" cy="3687018"/>
+            <wp:effectExtent l="19050" t="0" r="2540" b="0"/>
+            <wp:docPr id="9" name="Picture 6"/>
+            <wp:cNvGraphicFramePr>
+              <a:graphicFrameLocks xmlns:a="http://schemas.openxmlformats.org/drawingml/2006/main" noChangeAspect="1"/>
+            </wp:cNvGraphicFramePr>
+            <a:graphic xmlns:a="http://schemas.openxmlformats.org/drawingml/2006/main">
+              <a:graphicData uri="http://schemas.openxmlformats.org/drawingml/2006/picture">
+                <pic:pic xmlns:pic="http://schemas.openxmlformats.org/drawingml/2006/picture">
+                  <pic:nvPicPr>
+                    <pic:cNvPr id="0" name="Picture 6"/>
+                    <pic:cNvPicPr>
+                      <a:picLocks noChangeAspect="1" noChangeArrowheads="1"/>
+                    </pic:cNvPicPr>
+                  </pic:nvPicPr>
+                  <pic:blipFill>
+                    <a:blip r:embed="rId19"/>
+                    <a:srcRect/>
+                    <a:stretch>
+                      <a:fillRect/>
+                    </a:stretch>
+                  </pic:blipFill>
+                  <pic:spPr bwMode="auto">
+                    <a:xfrm>
+                      <a:off x="0" y="0"/>
+                      <a:ext cx="5274310" cy="3687018"/>
+                    </a:xfrm>
+                    <a:prstGeom prst="rect">
+                      <a:avLst/>
+                    </a:prstGeom>
+                    <a:noFill/>
+                    <a:ln w="9525">
+                      <a:noFill/>
+                      <a:miter lim="800000"/>
+                      <a:headEnd/>
+                      <a:tailEnd/>
+                    </a:ln>
+                  </pic:spPr>
+                </pic:pic>
+              </a:graphicData>
+            </a:graphic>
+          </wp:inline>
+        </w:drawing>
+      </w:r>
+    </w:p>
+    <w:p>
+      <w:pPr>
+        <w:pStyle w:val="ListParagraph"/>
+        <w:numPr>
+          <w:ilvl w:val="0"/>
+          <w:numId w:val="21"/>
+        </w:numPr>
+        <w:jc w:val="left"/>
+      </w:pPr>
+      <w:r>
+        <w:rPr>
+          <w:rFonts w:hint="eastAsia"/>
+        </w:rPr>
+        <w:t>核心结构：适配器控制块</w:t>
+      </w:r>
+      <w:proofErr w:type="spellStart"/>
+      <w:r>
+        <w:rPr>
+          <w:rFonts w:hint="eastAsia"/>
+        </w:rPr>
+        <w:t>se</w:t>
+      </w:r>
+      <w:r>
+        <w:rPr>
+          <w:rFonts w:hint="eastAsia"/>
+        </w:rPr>
+        <w:t>AdptCB</w:t>
+      </w:r>
+      <w:proofErr w:type="spellEnd"/>
+    </w:p>
+    <w:p>
+      <w:pPr>
+        <w:pStyle w:val="ListParagraph"/>
+        <w:ind w:left="1260" w:firstLine="0"/>
+        <w:jc w:val="left"/>
+      </w:pPr>
+      <w:r>
+        <w:rPr>
+          <w:rFonts w:hint="eastAsia"/>
+        </w:rPr>
+        <w:t>适配器主控制块，用于初始化适配器环境、激活主要线程等。</w:t>
+      </w:r>
+      <w:r>
+        <w:rPr>
+          <w:rFonts w:hint="eastAsia"/>
+        </w:rPr>
+        <w:t>在系统启动的时候注册到</w:t>
+      </w:r>
+      <w:proofErr w:type="spellStart"/>
+      <w:r>
+        <w:rPr>
+          <w:rFonts w:hint="eastAsia"/>
+        </w:rPr>
+        <w:t>krcb</w:t>
+      </w:r>
+      <w:proofErr w:type="spellEnd"/>
+      <w:r>
+        <w:rPr>
+          <w:rFonts w:hint="eastAsia"/>
+        </w:rPr>
+        <w:t>中，并随着</w:t>
+      </w:r>
+      <w:proofErr w:type="spellStart"/>
+      <w:r>
+        <w:rPr>
+          <w:rFonts w:hint="eastAsia"/>
+        </w:rPr>
+        <w:t>krcb</w:t>
+      </w:r>
+      <w:proofErr w:type="spellEnd"/>
+      <w:r>
+        <w:rPr>
+          <w:rFonts w:hint="eastAsia"/>
+        </w:rPr>
+        <w:t>的</w:t>
+      </w:r>
+      <w:r>
+        <w:rPr>
+          <w:rFonts w:hint="eastAsia"/>
+        </w:rPr>
+        <w:t>init</w:t>
+      </w:r>
+      <w:r>
+        <w:rPr>
+          <w:rFonts w:hint="eastAsia"/>
+        </w:rPr>
+        <w:t>过程被初始化和激活。</w:t>
+      </w:r>
+    </w:p>
+    <w:p>
+      <w:pPr>
+        <w:pStyle w:val="ListParagraph"/>
+        <w:numPr>
+          <w:ilvl w:val="0"/>
+          <w:numId w:val="21"/>
+        </w:numPr>
+        <w:jc w:val="left"/>
+      </w:pPr>
+      <w:r>
+        <w:rPr>
+          <w:rFonts w:hint="eastAsia"/>
+        </w:rPr>
+        <w:t>配置管理结构：</w:t>
+      </w:r>
+      <w:proofErr w:type="spellStart"/>
+      <w:r>
+        <w:rPr>
+          <w:rFonts w:hint="eastAsia"/>
+        </w:rPr>
+        <w:t>seAdptOptions</w:t>
+      </w:r>
+      <w:proofErr w:type="spellEnd"/>
+    </w:p>
+    <w:p>
+      <w:pPr>
+        <w:pStyle w:val="ListParagraph"/>
+        <w:ind w:left="1260" w:firstLine="0"/>
+        <w:jc w:val="left"/>
+      </w:pPr>
+      <w:r>
+        <w:rPr>
+          <w:rFonts w:hint="eastAsia"/>
+        </w:rPr>
+        <w:t>用于处理适配器配置，包括加载、获取各配置项等。</w:t>
+      </w:r>
+    </w:p>
+    <w:p>
+      <w:pPr>
+        <w:pStyle w:val="Heading3"/>
+        <w:rPr>
+          <w:rFonts w:hint="eastAsia"/>
+        </w:rPr>
+      </w:pPr>
+      <w:r>
+        <w:rPr>
+          <w:rFonts w:hint="eastAsia"/>
+        </w:rPr>
+        <w:t>引擎关键数据结构</w:t>
+      </w:r>
+      <w:r>
+        <w:rPr>
+          <w:rFonts w:hint="eastAsia"/>
+        </w:rPr>
+        <w:t>及变更</w:t>
+      </w:r>
+    </w:p>
+    <w:p>
+      <w:pPr>
+        <w:rPr>
+          <w:rFonts w:hint="eastAsia"/>
+        </w:rPr>
+      </w:pPr>
+      <w:r>
+        <w:rPr>
+          <w:rFonts w:hint="eastAsia"/>
+        </w:rPr>
+        <w:tab/>
+      </w:r>
+      <w:r>
+        <w:rPr>
+          <w:rFonts w:hint="eastAsia"/>
+        </w:rPr>
+        <w:t>引擎侧通过封装一个外部数据源管理器，来实现与适配器的交互。</w:t>
+      </w:r>
+    </w:p>
+    <w:p>
+      <w:pPr>
+        <w:jc w:val="center"/>
+        <w:rPr>
+          <w:rFonts w:hint="eastAsia"/>
+          <w:color w:val="FF0000"/>
+        </w:rPr>
+      </w:pPr>
+      <w:r>
+        <w:rPr>
+          <w:rFonts w:hint="eastAsia"/>
+          <w:noProof/>
+        </w:rPr>
+        <w:lastRenderedPageBreak/>
+        <w:drawing>
+          <wp:inline distT="0" distB="0" distL="0" distR="0">
+            <wp:extent cx="3382645" cy="2896235"/>
+            <wp:effectExtent l="19050" t="0" r="8255" b="0"/>
+            <wp:docPr id="16" name="Picture 8"/>
+            <wp:cNvGraphicFramePr>
+              <a:graphicFrameLocks xmlns:a="http://schemas.openxmlformats.org/drawingml/2006/main" noChangeAspect="1"/>
+            </wp:cNvGraphicFramePr>
+            <a:graphic xmlns:a="http://schemas.openxmlformats.org/drawingml/2006/main">
+              <a:graphicData uri="http://schemas.openxmlformats.org/drawingml/2006/picture">
+                <pic:pic xmlns:pic="http://schemas.openxmlformats.org/drawingml/2006/picture">
+                  <pic:nvPicPr>
+                    <pic:cNvPr id="0" name="Picture 8"/>
+                    <pic:cNvPicPr>
+                      <a:picLocks noChangeAspect="1" noChangeArrowheads="1"/>
+                    </pic:cNvPicPr>
+                  </pic:nvPicPr>
+                  <pic:blipFill>
+                    <a:blip r:embed="rId20"/>
+                    <a:srcRect/>
+                    <a:stretch>
+                      <a:fillRect/>
+                    </a:stretch>
+                  </pic:blipFill>
+                  <pic:spPr bwMode="auto">
+                    <a:xfrm>
+                      <a:off x="0" y="0"/>
+                      <a:ext cx="3382645" cy="2896235"/>
+                    </a:xfrm>
+                    <a:prstGeom prst="rect">
+                      <a:avLst/>
+                    </a:prstGeom>
+                    <a:noFill/>
+                    <a:ln w="9525">
+                      <a:noFill/>
+                      <a:miter lim="800000"/>
+                      <a:headEnd/>
+                      <a:tailEnd/>
+                    </a:ln>
+                  </pic:spPr>
+                </pic:pic>
+              </a:graphicData>
+            </a:graphic>
+          </wp:inline>
+        </w:drawing>
+      </w:r>
+    </w:p>
+    <w:p>
+      <w:pPr>
+        <w:pStyle w:val="ListParagraph"/>
+        <w:numPr>
+          <w:ilvl w:val="0"/>
+          <w:numId w:val="20"/>
+        </w:numPr>
+        <w:jc w:val="left"/>
+        <w:rPr>
+          <w:rFonts w:hint="eastAsia"/>
+          <w:color w:val="auto"/>
+        </w:rPr>
+      </w:pPr>
+      <w:r>
+        <w:rPr>
+          <w:rFonts w:hint="eastAsia"/>
+          <w:color w:val="auto"/>
+        </w:rPr>
+        <w:t>外部数据源</w:t>
+      </w:r>
+    </w:p>
+    <w:p>
+      <w:pPr>
+        <w:pStyle w:val="ListParagraph"/>
+        <w:ind w:left="840" w:firstLine="0"/>
+        <w:jc w:val="left"/>
+        <w:rPr>
+          <w:rFonts w:hint="eastAsia"/>
+          <w:color w:val="auto"/>
+        </w:rPr>
+      </w:pPr>
+      <w:r>
+        <w:rPr>
+          <w:rFonts w:hint="eastAsia"/>
+          <w:color w:val="auto"/>
+        </w:rPr>
+        <w:t>外部数据源用于引擎与引擎之外数据的主动交互（在此即指搜索引擎适配器），</w:t>
+      </w:r>
+      <w:r>
+        <w:rPr>
+          <w:rFonts w:hint="eastAsia"/>
+          <w:color w:val="auto"/>
+        </w:rPr>
+        <w:t>每一个外部数据源与适配器建立一个独立的</w:t>
+      </w:r>
+      <w:r>
+        <w:rPr>
+          <w:rFonts w:hint="eastAsia"/>
+          <w:color w:val="auto"/>
+        </w:rPr>
+        <w:t>SOCKET</w:t>
+      </w:r>
+      <w:r>
+        <w:rPr>
+          <w:rFonts w:hint="eastAsia"/>
+          <w:color w:val="auto"/>
+        </w:rPr>
+        <w:t>通信通道，</w:t>
+      </w:r>
+      <w:r>
+        <w:rPr>
+          <w:rFonts w:hint="eastAsia"/>
+          <w:color w:val="auto"/>
+        </w:rPr>
+        <w:t>用于适配器发送数据获取请求及接收数据。</w:t>
+      </w:r>
+    </w:p>
+    <w:p>
+      <w:pPr>
+        <w:pStyle w:val="ListParagraph"/>
+        <w:numPr>
+          <w:ilvl w:val="0"/>
+          <w:numId w:val="20"/>
+        </w:numPr>
+        <w:jc w:val="left"/>
+        <w:rPr>
+          <w:rFonts w:hint="eastAsia"/>
+          <w:color w:val="auto"/>
+        </w:rPr>
+      </w:pPr>
+      <w:r>
+        <w:rPr>
+          <w:rFonts w:hint="eastAsia"/>
+          <w:color w:val="auto"/>
+        </w:rPr>
+        <w:t>外部数据源管理器</w:t>
+      </w:r>
+    </w:p>
+    <w:p>
+      <w:pPr>
+        <w:pStyle w:val="ListParagraph"/>
+        <w:ind w:left="840" w:firstLine="0"/>
+        <w:jc w:val="left"/>
+        <w:rPr>
+          <w:color w:val="auto"/>
+        </w:rPr>
+      </w:pPr>
+      <w:r>
+        <w:rPr>
+          <w:rFonts w:hint="eastAsia"/>
+          <w:color w:val="auto"/>
+        </w:rPr>
+        <w:t>用于管理外部数据源，它保存着外部数据源的访问信息，负责外部数据源</w:t>
+      </w:r>
+      <w:r>
+        <w:rPr>
+          <w:rFonts w:hint="eastAsia"/>
+          <w:color w:val="auto"/>
+        </w:rPr>
+        <w:t>结构的分配和回收。</w:t>
+      </w:r>
+    </w:p>
+    <w:p>
+      <w:pPr>
+        <w:pStyle w:val="Heading2"/>
+        <w:numPr>
+          <w:ilvl w:val="1"/>
+          <w:numId w:val="2"/>
+        </w:numPr>
+        <w:rPr>
+          <w:color w:val="0070C0"/>
+        </w:rPr>
+      </w:pPr>
+      <w:r>
+        <w:rPr>
+          <w:rFonts w:hint="eastAsia"/>
+          <w:color w:val="0070C0"/>
+        </w:rPr>
+        <w:t>消息结构</w:t>
+      </w:r>
+    </w:p>
+    <w:p>
+      <w:pPr>
+        <w:pStyle w:val="ListParagraph"/>
+        <w:numPr>
+          <w:ilvl w:val="0"/>
+          <w:numId w:val="10"/>
+        </w:numPr>
+        <w:rPr>
+          <w:rFonts w:hint="eastAsia"/>
+        </w:rPr>
+      </w:pPr>
+      <w:r>
+        <w:rPr>
+          <w:rFonts w:hint="eastAsia"/>
+        </w:rPr>
+        <w:t>适配器注册消息及应答</w:t>
+      </w:r>
+    </w:p>
+    <w:p>
+      <w:pPr>
+        <w:pStyle w:val="ListParagraph"/>
+        <w:ind w:left="900" w:firstLine="0"/>
+      </w:pPr>
+      <w:r>
+        <w:rPr>
+          <w:rFonts w:hint="eastAsia"/>
+        </w:rPr>
+        <w:t>适配器启动后，需要主动向数据节点发送注册消息。</w:t>
+      </w:r>
+    </w:p>
+    <w:p>
+      <w:pPr>
+        <w:pStyle w:val="ListParagraph"/>
+        <w:numPr>
+          <w:ilvl w:val="0"/>
+          <w:numId w:val="21"/>
+        </w:numPr>
+        <w:rPr>
+          <w:rFonts w:hint="eastAsia"/>
+        </w:rPr>
+      </w:pPr>
+      <w:r>
+        <w:rPr>
+          <w:rFonts w:hint="eastAsia"/>
+        </w:rPr>
+        <w:t>请求</w:t>
+      </w:r>
+    </w:p>
+    <w:p>
+      <w:pPr>
+        <w:pStyle w:val="ListParagraph"/>
+        <w:ind w:left="1260" w:firstLine="0"/>
+      </w:pPr>
+      <w:r>
+        <w:rPr>
+          <w:rFonts w:hint="eastAsia"/>
+        </w:rPr>
+        <w:t>适配器向数据节点发送注册请求时，需要带上自己的</w:t>
+      </w:r>
+      <w:r>
+        <w:rPr>
+          <w:rFonts w:hint="eastAsia"/>
+        </w:rPr>
+        <w:t>主机名和监听端口号，以便数据节点在要进行数据搜索时，知道请求发送目标。</w:t>
+      </w:r>
+    </w:p>
+    <w:tbl>
+      <w:tblPr>
+        <w:tblStyle w:val="TableGrid"/>
+        <w:tblW w:w="0" w:type="auto"/>
+        <w:tblInd w:w="840" w:type="dxa"/>
+        <w:tblLook w:val="04A0"/>
+      </w:tblPr>
+      <w:tblGrid>
+        <w:gridCol w:w="1253"/>
+        <w:gridCol w:w="1843"/>
+        <w:gridCol w:w="2693"/>
+        <w:gridCol w:w="1893"/>
+      </w:tblGrid>
+      <w:tr>
+        <w:tc>
+          <w:tcPr>
+            <w:tcW w:w="1253" w:type="dxa"/>
+          </w:tcPr>
+          <w:p>
+            <w:pPr>
+              <w:pStyle w:val="ListParagraph"/>
+              <w:ind w:firstLine="0"/>
+              <w:jc w:val="center"/>
+              <w:rPr>
+                <w:b/>
+              </w:rPr>
+            </w:pPr>
+            <w:r>
+              <w:rPr>
+                <w:rFonts w:hint="eastAsia"/>
+                <w:b/>
+              </w:rPr>
+              <w:t>消息方向</w:t>
+            </w:r>
+          </w:p>
+        </w:tc>
+        <w:tc>
+          <w:tcPr>
+            <w:tcW w:w="1843" w:type="dxa"/>
+          </w:tcPr>
+          <w:p>
+            <w:pPr>
+              <w:pStyle w:val="ListParagraph"/>
+              <w:ind w:firstLine="0"/>
+              <w:jc w:val="center"/>
+              <w:rPr>
+                <w:b/>
+              </w:rPr>
+            </w:pPr>
+            <w:r>
+              <w:rPr>
+                <w:rFonts w:hint="eastAsia"/>
+                <w:b/>
+              </w:rPr>
+              <w:t>消息</w:t>
+            </w:r>
+            <w:r>
+              <w:rPr>
+                <w:rFonts w:hint="eastAsia"/>
+                <w:b/>
+              </w:rPr>
+              <w:t>内容</w:t>
+            </w:r>
+          </w:p>
+        </w:tc>
+        <w:tc>
+          <w:tcPr>
+            <w:tcW w:w="2693" w:type="dxa"/>
+          </w:tcPr>
+          <w:p>
+            <w:pPr>
+              <w:pStyle w:val="ListParagraph"/>
+              <w:ind w:firstLine="0"/>
+              <w:jc w:val="center"/>
+              <w:rPr>
+                <w:b/>
+              </w:rPr>
+            </w:pPr>
+            <w:r>
+              <w:rPr>
+                <w:rFonts w:hint="eastAsia"/>
+                <w:b/>
+              </w:rPr>
+              <w:t>含义</w:t>
+            </w:r>
+          </w:p>
+        </w:tc>
+        <w:tc>
+          <w:tcPr>
+            <w:tcW w:w="1893" w:type="dxa"/>
+          </w:tcPr>
+          <w:p>
+            <w:pPr>
+              <w:pStyle w:val="ListParagraph"/>
+              <w:ind w:firstLine="0"/>
+              <w:jc w:val="center"/>
+              <w:rPr>
+                <w:b/>
+              </w:rPr>
+            </w:pPr>
+            <w:r>
+              <w:rPr>
+                <w:rFonts w:hint="eastAsia"/>
+                <w:b/>
+              </w:rPr>
+              <w:t>说明</w:t>
+            </w:r>
+          </w:p>
+        </w:tc>
+      </w:tr>
+      <w:tr>
+        <w:tc>
+          <w:tcPr>
+            <w:tcW w:w="1253" w:type="dxa"/>
+            <w:vMerge w:val="restart"/>
+          </w:tcPr>
+          <w:p>
+            <w:pPr>
+              <w:pStyle w:val="ListParagraph"/>
+              <w:ind w:firstLine="0"/>
+            </w:pPr>
+            <w:r>
+              <w:rPr>
+                <w:rFonts w:hint="eastAsia"/>
+              </w:rPr>
+              <w:t>A --&gt; S</w:t>
+            </w:r>
+          </w:p>
+        </w:tc>
+        <w:tc>
+          <w:tcPr>
+            <w:tcW w:w="1843" w:type="dxa"/>
+          </w:tcPr>
+          <w:p>
+            <w:pPr>
+              <w:pStyle w:val="ListParagraph"/>
+              <w:ind w:firstLine="0"/>
+            </w:pPr>
+            <w:r>
+              <w:rPr>
+                <w:rFonts w:hint="eastAsia"/>
+              </w:rPr>
+              <w:t>host name</w:t>
+            </w:r>
+          </w:p>
+        </w:tc>
+        <w:tc>
+          <w:tcPr>
+            <w:tcW w:w="2693" w:type="dxa"/>
+          </w:tcPr>
+          <w:p>
+            <w:pPr>
+              <w:pStyle w:val="ListParagraph"/>
+              <w:ind w:firstLine="0"/>
+            </w:pPr>
+            <w:r>
+              <w:rPr>
+                <w:rFonts w:hint="eastAsia"/>
+              </w:rPr>
+              <w:t>适配器所在主机名</w:t>
+            </w:r>
+          </w:p>
+        </w:tc>
+        <w:tc>
+          <w:tcPr>
+            <w:tcW w:w="1893" w:type="dxa"/>
+          </w:tcPr>
+          <w:p>
+            <w:pPr>
+              <w:pStyle w:val="ListParagraph"/>
+              <w:ind w:firstLine="0"/>
+            </w:pPr>
+          </w:p>
+        </w:tc>
+      </w:tr>
+      <w:tr>
+        <w:tc>
+          <w:tcPr>
+            <w:tcW w:w="1253" w:type="dxa"/>
+            <w:vMerge/>
+          </w:tcPr>
+          <w:p>
+            <w:pPr>
+              <w:pStyle w:val="ListParagraph"/>
+              <w:ind w:firstLine="0"/>
+              <w:rPr>
+                <w:rFonts w:hint="eastAsia"/>
+              </w:rPr>
+            </w:pPr>
+          </w:p>
+        </w:tc>
+        <w:tc>
+          <w:tcPr>
+            <w:tcW w:w="1843" w:type="dxa"/>
+          </w:tcPr>
+          <w:p>
+            <w:pPr>
+              <w:pStyle w:val="ListParagraph"/>
+              <w:ind w:firstLine="0"/>
+              <w:rPr>
+                <w:rFonts w:hint="eastAsia"/>
+              </w:rPr>
+            </w:pPr>
+            <w:r>
+              <w:rPr>
+                <w:rFonts w:hint="eastAsia"/>
+              </w:rPr>
+              <w:t>port</w:t>
+            </w:r>
+          </w:p>
+        </w:tc>
+        <w:tc>
+          <w:tcPr>
+            <w:tcW w:w="2693" w:type="dxa"/>
+          </w:tcPr>
+          <w:p>
+            <w:pPr>
+              <w:pStyle w:val="ListParagraph"/>
+              <w:ind w:firstLine="0"/>
+              <w:rPr>
+                <w:rFonts w:hint="eastAsia"/>
+              </w:rPr>
+            </w:pPr>
+            <w:r>
+              <w:rPr>
+                <w:rFonts w:hint="eastAsia"/>
+              </w:rPr>
+              <w:t>监听端口</w:t>
+            </w:r>
+          </w:p>
+        </w:tc>
+        <w:tc>
+          <w:tcPr>
+            <w:tcW w:w="1893" w:type="dxa"/>
+          </w:tcPr>
+          <w:p>
+            <w:pPr>
+              <w:pStyle w:val="ListParagraph"/>
+              <w:ind w:firstLine="0"/>
+            </w:pPr>
+          </w:p>
+        </w:tc>
+      </w:tr>
+    </w:tbl>
+    <w:p>
+      <w:pPr>
+        <w:pStyle w:val="ListParagraph"/>
+        <w:numPr>
+          <w:ilvl w:val="0"/>
+          <w:numId w:val="21"/>
+        </w:numPr>
+        <w:rPr>
+          <w:rFonts w:hint="eastAsia"/>
+        </w:rPr>
+      </w:pPr>
+      <w:r>
+        <w:rPr>
+          <w:rFonts w:hint="eastAsia"/>
+        </w:rPr>
+        <w:t>应答</w:t>
+      </w:r>
+    </w:p>
+    <w:p>
+      <w:pPr>
+        <w:pStyle w:val="ListParagraph"/>
+        <w:ind w:left="1260" w:firstLine="0"/>
+      </w:pPr>
+      <w:r>
+        <w:rPr>
+          <w:rFonts w:hint="eastAsia"/>
+        </w:rPr>
+        <w:t>应答中</w:t>
+      </w:r>
+      <w:r>
+        <w:rPr>
+          <w:rFonts w:hint="eastAsia"/>
+        </w:rPr>
+        <w:t>包含数据节点所在的组</w:t>
+      </w:r>
+      <w:r>
+        <w:rPr>
+          <w:rFonts w:hint="eastAsia"/>
+        </w:rPr>
+        <w:t>ID</w:t>
+      </w:r>
+      <w:r>
+        <w:rPr>
+          <w:rFonts w:hint="eastAsia"/>
+        </w:rPr>
+        <w:t>、节点</w:t>
+      </w:r>
+      <w:r>
+        <w:rPr>
+          <w:rFonts w:hint="eastAsia"/>
+        </w:rPr>
+        <w:t>ID</w:t>
+      </w:r>
+      <w:r>
+        <w:rPr>
+          <w:rFonts w:hint="eastAsia"/>
+        </w:rPr>
+        <w:t>，</w:t>
+      </w:r>
+      <w:r>
+        <w:rPr>
+          <w:rFonts w:hint="eastAsia"/>
+        </w:rPr>
+        <w:t>用于适配器向数据节点异步发送数据请求的路由。</w:t>
+      </w:r>
+    </w:p>
+    <w:tbl>
+      <w:tblPr>
+        <w:tblStyle w:val="TableGrid"/>
+        <w:tblW w:w="0" w:type="auto"/>
+        <w:tblInd w:w="840" w:type="dxa"/>
+        <w:tblLook w:val="04A0"/>
+      </w:tblPr>
+      <w:tblGrid>
+        <w:gridCol w:w="1253"/>
+        <w:gridCol w:w="1843"/>
+        <w:gridCol w:w="2665"/>
+        <w:gridCol w:w="1921"/>
+      </w:tblGrid>
+      <w:tr>
+        <w:tc>
+          <w:tcPr>
+            <w:tcW w:w="1253" w:type="dxa"/>
+          </w:tcPr>
+          <w:p>
+            <w:pPr>
+              <w:pStyle w:val="ListParagraph"/>
+              <w:ind w:firstLine="0"/>
+              <w:jc w:val="center"/>
+              <w:rPr>
+                <w:b/>
+              </w:rPr>
+            </w:pPr>
+            <w:r>
+              <w:rPr>
+                <w:rFonts w:hint="eastAsia"/>
+                <w:b/>
+              </w:rPr>
+              <w:t>消息方向</w:t>
+            </w:r>
+          </w:p>
+        </w:tc>
+        <w:tc>
+          <w:tcPr>
+            <w:tcW w:w="1843" w:type="dxa"/>
+          </w:tcPr>
+          <w:p>
+            <w:pPr>
+              <w:pStyle w:val="ListParagraph"/>
+              <w:ind w:firstLine="0"/>
+              <w:jc w:val="center"/>
+              <w:rPr>
+                <w:b/>
+              </w:rPr>
+            </w:pPr>
+            <w:r>
+              <w:rPr>
+                <w:rFonts w:hint="eastAsia"/>
+                <w:b/>
+              </w:rPr>
+              <w:t>消息</w:t>
+            </w:r>
+            <w:r>
+              <w:rPr>
+                <w:rFonts w:hint="eastAsia"/>
+                <w:b/>
+              </w:rPr>
+              <w:t>内容</w:t>
+            </w:r>
+          </w:p>
+        </w:tc>
+        <w:tc>
+          <w:tcPr>
+            <w:tcW w:w="2665" w:type="dxa"/>
+          </w:tcPr>
+          <w:p>
+            <w:pPr>
+              <w:pStyle w:val="ListParagraph"/>
+              <w:ind w:firstLine="0"/>
+              <w:jc w:val="center"/>
+              <w:rPr>
+                <w:b/>
+              </w:rPr>
+            </w:pPr>
+            <w:r>
+              <w:rPr>
+                <w:rFonts w:hint="eastAsia"/>
+                <w:b/>
+              </w:rPr>
+              <w:t>含义</w:t>
+            </w:r>
+          </w:p>
+        </w:tc>
+        <w:tc>
+          <w:tcPr>
+            <w:tcW w:w="1921" w:type="dxa"/>
+          </w:tcPr>
+          <w:p>
+            <w:pPr>
+              <w:pStyle w:val="ListParagraph"/>
+              <w:ind w:firstLine="0"/>
+              <w:jc w:val="center"/>
+              <w:rPr>
+                <w:b/>
+              </w:rPr>
+            </w:pPr>
+            <w:r>
+              <w:rPr>
+                <w:rFonts w:hint="eastAsia"/>
+                <w:b/>
+              </w:rPr>
+              <w:t>说明</w:t>
+            </w:r>
+          </w:p>
+        </w:tc>
+      </w:tr>
+      <w:tr>
+        <w:tc>
+          <w:tcPr>
+            <w:tcW w:w="1253" w:type="dxa"/>
+            <w:vMerge w:val="restart"/>
+          </w:tcPr>
+          <w:p>
+            <w:pPr>
+              <w:pStyle w:val="ListParagraph"/>
+              <w:ind w:firstLine="0"/>
+            </w:pPr>
+            <w:r>
+              <w:rPr>
+                <w:rFonts w:hint="eastAsia"/>
+              </w:rPr>
+              <w:t>S --&gt; A</w:t>
+            </w:r>
+          </w:p>
+        </w:tc>
+        <w:tc>
+          <w:tcPr>
+            <w:tcW w:w="1843" w:type="dxa"/>
+          </w:tcPr>
+          <w:p>
+            <w:pPr>
+              <w:pStyle w:val="ListParagraph"/>
+              <w:ind w:firstLine="0"/>
+            </w:pPr>
+            <w:r>
+              <w:rPr>
+                <w:rFonts w:hint="eastAsia"/>
+              </w:rPr>
+              <w:t xml:space="preserve">group </w:t>
+            </w:r>
+            <w:r>
+              <w:rPr>
+                <w:rFonts w:hint="eastAsia"/>
+              </w:rPr>
+              <w:t>ID</w:t>
+            </w:r>
+          </w:p>
+        </w:tc>
+        <w:tc>
+          <w:tcPr>
+            <w:tcW w:w="2665" w:type="dxa"/>
+          </w:tcPr>
+          <w:p>
+            <w:pPr>
+              <w:pStyle w:val="ListParagraph"/>
+              <w:ind w:firstLine="0"/>
+            </w:pPr>
+            <w:r>
+              <w:rPr>
+                <w:rFonts w:hint="eastAsia"/>
+              </w:rPr>
+              <w:t>数据节点所在组</w:t>
+            </w:r>
+            <w:r>
+              <w:rPr>
+                <w:rFonts w:hint="eastAsia"/>
+              </w:rPr>
+              <w:t>ID</w:t>
+            </w:r>
+          </w:p>
+        </w:tc>
+        <w:tc>
+          <w:tcPr>
+            <w:tcW w:w="1921" w:type="dxa"/>
+          </w:tcPr>
+          <w:p>
+            <w:pPr>
+              <w:pStyle w:val="ListParagraph"/>
+              <w:ind w:firstLine="0"/>
+            </w:pPr>
+          </w:p>
+        </w:tc>
+      </w:tr>
+      <w:tr>
+        <w:tc>
+          <w:tcPr>
+            <w:tcW w:w="1253" w:type="dxa"/>
+            <w:vMerge/>
+          </w:tcPr>
+          <w:p>
+            <w:pPr>
+              <w:pStyle w:val="ListParagraph"/>
+              <w:ind w:firstLine="0"/>
+              <w:rPr>
+                <w:rFonts w:hint="eastAsia"/>
+              </w:rPr>
+            </w:pPr>
+          </w:p>
+        </w:tc>
+        <w:tc>
+          <w:tcPr>
+            <w:tcW w:w="1843" w:type="dxa"/>
+          </w:tcPr>
+          <w:p>
+            <w:pPr>
+              <w:pStyle w:val="ListParagraph"/>
+              <w:ind w:firstLine="0"/>
+              <w:rPr>
+                <w:rFonts w:hint="eastAsia"/>
+              </w:rPr>
+            </w:pPr>
+            <w:r>
+              <w:rPr>
+                <w:rFonts w:hint="eastAsia"/>
+              </w:rPr>
+              <w:t xml:space="preserve">node </w:t>
+            </w:r>
+            <w:r>
+              <w:rPr>
+                <w:rFonts w:hint="eastAsia"/>
+              </w:rPr>
+              <w:t>ID</w:t>
+            </w:r>
+          </w:p>
+        </w:tc>
+        <w:tc>
+          <w:tcPr>
+            <w:tcW w:w="2665" w:type="dxa"/>
+          </w:tcPr>
+          <w:p>
+            <w:pPr>
+              <w:pStyle w:val="ListParagraph"/>
+              <w:ind w:firstLine="0"/>
+            </w:pPr>
+            <w:r>
+              <w:rPr>
+                <w:rFonts w:hint="eastAsia"/>
+              </w:rPr>
+              <w:t>数据节点</w:t>
+            </w:r>
+            <w:r>
+              <w:rPr>
+                <w:rFonts w:hint="eastAsia"/>
+              </w:rPr>
+              <w:t>ID</w:t>
+            </w:r>
+          </w:p>
+        </w:tc>
+        <w:tc>
+          <w:tcPr>
+            <w:tcW w:w="1921" w:type="dxa"/>
+          </w:tcPr>
+          <w:p>
+            <w:pPr>
+              <w:pStyle w:val="ListParagraph"/>
+              <w:ind w:firstLine="0"/>
+            </w:pPr>
+          </w:p>
+        </w:tc>
+      </w:tr>
+    </w:tbl>
+    <w:p>
+      <w:pPr>
+        <w:pStyle w:val="ListParagraph"/>
+        <w:numPr>
+          <w:ilvl w:val="0"/>
+          <w:numId w:val="10"/>
+        </w:numPr>
+        <w:rPr>
+          <w:rFonts w:hint="eastAsia"/>
+        </w:rPr>
+      </w:pPr>
+      <w:r>
+        <w:rPr>
+          <w:rFonts w:hint="eastAsia"/>
+        </w:rPr>
+        <w:t>全文索引信息查询请求及应答</w:t>
+      </w:r>
+    </w:p>
+    <w:p>
+      <w:pPr>
+        <w:pStyle w:val="ListParagraph"/>
+        <w:ind w:left="900" w:firstLine="0"/>
+        <w:jc w:val="left"/>
+        <w:rPr>
+          <w:rFonts w:hint="eastAsia"/>
+        </w:rPr>
+      </w:pPr>
+      <w:r>
+        <w:rPr>
+          <w:rFonts w:hint="eastAsia"/>
+        </w:rPr>
+        <w:t>适配器定期</w:t>
+      </w:r>
+      <w:r>
+        <w:rPr>
+          <w:rFonts w:hint="eastAsia"/>
+        </w:rPr>
+        <w:t>（</w:t>
+      </w:r>
+      <w:r>
+        <w:rPr>
+          <w:rFonts w:hint="eastAsia"/>
+        </w:rPr>
+        <w:t>1</w:t>
+      </w:r>
+      <w:r>
+        <w:rPr>
+          <w:rFonts w:hint="eastAsia"/>
+        </w:rPr>
+        <w:t>分钟）</w:t>
+      </w:r>
+      <w:r>
+        <w:rPr>
+          <w:rFonts w:hint="eastAsia"/>
+        </w:rPr>
+        <w:t>向数据节点请求全文索引的信息，包括有哪些全文索引，其定义是怎样的。</w:t>
+      </w:r>
+      <w:r>
+        <w:rPr>
+          <w:rFonts w:hint="eastAsia"/>
+        </w:rPr>
+        <w:t>当全文索引信息有变更时，进行对应的处理，如新索引的创建，不存在索引的删除等</w:t>
+      </w:r>
+    </w:p>
+    <w:p>
+      <w:pPr>
+        <w:pStyle w:val="ListParagraph"/>
+        <w:numPr>
+          <w:ilvl w:val="0"/>
+          <w:numId w:val="21"/>
+        </w:numPr>
+        <w:rPr>
+          <w:rFonts w:hint="eastAsia"/>
+        </w:rPr>
+      </w:pPr>
+      <w:r>
+        <w:rPr>
+          <w:rFonts w:hint="eastAsia"/>
+        </w:rPr>
+        <w:t>请求</w:t>
+      </w:r>
+    </w:p>
+    <w:p>
+      <w:pPr>
+        <w:pStyle w:val="ListParagraph"/>
+        <w:ind w:left="1260" w:firstLine="0"/>
+        <w:rPr>
+          <w:rFonts w:hint="eastAsia"/>
+        </w:rPr>
+      </w:pPr>
+      <w:r>
+        <w:rPr>
+          <w:rFonts w:hint="eastAsia"/>
+        </w:rPr>
+        <w:lastRenderedPageBreak/>
+        <w:t>新增加一种请求类型。</w:t>
+      </w:r>
+    </w:p>
+    <w:tbl>
+      <w:tblPr>
+        <w:tblStyle w:val="TableGrid"/>
+        <w:tblW w:w="0" w:type="auto"/>
+        <w:tblInd w:w="840" w:type="dxa"/>
+        <w:tblLook w:val="04A0"/>
+      </w:tblPr>
+      <w:tblGrid>
+        <w:gridCol w:w="1253"/>
+        <w:gridCol w:w="1843"/>
+        <w:gridCol w:w="2693"/>
+        <w:gridCol w:w="1893"/>
+      </w:tblGrid>
+      <w:tr>
+        <w:tc>
+          <w:tcPr>
+            <w:tcW w:w="1253" w:type="dxa"/>
+          </w:tcPr>
+          <w:p>
+            <w:pPr>
+              <w:pStyle w:val="ListParagraph"/>
+              <w:ind w:firstLine="0"/>
+              <w:jc w:val="center"/>
+              <w:rPr>
+                <w:b/>
+              </w:rPr>
+            </w:pPr>
+            <w:r>
+              <w:rPr>
+                <w:rFonts w:hint="eastAsia"/>
+                <w:b/>
+              </w:rPr>
+              <w:t>消息方向</w:t>
+            </w:r>
+          </w:p>
+        </w:tc>
+        <w:tc>
+          <w:tcPr>
+            <w:tcW w:w="1843" w:type="dxa"/>
+          </w:tcPr>
+          <w:p>
+            <w:pPr>
+              <w:pStyle w:val="ListParagraph"/>
+              <w:ind w:firstLine="0"/>
+              <w:jc w:val="center"/>
+              <w:rPr>
+                <w:b/>
+              </w:rPr>
+            </w:pPr>
+            <w:r>
+              <w:rPr>
+                <w:rFonts w:hint="eastAsia"/>
+                <w:b/>
+              </w:rPr>
+              <w:t>消息内容</w:t>
+            </w:r>
+          </w:p>
+        </w:tc>
+        <w:tc>
+          <w:tcPr>
+            <w:tcW w:w="2693" w:type="dxa"/>
+          </w:tcPr>
+          <w:p>
+            <w:pPr>
+              <w:pStyle w:val="ListParagraph"/>
+              <w:ind w:firstLine="0"/>
+              <w:jc w:val="center"/>
+              <w:rPr>
+                <w:b/>
+              </w:rPr>
+            </w:pPr>
+            <w:r>
+              <w:rPr>
+                <w:rFonts w:hint="eastAsia"/>
+                <w:b/>
+              </w:rPr>
+              <w:t>含义</w:t>
+            </w:r>
+          </w:p>
+        </w:tc>
+        <w:tc>
+          <w:tcPr>
+            <w:tcW w:w="1893" w:type="dxa"/>
+          </w:tcPr>
+          <w:p>
+            <w:pPr>
+              <w:pStyle w:val="ListParagraph"/>
+              <w:ind w:firstLine="0"/>
+              <w:jc w:val="center"/>
+              <w:rPr>
+                <w:b/>
+              </w:rPr>
+            </w:pPr>
+            <w:r>
+              <w:rPr>
+                <w:rFonts w:hint="eastAsia"/>
+                <w:b/>
+              </w:rPr>
+              <w:t>说明</w:t>
+            </w:r>
+          </w:p>
+        </w:tc>
+      </w:tr>
+      <w:tr>
+        <w:tc>
+          <w:tcPr>
+            <w:tcW w:w="1253" w:type="dxa"/>
+          </w:tcPr>
+          <w:p>
+            <w:pPr>
+              <w:pStyle w:val="ListParagraph"/>
+              <w:ind w:firstLine="0"/>
+            </w:pPr>
+            <w:r>
+              <w:rPr>
+                <w:rFonts w:hint="eastAsia"/>
+              </w:rPr>
+              <w:t>A --&gt; S</w:t>
+            </w:r>
+          </w:p>
+        </w:tc>
+        <w:tc>
+          <w:tcPr>
+            <w:tcW w:w="1843" w:type="dxa"/>
+          </w:tcPr>
+          <w:p>
+            <w:pPr>
+              <w:pStyle w:val="ListParagraph"/>
+              <w:ind w:firstLine="0"/>
+            </w:pPr>
+            <w:r>
+              <w:rPr>
+                <w:rFonts w:hint="eastAsia"/>
+              </w:rPr>
+              <w:t>只在</w:t>
+            </w:r>
+            <w:r>
+              <w:rPr>
+                <w:rFonts w:hint="eastAsia"/>
+              </w:rPr>
+              <w:t>消息头中包含消息类型，无消息</w:t>
+            </w:r>
+            <w:r>
+              <w:rPr>
+                <w:rFonts w:hint="eastAsia"/>
+              </w:rPr>
+              <w:t>体</w:t>
+            </w:r>
+          </w:p>
+        </w:tc>
+        <w:tc>
+          <w:tcPr>
+            <w:tcW w:w="2693" w:type="dxa"/>
+          </w:tcPr>
+          <w:p>
+            <w:pPr>
+              <w:pStyle w:val="ListParagraph"/>
+              <w:ind w:firstLine="0"/>
+            </w:pPr>
+          </w:p>
+        </w:tc>
+        <w:tc>
+          <w:tcPr>
+            <w:tcW w:w="1893" w:type="dxa"/>
+          </w:tcPr>
+          <w:p>
+            <w:pPr>
+              <w:pStyle w:val="ListParagraph"/>
+              <w:ind w:firstLine="0"/>
+            </w:pPr>
+          </w:p>
+        </w:tc>
+      </w:tr>
+    </w:tbl>
+    <w:p>
+      <w:pPr>
+        <w:pStyle w:val="ListParagraph"/>
+        <w:numPr>
+          <w:ilvl w:val="0"/>
+          <w:numId w:val="21"/>
+        </w:numPr>
+        <w:rPr>
+          <w:rFonts w:hint="eastAsia"/>
+        </w:rPr>
+      </w:pPr>
+      <w:r>
+        <w:rPr>
+          <w:rFonts w:hint="eastAsia"/>
+        </w:rPr>
+        <w:t>应答</w:t>
+      </w:r>
+    </w:p>
+    <w:p>
+      <w:pPr>
+        <w:pStyle w:val="ListParagraph"/>
+        <w:ind w:left="1260" w:firstLine="0"/>
+        <w:rPr>
+          <w:rFonts w:hint="eastAsia"/>
+        </w:rPr>
+      </w:pPr>
+      <w:r>
+        <w:rPr>
+          <w:rFonts w:hint="eastAsia"/>
+        </w:rPr>
+        <w:t>数据节点查询出所有的全文索引信息，以</w:t>
+      </w:r>
+      <w:r>
+        <w:rPr>
+          <w:rFonts w:hint="eastAsia"/>
+        </w:rPr>
+        <w:t>BSON</w:t>
+      </w:r>
+      <w:r>
+        <w:rPr>
+          <w:rFonts w:hint="eastAsia"/>
+        </w:rPr>
+        <w:t>的格式放到</w:t>
+      </w:r>
+      <w:r>
+        <w:rPr>
+          <w:rFonts w:hint="eastAsia"/>
+        </w:rPr>
+        <w:t>应答消息体中。</w:t>
+      </w:r>
+    </w:p>
+    <w:tbl>
+      <w:tblPr>
+        <w:tblStyle w:val="TableGrid"/>
+        <w:tblW w:w="0" w:type="auto"/>
+        <w:tblInd w:w="840" w:type="dxa"/>
+        <w:tblLook w:val="04A0"/>
+      </w:tblPr>
+      <w:tblGrid>
+        <w:gridCol w:w="1253"/>
+        <w:gridCol w:w="1843"/>
+        <w:gridCol w:w="2665"/>
+        <w:gridCol w:w="1921"/>
+      </w:tblGrid>
+      <w:tr>
+        <w:tc>
+          <w:tcPr>
+            <w:tcW w:w="1253" w:type="dxa"/>
+          </w:tcPr>
+          <w:p>
+            <w:pPr>
+              <w:pStyle w:val="ListParagraph"/>
+              <w:ind w:firstLine="0"/>
+              <w:jc w:val="center"/>
+              <w:rPr>
+                <w:b/>
+              </w:rPr>
+            </w:pPr>
+            <w:r>
+              <w:rPr>
+                <w:rFonts w:hint="eastAsia"/>
+                <w:b/>
+              </w:rPr>
+              <w:t>消息方向</w:t>
+            </w:r>
+          </w:p>
+        </w:tc>
+        <w:tc>
+          <w:tcPr>
+            <w:tcW w:w="1843" w:type="dxa"/>
+          </w:tcPr>
+          <w:p>
+            <w:pPr>
+              <w:pStyle w:val="ListParagraph"/>
+              <w:ind w:firstLine="0"/>
+              <w:jc w:val="center"/>
+              <w:rPr>
+                <w:b/>
+              </w:rPr>
+            </w:pPr>
+            <w:r>
+              <w:rPr>
+                <w:rFonts w:hint="eastAsia"/>
+                <w:b/>
+              </w:rPr>
+              <w:t>消息内容</w:t>
+            </w:r>
+          </w:p>
+        </w:tc>
+        <w:tc>
+          <w:tcPr>
+            <w:tcW w:w="2665" w:type="dxa"/>
+          </w:tcPr>
+          <w:p>
+            <w:pPr>
+              <w:pStyle w:val="ListParagraph"/>
+              <w:ind w:firstLine="0"/>
+              <w:jc w:val="center"/>
+              <w:rPr>
+                <w:b/>
+              </w:rPr>
+            </w:pPr>
+            <w:r>
+              <w:rPr>
+                <w:rFonts w:hint="eastAsia"/>
+                <w:b/>
+              </w:rPr>
+              <w:t>含义</w:t>
+            </w:r>
+          </w:p>
+        </w:tc>
+        <w:tc>
+          <w:tcPr>
+            <w:tcW w:w="1921" w:type="dxa"/>
+          </w:tcPr>
+          <w:p>
+            <w:pPr>
+              <w:pStyle w:val="ListParagraph"/>
+              <w:ind w:firstLine="0"/>
+              <w:jc w:val="center"/>
+              <w:rPr>
+                <w:b/>
+              </w:rPr>
+            </w:pPr>
+            <w:r>
+              <w:rPr>
+                <w:rFonts w:hint="eastAsia"/>
+                <w:b/>
+              </w:rPr>
+              <w:t>说明</w:t>
+            </w:r>
+          </w:p>
+        </w:tc>
+      </w:tr>
+      <w:tr>
+        <w:tc>
+          <w:tcPr>
+            <w:tcW w:w="1253" w:type="dxa"/>
+          </w:tcPr>
+          <w:p>
+            <w:pPr>
+              <w:pStyle w:val="ListParagraph"/>
+              <w:ind w:firstLine="0"/>
+            </w:pPr>
+            <w:r>
+              <w:rPr>
+                <w:rFonts w:hint="eastAsia"/>
+              </w:rPr>
+              <w:t>S --&gt; A</w:t>
+            </w:r>
+          </w:p>
+        </w:tc>
+        <w:tc>
+          <w:tcPr>
+            <w:tcW w:w="1843" w:type="dxa"/>
+          </w:tcPr>
+          <w:p>
+            <w:pPr>
+              <w:pStyle w:val="ListParagraph"/>
+              <w:ind w:firstLine="0"/>
+            </w:pPr>
+            <w:r>
+              <w:rPr>
+                <w:rFonts w:hint="eastAsia"/>
+              </w:rPr>
+              <w:t>所有全文索引的信息。</w:t>
+            </w:r>
+          </w:p>
+        </w:tc>
+        <w:tc>
+          <w:tcPr>
+            <w:tcW w:w="2665" w:type="dxa"/>
+          </w:tcPr>
+          <w:p>
+            <w:pPr>
+              <w:pStyle w:val="ListParagraph"/>
+              <w:ind w:firstLine="0"/>
+            </w:pPr>
+          </w:p>
+        </w:tc>
+        <w:tc>
+          <w:tcPr>
+            <w:tcW w:w="1921" w:type="dxa"/>
+          </w:tcPr>
+          <w:p>
+            <w:pPr>
+              <w:pStyle w:val="ListParagraph"/>
+              <w:ind w:firstLine="0"/>
+            </w:pPr>
+          </w:p>
+        </w:tc>
+      </w:tr>
+    </w:tbl>
+    <w:p>
+      <w:pPr>
+        <w:pStyle w:val="ListParagraph"/>
+        <w:ind w:left="900" w:firstLine="0"/>
+        <w:rPr>
+          <w:rFonts w:hint="eastAsia"/>
+        </w:rPr>
+      </w:pPr>
+      <w:r>
+        <w:rPr>
+          <w:rFonts w:hint="eastAsia"/>
+        </w:rPr>
+        <w:t>更新本地全文索引信息。</w:t>
+      </w:r>
+    </w:p>
+    <w:p>
+      <w:pPr>
+        <w:pStyle w:val="ListParagraph"/>
+        <w:numPr>
+          <w:ilvl w:val="0"/>
+          <w:numId w:val="10"/>
+        </w:numPr>
+        <w:rPr>
+          <w:rFonts w:hint="eastAsia"/>
+        </w:rPr>
+      </w:pPr>
+      <w:r>
+        <w:rPr>
+          <w:rFonts w:hint="eastAsia"/>
+        </w:rPr>
+        <w:t>索引数据请求及应答</w:t>
+      </w:r>
+    </w:p>
+    <w:p>
+      <w:pPr>
+        <w:pStyle w:val="ListParagraph"/>
+        <w:ind w:left="900" w:firstLine="0"/>
+        <w:rPr>
+          <w:rFonts w:hint="eastAsia"/>
+        </w:rPr>
+      </w:pPr>
+      <w:r>
+        <w:rPr>
+          <w:rFonts w:hint="eastAsia"/>
+        </w:rPr>
+        <w:t>适配器先后向原始集合及关联的固定集合请求数据，使用原来的</w:t>
+      </w:r>
+      <w:r>
+        <w:rPr>
+          <w:rFonts w:hint="eastAsia"/>
+        </w:rPr>
+        <w:t>query</w:t>
+      </w:r>
+      <w:r>
+        <w:rPr>
+          <w:rFonts w:hint="eastAsia"/>
+        </w:rPr>
+        <w:t>和</w:t>
+      </w:r>
+      <w:proofErr w:type="spellStart"/>
+      <w:r>
+        <w:rPr>
+          <w:rFonts w:hint="eastAsia"/>
+        </w:rPr>
+        <w:t>getmore</w:t>
+      </w:r>
+      <w:proofErr w:type="spellEnd"/>
+      <w:r>
+        <w:rPr>
+          <w:rFonts w:hint="eastAsia"/>
+        </w:rPr>
+        <w:t>消息接口。同时，数据处理完毕之后要从固定集合中</w:t>
+      </w:r>
+      <w:r>
+        <w:rPr>
+          <w:rFonts w:hint="eastAsia"/>
+        </w:rPr>
+        <w:t>pop</w:t>
+      </w:r>
+      <w:r>
+        <w:rPr>
+          <w:rFonts w:hint="eastAsia"/>
+        </w:rPr>
+        <w:t>数据，使用</w:t>
+      </w:r>
+      <w:r>
+        <w:rPr>
+          <w:rFonts w:hint="eastAsia"/>
+        </w:rPr>
+        <w:t>command</w:t>
+      </w:r>
+      <w:r>
+        <w:rPr>
+          <w:rFonts w:hint="eastAsia"/>
+        </w:rPr>
+        <w:t>相关的消息。</w:t>
+      </w:r>
+    </w:p>
+    <w:p>
+      <w:pPr>
+        <w:pStyle w:val="ListParagraph"/>
+        <w:ind w:left="900" w:firstLine="0"/>
+      </w:pPr>
+      <w:r>
+        <w:rPr>
+          <w:rFonts w:hint="eastAsia"/>
+        </w:rPr>
+        <w:t>当在进行</w:t>
+      </w:r>
+      <w:r>
+        <w:rPr>
+          <w:rFonts w:hint="eastAsia"/>
+        </w:rPr>
+        <w:t>pop</w:t>
+      </w:r>
+      <w:r>
+        <w:rPr>
+          <w:rFonts w:hint="eastAsia"/>
+        </w:rPr>
+        <w:t>操作，而收到</w:t>
+      </w:r>
+      <w:r>
+        <w:rPr>
+          <w:rFonts w:hint="eastAsia"/>
+        </w:rPr>
+        <w:t>Not Primary</w:t>
+      </w:r>
+      <w:r>
+        <w:rPr>
+          <w:rFonts w:hint="eastAsia"/>
+        </w:rPr>
+        <w:t>的错误</w:t>
+      </w:r>
+      <w:r>
+        <w:rPr>
+          <w:rFonts w:hint="eastAsia"/>
+        </w:rPr>
+        <w:t>时，说明</w:t>
+      </w:r>
+      <w:r>
+        <w:rPr>
+          <w:rFonts w:hint="eastAsia"/>
+        </w:rPr>
+        <w:t>节点不是主节点</w:t>
+      </w:r>
+      <w:r>
+        <w:rPr>
+          <w:rFonts w:hint="eastAsia"/>
+        </w:rPr>
+        <w:t>，可能是切主了。索引线程退出。</w:t>
+      </w:r>
+    </w:p>
+    <w:p>
+      <w:pPr>
+        <w:pStyle w:val="ListParagraph"/>
+        <w:numPr>
+          <w:ilvl w:val="0"/>
+          <w:numId w:val="10"/>
+        </w:numPr>
+        <w:rPr>
+          <w:rFonts w:hint="eastAsia"/>
+        </w:rPr>
+      </w:pPr>
+      <w:r>
+        <w:rPr>
+          <w:rFonts w:hint="eastAsia"/>
+        </w:rPr>
+        <w:t>搜索请求及应答</w:t>
+      </w:r>
+    </w:p>
+    <w:p>
+      <w:pPr>
+        <w:pStyle w:val="ListParagraph"/>
+        <w:numPr>
+          <w:ilvl w:val="0"/>
+          <w:numId w:val="21"/>
+        </w:numPr>
+        <w:rPr>
+          <w:rFonts w:hint="eastAsia"/>
+        </w:rPr>
+      </w:pPr>
+      <w:r>
+        <w:rPr>
+          <w:rFonts w:hint="eastAsia"/>
+        </w:rPr>
+        <w:t>搜索</w:t>
+      </w:r>
+      <w:r>
+        <w:rPr>
+          <w:rFonts w:hint="eastAsia"/>
+        </w:rPr>
+        <w:t>请求</w:t>
+      </w:r>
+    </w:p>
+    <w:tbl>
+      <w:tblPr>
+        <w:tblStyle w:val="TableGrid"/>
+        <w:tblW w:w="0" w:type="auto"/>
+        <w:tblInd w:w="840" w:type="dxa"/>
+        <w:tblLook w:val="04A0"/>
+      </w:tblPr>
+      <w:tblGrid>
+        <w:gridCol w:w="1932"/>
+        <w:gridCol w:w="1932"/>
+        <w:gridCol w:w="1909"/>
+        <w:gridCol w:w="1909"/>
+      </w:tblGrid>
+      <w:tr>
+        <w:tc>
+          <w:tcPr>
+            <w:tcW w:w="1932" w:type="dxa"/>
+          </w:tcPr>
+          <w:p>
+            <w:pPr>
+              <w:pStyle w:val="ListParagraph"/>
+              <w:ind w:firstLine="0"/>
+              <w:jc w:val="center"/>
+              <w:rPr>
+                <w:b/>
+              </w:rPr>
+            </w:pPr>
+            <w:r>
+              <w:rPr>
+                <w:rFonts w:hint="eastAsia"/>
+                <w:b/>
+              </w:rPr>
+              <w:t>消息方向</w:t>
+            </w:r>
+          </w:p>
+        </w:tc>
+        <w:tc>
+          <w:tcPr>
+            <w:tcW w:w="1932" w:type="dxa"/>
+          </w:tcPr>
+          <w:p>
+            <w:pPr>
+              <w:pStyle w:val="ListParagraph"/>
+              <w:ind w:firstLine="0"/>
+              <w:jc w:val="center"/>
+              <w:rPr>
+                <w:b/>
+              </w:rPr>
+            </w:pPr>
+            <w:r>
+              <w:rPr>
+                <w:rFonts w:hint="eastAsia"/>
+                <w:b/>
+              </w:rPr>
+              <w:t>消息结构</w:t>
+            </w:r>
+          </w:p>
+        </w:tc>
+        <w:tc>
+          <w:tcPr>
+            <w:tcW w:w="1909" w:type="dxa"/>
+          </w:tcPr>
+          <w:p>
+            <w:pPr>
+              <w:pStyle w:val="ListParagraph"/>
+              <w:ind w:firstLine="0"/>
+              <w:jc w:val="center"/>
+              <w:rPr>
+                <w:b/>
+              </w:rPr>
+            </w:pPr>
+          </w:p>
+        </w:tc>
+        <w:tc>
+          <w:tcPr>
+            <w:tcW w:w="1909" w:type="dxa"/>
+          </w:tcPr>
+          <w:p>
+            <w:pPr>
+              <w:pStyle w:val="ListParagraph"/>
+              <w:ind w:firstLine="0"/>
+            </w:pPr>
+          </w:p>
+        </w:tc>
+      </w:tr>
+      <w:tr>
+        <w:tc>
+          <w:tcPr>
+            <w:tcW w:w="1932" w:type="dxa"/>
+          </w:tcPr>
+          <w:p>
+            <w:pPr>
+              <w:pStyle w:val="ListParagraph"/>
+              <w:ind w:firstLine="0"/>
+            </w:pPr>
+            <w:r>
+              <w:rPr>
+                <w:rFonts w:hint="eastAsia"/>
+              </w:rPr>
+              <w:t>S --&gt; A</w:t>
+            </w:r>
+          </w:p>
+        </w:tc>
+        <w:tc>
+          <w:tcPr>
+            <w:tcW w:w="1932" w:type="dxa"/>
+          </w:tcPr>
+          <w:p>
+            <w:pPr>
+              <w:pStyle w:val="ListParagraph"/>
+              <w:ind w:firstLine="0"/>
+            </w:pPr>
+            <w:r>
+              <w:rPr>
+                <w:rFonts w:hint="eastAsia"/>
+              </w:rPr>
+              <w:t>索引名</w:t>
+            </w:r>
+          </w:p>
+        </w:tc>
+        <w:tc>
+          <w:tcPr>
+            <w:tcW w:w="1909" w:type="dxa"/>
+          </w:tcPr>
+          <w:p>
+            <w:pPr>
+              <w:pStyle w:val="ListParagraph"/>
+              <w:ind w:firstLine="0"/>
+            </w:pPr>
+          </w:p>
+        </w:tc>
+        <w:tc>
+          <w:tcPr>
+            <w:tcW w:w="1909" w:type="dxa"/>
+          </w:tcPr>
+          <w:p>
+            <w:pPr>
+              <w:pStyle w:val="ListParagraph"/>
+              <w:ind w:firstLine="0"/>
+            </w:pPr>
+          </w:p>
+        </w:tc>
+      </w:tr>
+      <w:tr>
+        <w:tc>
+          <w:tcPr>
+            <w:tcW w:w="1932" w:type="dxa"/>
+          </w:tcPr>
+          <w:p>
+            <w:pPr>
+              <w:pStyle w:val="ListParagraph"/>
+              <w:ind w:firstLine="0"/>
+              <w:rPr>
+                <w:rFonts w:hint="eastAsia"/>
+              </w:rPr>
+            </w:pPr>
+          </w:p>
+        </w:tc>
+        <w:tc>
+          <w:tcPr>
+            <w:tcW w:w="1932" w:type="dxa"/>
+          </w:tcPr>
+          <w:p>
+            <w:pPr>
+              <w:pStyle w:val="ListParagraph"/>
+              <w:ind w:firstLine="0"/>
+              <w:rPr>
+                <w:rFonts w:hint="eastAsia"/>
+              </w:rPr>
+            </w:pPr>
+            <w:r>
+              <w:rPr>
+                <w:rFonts w:hint="eastAsia"/>
+              </w:rPr>
+              <w:t>查询条件</w:t>
+            </w:r>
+          </w:p>
+        </w:tc>
+        <w:tc>
+          <w:tcPr>
+            <w:tcW w:w="1909" w:type="dxa"/>
+          </w:tcPr>
+          <w:p>
+            <w:pPr>
+              <w:pStyle w:val="ListParagraph"/>
+              <w:ind w:firstLine="0"/>
+            </w:pPr>
+          </w:p>
+        </w:tc>
+        <w:tc>
+          <w:tcPr>
+            <w:tcW w:w="1909" w:type="dxa"/>
+          </w:tcPr>
+          <w:p>
+            <w:pPr>
+              <w:pStyle w:val="ListParagraph"/>
+              <w:ind w:firstLine="0"/>
+            </w:pPr>
+          </w:p>
+        </w:tc>
+      </w:tr>
+    </w:tbl>
+    <w:p>
+      <w:pPr>
+        <w:pStyle w:val="ListParagraph"/>
+        <w:numPr>
+          <w:ilvl w:val="0"/>
+          <w:numId w:val="21"/>
+        </w:numPr>
+        <w:rPr>
+          <w:rFonts w:hint="eastAsia"/>
+        </w:rPr>
+      </w:pPr>
+      <w:r>
+        <w:rPr>
+          <w:rFonts w:hint="eastAsia"/>
+        </w:rPr>
+        <w:t>get more</w:t>
+      </w:r>
+      <w:r>
+        <w:rPr>
+          <w:rFonts w:hint="eastAsia"/>
+        </w:rPr>
+        <w:t>请求：获取更多结果</w:t>
+      </w:r>
+    </w:p>
+    <w:tbl>
+      <w:tblPr>
+        <w:tblStyle w:val="TableGrid"/>
+        <w:tblW w:w="0" w:type="auto"/>
+        <w:tblInd w:w="840" w:type="dxa"/>
+        <w:tblLook w:val="04A0"/>
+      </w:tblPr>
+      <w:tblGrid>
+        <w:gridCol w:w="1932"/>
+        <w:gridCol w:w="1932"/>
+        <w:gridCol w:w="1909"/>
+        <w:gridCol w:w="1909"/>
+      </w:tblGrid>
+      <w:tr>
+        <w:tc>
+          <w:tcPr>
+            <w:tcW w:w="1932" w:type="dxa"/>
+          </w:tcPr>
+          <w:p>
+            <w:pPr>
+              <w:pStyle w:val="ListParagraph"/>
+              <w:ind w:firstLine="0"/>
+            </w:pPr>
+            <w:r>
+              <w:rPr>
+                <w:rFonts w:hint="eastAsia"/>
+              </w:rPr>
+              <w:t>消息方向</w:t>
+            </w:r>
+          </w:p>
+        </w:tc>
+        <w:tc>
+          <w:tcPr>
+            <w:tcW w:w="1932" w:type="dxa"/>
+          </w:tcPr>
+          <w:p>
+            <w:pPr>
+              <w:pStyle w:val="ListParagraph"/>
+              <w:ind w:firstLine="0"/>
+            </w:pPr>
+            <w:r>
+              <w:rPr>
+                <w:rFonts w:hint="eastAsia"/>
+              </w:rPr>
+              <w:t>消息结构</w:t>
+            </w:r>
+          </w:p>
+        </w:tc>
+        <w:tc>
+          <w:tcPr>
+            <w:tcW w:w="1909" w:type="dxa"/>
+          </w:tcPr>
+          <w:p>
+            <w:pPr>
+              <w:pStyle w:val="ListParagraph"/>
+              <w:ind w:firstLine="0"/>
+            </w:pPr>
+          </w:p>
+        </w:tc>
+        <w:tc>
+          <w:tcPr>
+            <w:tcW w:w="1909" w:type="dxa"/>
+          </w:tcPr>
+          <w:p>
+            <w:pPr>
+              <w:pStyle w:val="ListParagraph"/>
+              <w:ind w:firstLine="0"/>
+            </w:pPr>
+          </w:p>
+        </w:tc>
+      </w:tr>
+      <w:tr>
+        <w:tc>
+          <w:tcPr>
+            <w:tcW w:w="1932" w:type="dxa"/>
+          </w:tcPr>
+          <w:p>
+            <w:pPr>
+              <w:pStyle w:val="ListParagraph"/>
+              <w:ind w:firstLine="0"/>
+            </w:pPr>
+            <w:r>
+              <w:rPr>
+                <w:rFonts w:hint="eastAsia"/>
+              </w:rPr>
+              <w:t>S --&gt; A</w:t>
+            </w:r>
+          </w:p>
+        </w:tc>
+        <w:tc>
+          <w:tcPr>
+            <w:tcW w:w="1932" w:type="dxa"/>
+          </w:tcPr>
+          <w:p>
+            <w:pPr>
+              <w:pStyle w:val="ListParagraph"/>
+              <w:ind w:firstLine="0"/>
+            </w:pPr>
+            <w:r>
+              <w:rPr>
+                <w:rFonts w:hint="eastAsia"/>
+              </w:rPr>
+              <w:t>索引名</w:t>
+            </w:r>
+          </w:p>
+        </w:tc>
+        <w:tc>
+          <w:tcPr>
+            <w:tcW w:w="1909" w:type="dxa"/>
+          </w:tcPr>
+          <w:p>
+            <w:pPr>
+              <w:pStyle w:val="ListParagraph"/>
+              <w:ind w:firstLine="0"/>
+            </w:pPr>
+          </w:p>
+        </w:tc>
+        <w:tc>
+          <w:tcPr>
+            <w:tcW w:w="1909" w:type="dxa"/>
+          </w:tcPr>
+          <w:p>
+            <w:pPr>
+              <w:pStyle w:val="ListParagraph"/>
+              <w:ind w:firstLine="0"/>
+            </w:pPr>
+          </w:p>
+        </w:tc>
+      </w:tr>
+      <w:tr>
+        <w:tc>
+          <w:tcPr>
+            <w:tcW w:w="1932" w:type="dxa"/>
+          </w:tcPr>
+          <w:p>
+            <w:pPr>
+              <w:pStyle w:val="ListParagraph"/>
+              <w:ind w:firstLine="0"/>
+              <w:rPr>
+                <w:rFonts w:hint="eastAsia"/>
+              </w:rPr>
+            </w:pPr>
+          </w:p>
+        </w:tc>
+        <w:tc>
+          <w:tcPr>
+            <w:tcW w:w="1932" w:type="dxa"/>
+          </w:tcPr>
+          <w:p>
+            <w:pPr>
+              <w:pStyle w:val="ListParagraph"/>
+              <w:ind w:firstLine="0"/>
+              <w:rPr>
+                <w:rFonts w:hint="eastAsia"/>
+              </w:rPr>
+            </w:pPr>
+            <w:r>
+              <w:rPr>
+                <w:rFonts w:hint="eastAsia"/>
+              </w:rPr>
+              <w:t>查询条件</w:t>
+            </w:r>
+          </w:p>
+        </w:tc>
+        <w:tc>
+          <w:tcPr>
+            <w:tcW w:w="1909" w:type="dxa"/>
+          </w:tcPr>
+          <w:p>
+            <w:pPr>
+              <w:pStyle w:val="ListParagraph"/>
+              <w:ind w:firstLine="0"/>
+            </w:pPr>
+          </w:p>
+        </w:tc>
+        <w:tc>
+          <w:tcPr>
+            <w:tcW w:w="1909" w:type="dxa"/>
+          </w:tcPr>
+          <w:p>
+            <w:pPr>
+              <w:pStyle w:val="ListParagraph"/>
+              <w:ind w:firstLine="0"/>
+            </w:pPr>
+          </w:p>
+        </w:tc>
+      </w:tr>
+    </w:tbl>
+    <w:p>
+      <w:pPr>
+        <w:pStyle w:val="ListParagraph"/>
+        <w:numPr>
+          <w:ilvl w:val="0"/>
+          <w:numId w:val="21"/>
+        </w:numPr>
+        <w:rPr>
+          <w:rFonts w:hint="eastAsia"/>
+        </w:rPr>
+      </w:pPr>
+      <w:r>
+        <w:rPr>
+          <w:rFonts w:hint="eastAsia"/>
+        </w:rPr>
+        <w:t>应答</w:t>
+      </w:r>
+    </w:p>
+    <w:tbl>
+      <w:tblPr>
+        <w:tblStyle w:val="TableGrid"/>
+        <w:tblW w:w="0" w:type="auto"/>
+        <w:tblInd w:w="840" w:type="dxa"/>
+        <w:tblLook w:val="04A0"/>
+      </w:tblPr>
+      <w:tblGrid>
+        <w:gridCol w:w="1922"/>
+        <w:gridCol w:w="1962"/>
+        <w:gridCol w:w="1899"/>
+        <w:gridCol w:w="1899"/>
+      </w:tblGrid>
+      <w:tr>
+        <w:tc>
+          <w:tcPr>
+            <w:tcW w:w="2130" w:type="dxa"/>
+          </w:tcPr>
+          <w:p>
+            <w:pPr>
+              <w:pStyle w:val="ListParagraph"/>
+              <w:ind w:firstLine="0"/>
+              <w:jc w:val="center"/>
+              <w:rPr>
+                <w:b/>
+              </w:rPr>
+            </w:pPr>
+            <w:r>
+              <w:rPr>
+                <w:rFonts w:hint="eastAsia"/>
+                <w:b/>
+              </w:rPr>
+              <w:t>消息方向</w:t>
+            </w:r>
+          </w:p>
+        </w:tc>
+        <w:tc>
+          <w:tcPr>
+            <w:tcW w:w="2130" w:type="dxa"/>
+          </w:tcPr>
+          <w:p>
+            <w:pPr>
+              <w:pStyle w:val="ListParagraph"/>
+              <w:ind w:firstLine="0"/>
+              <w:jc w:val="center"/>
+              <w:rPr>
+                <w:b/>
+              </w:rPr>
+            </w:pPr>
+            <w:r>
+              <w:rPr>
+                <w:rFonts w:hint="eastAsia"/>
+                <w:b/>
+              </w:rPr>
+              <w:t>消息结构</w:t>
+            </w:r>
+          </w:p>
+        </w:tc>
+        <w:tc>
+          <w:tcPr>
+            <w:tcW w:w="2131" w:type="dxa"/>
+          </w:tcPr>
+          <w:p>
+            <w:pPr>
+              <w:pStyle w:val="ListParagraph"/>
+              <w:ind w:firstLine="0"/>
+              <w:jc w:val="center"/>
+              <w:rPr>
+                <w:b/>
+              </w:rPr>
+            </w:pPr>
+          </w:p>
+        </w:tc>
+        <w:tc>
+          <w:tcPr>
+            <w:tcW w:w="2131" w:type="dxa"/>
+          </w:tcPr>
+          <w:p>
+            <w:pPr>
+              <w:pStyle w:val="ListParagraph"/>
+              <w:ind w:firstLine="0"/>
+            </w:pPr>
+          </w:p>
+        </w:tc>
+      </w:tr>
+      <w:tr>
+        <w:tc>
+          <w:tcPr>
+            <w:tcW w:w="2130" w:type="dxa"/>
+          </w:tcPr>
+          <w:p>
+            <w:pPr>
+              <w:pStyle w:val="ListParagraph"/>
+              <w:ind w:firstLine="0"/>
+            </w:pPr>
+            <w:r>
+              <w:rPr>
+                <w:rFonts w:hint="eastAsia"/>
+              </w:rPr>
+              <w:t>A</w:t>
+            </w:r>
+            <w:r>
+              <w:rPr>
+                <w:rFonts w:hint="eastAsia"/>
+              </w:rPr>
+              <w:t xml:space="preserve"> --&gt; </w:t>
+            </w:r>
+            <w:r>
+              <w:rPr>
+                <w:rFonts w:hint="eastAsia"/>
+              </w:rPr>
+              <w:t>S</w:t>
+            </w:r>
+          </w:p>
+        </w:tc>
+        <w:tc>
+          <w:tcPr>
+            <w:tcW w:w="2130" w:type="dxa"/>
+          </w:tcPr>
+          <w:p>
+            <w:pPr>
+              <w:pStyle w:val="ListParagraph"/>
+              <w:ind w:firstLine="0"/>
+            </w:pPr>
+            <w:r>
+              <w:rPr>
+                <w:rFonts w:hint="eastAsia"/>
+              </w:rPr>
+              <w:t>查询结果状态</w:t>
+            </w:r>
+          </w:p>
+        </w:tc>
+        <w:tc>
+          <w:tcPr>
+            <w:tcW w:w="2131" w:type="dxa"/>
+          </w:tcPr>
+          <w:p>
+            <w:pPr>
+              <w:pStyle w:val="ListParagraph"/>
+              <w:ind w:firstLine="0"/>
+            </w:pPr>
+          </w:p>
+        </w:tc>
+        <w:tc>
+          <w:tcPr>
+            <w:tcW w:w="2131" w:type="dxa"/>
+          </w:tcPr>
+          <w:p>
+            <w:pPr>
+              <w:pStyle w:val="ListParagraph"/>
+              <w:ind w:firstLine="0"/>
+            </w:pPr>
+          </w:p>
+        </w:tc>
+      </w:tr>
+      <w:tr>
+        <w:tc>
+          <w:tcPr>
+            <w:tcW w:w="2130" w:type="dxa"/>
+          </w:tcPr>
+          <w:p>
+            <w:pPr>
+              <w:pStyle w:val="ListParagraph"/>
+              <w:ind w:firstLine="0"/>
+              <w:rPr>
+                <w:rFonts w:hint="eastAsia"/>
+              </w:rPr>
+            </w:pPr>
+          </w:p>
+        </w:tc>
+        <w:tc>
+          <w:tcPr>
+            <w:tcW w:w="2130" w:type="dxa"/>
+          </w:tcPr>
+          <w:p>
+            <w:pPr>
+              <w:pStyle w:val="ListParagraph"/>
+              <w:ind w:firstLine="0"/>
+              <w:rPr>
+                <w:rFonts w:hint="eastAsia"/>
+              </w:rPr>
+            </w:pPr>
+            <w:r>
+              <w:rPr>
+                <w:rFonts w:hint="eastAsia"/>
+              </w:rPr>
+              <w:t>（如果存在）满足条件的记录的</w:t>
+            </w:r>
+            <w:r>
+              <w:rPr>
+                <w:rFonts w:hint="eastAsia"/>
+              </w:rPr>
+              <w:t>OID</w:t>
+            </w:r>
+            <w:r>
+              <w:rPr>
+                <w:rFonts w:hint="eastAsia"/>
+              </w:rPr>
+              <w:t>，</w:t>
+            </w:r>
+            <w:r>
+              <w:rPr>
+                <w:rFonts w:hint="eastAsia"/>
+              </w:rPr>
+              <w:t>BSON</w:t>
+            </w:r>
+            <w:r>
+              <w:rPr>
+                <w:rFonts w:hint="eastAsia"/>
+              </w:rPr>
+              <w:t>格式</w:t>
+            </w:r>
+          </w:p>
+        </w:tc>
+        <w:tc>
+          <w:tcPr>
+            <w:tcW w:w="2131" w:type="dxa"/>
+          </w:tcPr>
+          <w:p>
+            <w:pPr>
+              <w:pStyle w:val="ListParagraph"/>
+              <w:ind w:firstLine="0"/>
+            </w:pPr>
+          </w:p>
+        </w:tc>
+        <w:tc>
+          <w:tcPr>
+            <w:tcW w:w="2131" w:type="dxa"/>
+          </w:tcPr>
+          <w:p>
+            <w:pPr>
+              <w:pStyle w:val="ListParagraph"/>
+              <w:ind w:firstLine="0"/>
+            </w:pPr>
+          </w:p>
+        </w:tc>
+      </w:tr>
+    </w:tbl>
     <w:p>
       <w:pPr>
         <w:pStyle w:val="Heading1"/>
@@ -5936,35 +9528,964 @@
         </w:numPr>
       </w:pPr>
       <w:r>
-        <w:t>遗留问题</w:t>
-      </w:r>
-    </w:p>
-    <w:p>
-      <w:r>
-        <w:rPr>
-          <w:rFonts w:hint="eastAsia"/>
-        </w:rPr>
-        <w:t>固定集合中数据发生绕接时的行为定义及</w:t>
-      </w:r>
-      <w:r>
-        <w:rPr>
-          <w:rFonts w:hint="eastAsia"/>
-        </w:rPr>
-        <w:t>索引的</w:t>
-      </w:r>
-      <w:r>
-        <w:rPr>
-          <w:rFonts w:hint="eastAsia"/>
-        </w:rPr>
-        <w:t>rebuild</w:t>
-      </w:r>
-      <w:r>
-        <w:rPr>
-          <w:rFonts w:hint="eastAsia"/>
-        </w:rPr>
-        <w:t>操作。</w:t>
-      </w:r>
-    </w:p>
+        <w:rPr>
+          <w:rFonts w:hint="eastAsia"/>
+        </w:rPr>
+        <w:t>进度评估跟踪</w:t>
+      </w:r>
+    </w:p>
+    <w:tbl>
+      <w:tblPr>
+        <w:tblStyle w:val="TableGrid"/>
+        <w:tblW w:w="0" w:type="auto"/>
+        <w:tblInd w:w="357" w:type="dxa"/>
+        <w:tblLook w:val="04A0"/>
+      </w:tblPr>
+      <w:tblGrid>
+        <w:gridCol w:w="1452"/>
+        <w:gridCol w:w="588"/>
+        <w:gridCol w:w="2041"/>
+        <w:gridCol w:w="1057"/>
+        <w:gridCol w:w="985"/>
+        <w:gridCol w:w="2042"/>
+      </w:tblGrid>
+      <w:tr>
+        <w:tc>
+          <w:tcPr>
+            <w:tcW w:w="8165" w:type="dxa"/>
+            <w:gridSpan w:val="6"/>
+            <w:shd w:val="clear" w:color="auto" w:fill="D9D9D9" w:themeFill="background1" w:themeFillShade="D9"/>
+          </w:tcPr>
+          <w:p>
+            <w:pPr>
+              <w:jc w:val="center"/>
+              <w:rPr>
+                <w:sz w:val="18"/>
+                <w:szCs w:val="18"/>
+              </w:rPr>
+            </w:pPr>
+            <w:r>
+              <w:rPr>
+                <w:rFonts w:hint="eastAsia"/>
+                <w:sz w:val="18"/>
+                <w:szCs w:val="18"/>
+              </w:rPr>
+              <w:t>汇总信息</w:t>
+            </w:r>
+          </w:p>
+        </w:tc>
+      </w:tr>
+      <w:tr>
+        <w:tc>
+          <w:tcPr>
+            <w:tcW w:w="2040" w:type="dxa"/>
+            <w:gridSpan w:val="2"/>
+            <w:shd w:val="clear" w:color="auto" w:fill="E2EFD9" w:themeFill="accent6" w:themeFillTint="33"/>
+          </w:tcPr>
+          <w:p>
+            <w:pPr>
+              <w:rPr>
+                <w:sz w:val="18"/>
+                <w:szCs w:val="18"/>
+              </w:rPr>
+            </w:pPr>
+            <w:r>
+              <w:rPr>
+                <w:rFonts w:hint="eastAsia"/>
+                <w:sz w:val="18"/>
+                <w:szCs w:val="18"/>
+              </w:rPr>
+              <w:t>总工作量（</w:t>
+            </w:r>
+            <w:r>
+              <w:rPr>
+                <w:rFonts w:hint="eastAsia"/>
+                <w:sz w:val="18"/>
+                <w:szCs w:val="18"/>
+              </w:rPr>
+              <w:t>KLOC</w:t>
+            </w:r>
+            <w:r>
+              <w:rPr>
+                <w:rFonts w:hint="eastAsia"/>
+                <w:sz w:val="18"/>
+                <w:szCs w:val="18"/>
+              </w:rPr>
+              <w:t>）</w:t>
+            </w:r>
+          </w:p>
+        </w:tc>
+        <w:tc>
+          <w:tcPr>
+            <w:tcW w:w="2041" w:type="dxa"/>
+          </w:tcPr>
+          <w:p>
+            <w:pPr>
+              <w:rPr>
+                <w:sz w:val="18"/>
+                <w:szCs w:val="18"/>
+              </w:rPr>
+            </w:pPr>
+          </w:p>
+        </w:tc>
+        <w:tc>
+          <w:tcPr>
+            <w:tcW w:w="2042" w:type="dxa"/>
+            <w:gridSpan w:val="2"/>
+            <w:shd w:val="clear" w:color="auto" w:fill="E2EFD9" w:themeFill="accent6" w:themeFillTint="33"/>
+          </w:tcPr>
+          <w:p>
+            <w:pPr>
+              <w:rPr>
+                <w:sz w:val="18"/>
+                <w:szCs w:val="18"/>
+              </w:rPr>
+            </w:pPr>
+            <w:r>
+              <w:rPr>
+                <w:rFonts w:hint="eastAsia"/>
+                <w:sz w:val="18"/>
+                <w:szCs w:val="18"/>
+              </w:rPr>
+              <w:t>开发周期（人天）</w:t>
+            </w:r>
+          </w:p>
+        </w:tc>
+        <w:tc>
+          <w:tcPr>
+            <w:tcW w:w="2042" w:type="dxa"/>
+          </w:tcPr>
+          <w:p>
+            <w:pPr>
+              <w:rPr>
+                <w:sz w:val="18"/>
+                <w:szCs w:val="18"/>
+              </w:rPr>
+            </w:pPr>
+          </w:p>
+        </w:tc>
+      </w:tr>
+      <w:tr>
+        <w:tc>
+          <w:tcPr>
+            <w:tcW w:w="2040" w:type="dxa"/>
+            <w:gridSpan w:val="2"/>
+            <w:shd w:val="clear" w:color="auto" w:fill="E2EFD9" w:themeFill="accent6" w:themeFillTint="33"/>
+          </w:tcPr>
+          <w:p>
+            <w:pPr>
+              <w:rPr>
+                <w:sz w:val="18"/>
+                <w:szCs w:val="18"/>
+              </w:rPr>
+            </w:pPr>
+            <w:r>
+              <w:rPr>
+                <w:rFonts w:hint="eastAsia"/>
+                <w:sz w:val="18"/>
+                <w:szCs w:val="18"/>
+              </w:rPr>
+              <w:t>开始时间</w:t>
+            </w:r>
+          </w:p>
+        </w:tc>
+        <w:tc>
+          <w:tcPr>
+            <w:tcW w:w="2041" w:type="dxa"/>
+          </w:tcPr>
+          <w:p>
+            <w:pPr>
+              <w:rPr>
+                <w:sz w:val="18"/>
+                <w:szCs w:val="18"/>
+              </w:rPr>
+            </w:pPr>
+          </w:p>
+        </w:tc>
+        <w:tc>
+          <w:tcPr>
+            <w:tcW w:w="2042" w:type="dxa"/>
+            <w:gridSpan w:val="2"/>
+            <w:shd w:val="clear" w:color="auto" w:fill="E2EFD9" w:themeFill="accent6" w:themeFillTint="33"/>
+          </w:tcPr>
+          <w:p>
+            <w:pPr>
+              <w:rPr>
+                <w:sz w:val="18"/>
+                <w:szCs w:val="18"/>
+              </w:rPr>
+            </w:pPr>
+            <w:r>
+              <w:rPr>
+                <w:rFonts w:hint="eastAsia"/>
+                <w:sz w:val="18"/>
+                <w:szCs w:val="18"/>
+              </w:rPr>
+              <w:t>结束时间</w:t>
+            </w:r>
+          </w:p>
+        </w:tc>
+        <w:tc>
+          <w:tcPr>
+            <w:tcW w:w="2042" w:type="dxa"/>
+          </w:tcPr>
+          <w:p>
+            <w:pPr>
+              <w:rPr>
+                <w:sz w:val="18"/>
+                <w:szCs w:val="18"/>
+              </w:rPr>
+            </w:pPr>
+          </w:p>
+        </w:tc>
+      </w:tr>
+      <w:tr>
+        <w:tc>
+          <w:tcPr>
+            <w:tcW w:w="8165" w:type="dxa"/>
+            <w:gridSpan w:val="6"/>
+            <w:shd w:val="clear" w:color="auto" w:fill="D9D9D9" w:themeFill="background1" w:themeFillShade="D9"/>
+          </w:tcPr>
+          <w:p>
+            <w:pPr>
+              <w:jc w:val="center"/>
+              <w:rPr>
+                <w:sz w:val="18"/>
+                <w:szCs w:val="18"/>
+              </w:rPr>
+            </w:pPr>
+            <w:r>
+              <w:rPr>
+                <w:rFonts w:hint="eastAsia"/>
+                <w:sz w:val="18"/>
+                <w:szCs w:val="18"/>
+              </w:rPr>
+              <w:t>周计划</w:t>
+            </w:r>
+          </w:p>
+        </w:tc>
+      </w:tr>
+      <w:tr>
+        <w:tc>
+          <w:tcPr>
+            <w:tcW w:w="1452" w:type="dxa"/>
+            <w:shd w:val="clear" w:color="auto" w:fill="D9D9D9" w:themeFill="background1" w:themeFillShade="D9"/>
+          </w:tcPr>
+          <w:p>
+            <w:pPr>
+              <w:jc w:val="center"/>
+              <w:rPr>
+                <w:sz w:val="18"/>
+                <w:szCs w:val="18"/>
+              </w:rPr>
+            </w:pPr>
+            <w:r>
+              <w:rPr>
+                <w:rFonts w:hint="eastAsia"/>
+                <w:sz w:val="18"/>
+                <w:szCs w:val="18"/>
+              </w:rPr>
+              <w:t>时间（第</w:t>
+            </w:r>
+            <w:r>
+              <w:rPr>
+                <w:rFonts w:hint="eastAsia"/>
+                <w:sz w:val="18"/>
+                <w:szCs w:val="18"/>
+              </w:rPr>
+              <w:t>X</w:t>
+            </w:r>
+            <w:r>
+              <w:rPr>
+                <w:rFonts w:hint="eastAsia"/>
+                <w:sz w:val="18"/>
+                <w:szCs w:val="18"/>
+              </w:rPr>
+              <w:t>周）</w:t>
+            </w:r>
+          </w:p>
+        </w:tc>
+        <w:tc>
+          <w:tcPr>
+            <w:tcW w:w="3686" w:type="dxa"/>
+            <w:gridSpan w:val="3"/>
+            <w:shd w:val="clear" w:color="auto" w:fill="D9D9D9" w:themeFill="background1" w:themeFillShade="D9"/>
+          </w:tcPr>
+          <w:p>
+            <w:pPr>
+              <w:jc w:val="center"/>
+              <w:rPr>
+                <w:sz w:val="18"/>
+                <w:szCs w:val="18"/>
+              </w:rPr>
+            </w:pPr>
+            <w:r>
+              <w:rPr>
+                <w:rFonts w:hint="eastAsia"/>
+                <w:sz w:val="18"/>
+                <w:szCs w:val="18"/>
+              </w:rPr>
+              <w:t>计划</w:t>
+            </w:r>
+          </w:p>
+        </w:tc>
+        <w:tc>
+          <w:tcPr>
+            <w:tcW w:w="3027" w:type="dxa"/>
+            <w:gridSpan w:val="2"/>
+            <w:shd w:val="clear" w:color="auto" w:fill="D9D9D9" w:themeFill="background1" w:themeFillShade="D9"/>
+          </w:tcPr>
+          <w:p>
+            <w:pPr>
+              <w:jc w:val="center"/>
+              <w:rPr>
+                <w:sz w:val="18"/>
+                <w:szCs w:val="18"/>
+              </w:rPr>
+            </w:pPr>
+            <w:r>
+              <w:rPr>
+                <w:rFonts w:hint="eastAsia"/>
+                <w:sz w:val="18"/>
+                <w:szCs w:val="18"/>
+              </w:rPr>
+              <w:t>完成情况</w:t>
+            </w:r>
+          </w:p>
+        </w:tc>
+      </w:tr>
+      <w:tr>
+        <w:tc>
+          <w:tcPr>
+            <w:tcW w:w="1452" w:type="dxa"/>
+          </w:tcPr>
+          <w:p>
+            <w:pPr>
+              <w:rPr>
+                <w:sz w:val="18"/>
+                <w:szCs w:val="18"/>
+              </w:rPr>
+            </w:pPr>
+            <w:r>
+              <w:rPr>
+                <w:rFonts w:hint="eastAsia"/>
+                <w:sz w:val="18"/>
+                <w:szCs w:val="18"/>
+              </w:rPr>
+              <w:t>第一周</w:t>
+            </w:r>
+          </w:p>
+        </w:tc>
+        <w:tc>
+          <w:tcPr>
+            <w:tcW w:w="3686" w:type="dxa"/>
+            <w:gridSpan w:val="3"/>
+          </w:tcPr>
+          <w:p>
+            <w:pPr>
+              <w:jc w:val="left"/>
+              <w:rPr>
+                <w:rFonts w:hint="eastAsia"/>
+                <w:color w:val="auto"/>
+                <w:sz w:val="18"/>
+                <w:szCs w:val="18"/>
+              </w:rPr>
+            </w:pPr>
+            <w:r>
+              <w:rPr>
+                <w:rFonts w:hint="eastAsia"/>
+                <w:color w:val="auto"/>
+                <w:sz w:val="18"/>
+                <w:szCs w:val="18"/>
+              </w:rPr>
+              <w:t>适配器框架代码整理合入主干，包括：</w:t>
+            </w:r>
+          </w:p>
+          <w:p>
+            <w:pPr>
+              <w:jc w:val="left"/>
+              <w:rPr>
+                <w:rFonts w:hint="eastAsia"/>
+                <w:color w:val="auto"/>
+                <w:sz w:val="18"/>
+                <w:szCs w:val="18"/>
+              </w:rPr>
+            </w:pPr>
+            <w:r>
+              <w:rPr>
+                <w:rFonts w:hint="eastAsia"/>
+                <w:color w:val="auto"/>
+                <w:sz w:val="18"/>
+                <w:szCs w:val="18"/>
+              </w:rPr>
+              <w:t>（</w:t>
+            </w:r>
+            <w:r>
+              <w:rPr>
+                <w:rFonts w:hint="eastAsia"/>
+                <w:color w:val="auto"/>
+                <w:sz w:val="18"/>
+                <w:szCs w:val="18"/>
+              </w:rPr>
+              <w:t>1</w:t>
+            </w:r>
+            <w:r>
+              <w:rPr>
+                <w:rFonts w:hint="eastAsia"/>
+                <w:color w:val="auto"/>
+                <w:sz w:val="18"/>
+                <w:szCs w:val="18"/>
+              </w:rPr>
+              <w:t>）基本启动、退出流程（</w:t>
+            </w:r>
+            <w:r>
+              <w:rPr>
+                <w:rFonts w:hint="eastAsia"/>
+                <w:color w:val="auto"/>
+                <w:sz w:val="18"/>
+                <w:szCs w:val="18"/>
+              </w:rPr>
+              <w:t>70%</w:t>
+            </w:r>
+            <w:r>
+              <w:rPr>
+                <w:rFonts w:hint="eastAsia"/>
+                <w:color w:val="auto"/>
+                <w:sz w:val="18"/>
+                <w:szCs w:val="18"/>
+              </w:rPr>
+              <w:t>）；</w:t>
+            </w:r>
+          </w:p>
+          <w:p>
+            <w:pPr>
+              <w:jc w:val="left"/>
+              <w:rPr>
+                <w:rFonts w:hint="eastAsia"/>
+                <w:color w:val="auto"/>
+                <w:sz w:val="18"/>
+                <w:szCs w:val="18"/>
+              </w:rPr>
+            </w:pPr>
+            <w:r>
+              <w:rPr>
+                <w:rFonts w:hint="eastAsia"/>
+                <w:color w:val="auto"/>
+                <w:sz w:val="18"/>
+                <w:szCs w:val="18"/>
+              </w:rPr>
+              <w:t>（</w:t>
+            </w:r>
+            <w:r>
+              <w:rPr>
+                <w:rFonts w:hint="eastAsia"/>
+                <w:color w:val="auto"/>
+                <w:sz w:val="18"/>
+                <w:szCs w:val="18"/>
+              </w:rPr>
+              <w:t>2</w:t>
+            </w:r>
+            <w:r>
+              <w:rPr>
+                <w:rFonts w:hint="eastAsia"/>
+                <w:color w:val="auto"/>
+                <w:sz w:val="18"/>
+                <w:szCs w:val="18"/>
+              </w:rPr>
+              <w:t>）适配器注册流程（</w:t>
+            </w:r>
+            <w:r>
+              <w:rPr>
+                <w:rFonts w:hint="eastAsia"/>
+                <w:color w:val="auto"/>
+                <w:sz w:val="18"/>
+                <w:szCs w:val="18"/>
+              </w:rPr>
+              <w:t>0%</w:t>
+            </w:r>
+            <w:r>
+              <w:rPr>
+                <w:rFonts w:hint="eastAsia"/>
+                <w:color w:val="auto"/>
+                <w:sz w:val="18"/>
+                <w:szCs w:val="18"/>
+              </w:rPr>
+              <w:t>）；</w:t>
+            </w:r>
+          </w:p>
+          <w:p>
+            <w:pPr>
+              <w:jc w:val="left"/>
+              <w:rPr>
+                <w:rFonts w:hint="eastAsia"/>
+                <w:color w:val="auto"/>
+                <w:sz w:val="18"/>
+                <w:szCs w:val="18"/>
+              </w:rPr>
+            </w:pPr>
+            <w:r>
+              <w:rPr>
+                <w:rFonts w:hint="eastAsia"/>
+                <w:color w:val="auto"/>
+                <w:sz w:val="18"/>
+                <w:szCs w:val="18"/>
+              </w:rPr>
+              <w:t>（</w:t>
+            </w:r>
+            <w:r>
+              <w:rPr>
+                <w:rFonts w:hint="eastAsia"/>
+                <w:color w:val="auto"/>
+                <w:sz w:val="18"/>
+                <w:szCs w:val="18"/>
+              </w:rPr>
+              <w:t>3</w:t>
+            </w:r>
+            <w:r>
+              <w:rPr>
+                <w:rFonts w:hint="eastAsia"/>
+                <w:color w:val="auto"/>
+                <w:sz w:val="18"/>
+                <w:szCs w:val="18"/>
+              </w:rPr>
+              <w:t>）</w:t>
+            </w:r>
+            <w:r>
+              <w:rPr>
+                <w:rFonts w:hint="eastAsia"/>
+                <w:color w:val="auto"/>
+                <w:sz w:val="18"/>
+                <w:szCs w:val="18"/>
+              </w:rPr>
+              <w:t>ES</w:t>
+            </w:r>
+            <w:r>
+              <w:rPr>
+                <w:rFonts w:hint="eastAsia"/>
+                <w:color w:val="auto"/>
+                <w:sz w:val="18"/>
+                <w:szCs w:val="18"/>
+              </w:rPr>
+              <w:t>客户端封装代码合入（</w:t>
+            </w:r>
+            <w:r>
+              <w:rPr>
+                <w:rFonts w:hint="eastAsia"/>
+                <w:color w:val="auto"/>
+                <w:sz w:val="18"/>
+                <w:szCs w:val="18"/>
+              </w:rPr>
+              <w:t>70%</w:t>
+            </w:r>
+            <w:r>
+              <w:rPr>
+                <w:rFonts w:hint="eastAsia"/>
+                <w:color w:val="auto"/>
+                <w:sz w:val="18"/>
+                <w:szCs w:val="18"/>
+              </w:rPr>
+              <w:t>，需按代码规范整改）；</w:t>
+            </w:r>
+          </w:p>
+          <w:p>
+            <w:pPr>
+              <w:jc w:val="left"/>
+              <w:rPr>
+                <w:color w:val="auto"/>
+                <w:sz w:val="18"/>
+                <w:szCs w:val="18"/>
+              </w:rPr>
+            </w:pPr>
+            <w:r>
+              <w:rPr>
+                <w:rFonts w:hint="eastAsia"/>
+                <w:color w:val="auto"/>
+                <w:sz w:val="18"/>
+                <w:szCs w:val="18"/>
+              </w:rPr>
+              <w:t>（</w:t>
+            </w:r>
+            <w:r>
+              <w:rPr>
+                <w:rFonts w:hint="eastAsia"/>
+                <w:color w:val="auto"/>
+                <w:sz w:val="18"/>
+                <w:szCs w:val="18"/>
+              </w:rPr>
+              <w:t>4</w:t>
+            </w:r>
+            <w:r>
+              <w:rPr>
+                <w:rFonts w:hint="eastAsia"/>
+                <w:color w:val="auto"/>
+                <w:sz w:val="18"/>
+                <w:szCs w:val="18"/>
+              </w:rPr>
+              <w:t>）索引和搜索会话及消息处理框架合入</w:t>
+            </w:r>
+          </w:p>
+        </w:tc>
+        <w:tc>
+          <w:tcPr>
+            <w:tcW w:w="3027" w:type="dxa"/>
+            <w:gridSpan w:val="2"/>
+          </w:tcPr>
+          <w:p>
+            <w:pPr>
+              <w:rPr>
+                <w:i/>
+                <w:color w:val="ACB9CA" w:themeColor="text2" w:themeTint="66"/>
+                <w:sz w:val="18"/>
+                <w:szCs w:val="18"/>
+              </w:rPr>
+            </w:pPr>
+            <w:r>
+              <w:rPr>
+                <w:rFonts w:hint="eastAsia"/>
+                <w:i/>
+                <w:color w:val="ACB9CA" w:themeColor="text2" w:themeTint="66"/>
+                <w:sz w:val="18"/>
+                <w:szCs w:val="18"/>
+              </w:rPr>
+              <w:t>按时完成</w:t>
+            </w:r>
+          </w:p>
+        </w:tc>
+      </w:tr>
+      <w:tr>
+        <w:tc>
+          <w:tcPr>
+            <w:tcW w:w="1452" w:type="dxa"/>
+          </w:tcPr>
+          <w:p>
+            <w:pPr>
+              <w:rPr>
+                <w:sz w:val="18"/>
+                <w:szCs w:val="18"/>
+              </w:rPr>
+            </w:pPr>
+            <w:r>
+              <w:rPr>
+                <w:rFonts w:hint="eastAsia"/>
+                <w:sz w:val="18"/>
+                <w:szCs w:val="18"/>
+              </w:rPr>
+              <w:lastRenderedPageBreak/>
+              <w:t>第二周</w:t>
+            </w:r>
+          </w:p>
+        </w:tc>
+        <w:tc>
+          <w:tcPr>
+            <w:tcW w:w="3686" w:type="dxa"/>
+            <w:gridSpan w:val="3"/>
+          </w:tcPr>
+          <w:p>
+            <w:pPr>
+              <w:rPr>
+                <w:rFonts w:hint="eastAsia"/>
+                <w:color w:val="auto"/>
+                <w:sz w:val="18"/>
+                <w:szCs w:val="18"/>
+              </w:rPr>
+            </w:pPr>
+            <w:r>
+              <w:rPr>
+                <w:rFonts w:hint="eastAsia"/>
+                <w:color w:val="auto"/>
+                <w:sz w:val="18"/>
+                <w:szCs w:val="18"/>
+              </w:rPr>
+              <w:t>（</w:t>
+            </w:r>
+            <w:r>
+              <w:rPr>
+                <w:rFonts w:hint="eastAsia"/>
+                <w:color w:val="auto"/>
+                <w:sz w:val="18"/>
+                <w:szCs w:val="18"/>
+              </w:rPr>
+              <w:t>1</w:t>
+            </w:r>
+            <w:r>
+              <w:rPr>
+                <w:rFonts w:hint="eastAsia"/>
+                <w:color w:val="auto"/>
+                <w:sz w:val="18"/>
+                <w:szCs w:val="18"/>
+              </w:rPr>
+              <w:t>）</w:t>
+            </w:r>
+            <w:r>
+              <w:rPr>
+                <w:rFonts w:hint="eastAsia"/>
+                <w:color w:val="auto"/>
+                <w:sz w:val="18"/>
+                <w:szCs w:val="18"/>
+              </w:rPr>
+              <w:t>创建全文索引，存储层实现（与固定集合整合，固定集合遗留</w:t>
+            </w:r>
+            <w:r>
+              <w:rPr>
+                <w:rFonts w:hint="eastAsia"/>
+                <w:color w:val="auto"/>
+                <w:sz w:val="18"/>
+                <w:szCs w:val="18"/>
+              </w:rPr>
+              <w:t>TODO</w:t>
+            </w:r>
+            <w:r>
+              <w:rPr>
+                <w:rFonts w:hint="eastAsia"/>
+                <w:color w:val="auto"/>
+                <w:sz w:val="18"/>
+                <w:szCs w:val="18"/>
+              </w:rPr>
+              <w:t>处理）</w:t>
+            </w:r>
+            <w:r>
+              <w:rPr>
+                <w:rFonts w:hint="eastAsia"/>
+                <w:color w:val="auto"/>
+                <w:sz w:val="18"/>
+                <w:szCs w:val="18"/>
+              </w:rPr>
+              <w:t>；</w:t>
+            </w:r>
+          </w:p>
+          <w:p>
+            <w:pPr>
+              <w:rPr>
+                <w:color w:val="auto"/>
+                <w:sz w:val="18"/>
+                <w:szCs w:val="18"/>
+              </w:rPr>
+            </w:pPr>
+            <w:r>
+              <w:rPr>
+                <w:rFonts w:hint="eastAsia"/>
+                <w:color w:val="auto"/>
+                <w:sz w:val="18"/>
+                <w:szCs w:val="18"/>
+              </w:rPr>
+              <w:t>（</w:t>
+            </w:r>
+            <w:r>
+              <w:rPr>
+                <w:rFonts w:hint="eastAsia"/>
+                <w:color w:val="auto"/>
+                <w:sz w:val="18"/>
+                <w:szCs w:val="18"/>
+              </w:rPr>
+              <w:t>2</w:t>
+            </w:r>
+            <w:r>
+              <w:rPr>
+                <w:rFonts w:hint="eastAsia"/>
+                <w:color w:val="auto"/>
+                <w:sz w:val="18"/>
+                <w:szCs w:val="18"/>
+              </w:rPr>
+              <w:t>）索引任务获取与分发，整个索引流程拉通</w:t>
+            </w:r>
+          </w:p>
+        </w:tc>
+        <w:tc>
+          <w:tcPr>
+            <w:tcW w:w="3027" w:type="dxa"/>
+            <w:gridSpan w:val="2"/>
+          </w:tcPr>
+          <w:p>
+            <w:pPr>
+              <w:rPr>
+                <w:i/>
+                <w:color w:val="ACB9CA" w:themeColor="text2" w:themeTint="66"/>
+                <w:sz w:val="18"/>
+                <w:szCs w:val="18"/>
+              </w:rPr>
+            </w:pPr>
+            <w:r>
+              <w:rPr>
+                <w:rFonts w:hint="eastAsia"/>
+                <w:i/>
+                <w:color w:val="ACB9CA" w:themeColor="text2" w:themeTint="66"/>
+                <w:sz w:val="18"/>
+                <w:szCs w:val="18"/>
+              </w:rPr>
+              <w:t>延迟</w:t>
+            </w:r>
+            <w:r>
+              <w:rPr>
+                <w:rFonts w:hint="eastAsia"/>
+                <w:i/>
+                <w:color w:val="ACB9CA" w:themeColor="text2" w:themeTint="66"/>
+                <w:sz w:val="18"/>
+                <w:szCs w:val="18"/>
+              </w:rPr>
+              <w:t>1</w:t>
+            </w:r>
+            <w:r>
+              <w:rPr>
+                <w:rFonts w:hint="eastAsia"/>
+                <w:i/>
+                <w:color w:val="ACB9CA" w:themeColor="text2" w:themeTint="66"/>
+                <w:sz w:val="18"/>
+                <w:szCs w:val="18"/>
+              </w:rPr>
+              <w:t>天，对下阶段不影响</w:t>
+            </w:r>
+          </w:p>
+        </w:tc>
+      </w:tr>
+      <w:tr>
+        <w:tc>
+          <w:tcPr>
+            <w:tcW w:w="1452" w:type="dxa"/>
+          </w:tcPr>
+          <w:p>
+            <w:pPr>
+              <w:rPr>
+                <w:sz w:val="18"/>
+                <w:szCs w:val="18"/>
+              </w:rPr>
+            </w:pPr>
+            <w:r>
+              <w:rPr>
+                <w:rFonts w:hint="eastAsia"/>
+                <w:sz w:val="18"/>
+                <w:szCs w:val="18"/>
+              </w:rPr>
+              <w:t>第三周</w:t>
+            </w:r>
+          </w:p>
+        </w:tc>
+        <w:tc>
+          <w:tcPr>
+            <w:tcW w:w="3686" w:type="dxa"/>
+            <w:gridSpan w:val="3"/>
+          </w:tcPr>
+          <w:p>
+            <w:pPr>
+              <w:rPr>
+                <w:color w:val="auto"/>
+                <w:sz w:val="18"/>
+                <w:szCs w:val="18"/>
+              </w:rPr>
+            </w:pPr>
+            <w:r>
+              <w:rPr>
+                <w:rFonts w:hint="eastAsia"/>
+                <w:color w:val="auto"/>
+                <w:sz w:val="18"/>
+                <w:szCs w:val="18"/>
+              </w:rPr>
+              <w:t>整个搜索流程拉通</w:t>
+            </w:r>
+          </w:p>
+        </w:tc>
+        <w:tc>
+          <w:tcPr>
+            <w:tcW w:w="3027" w:type="dxa"/>
+            <w:gridSpan w:val="2"/>
+          </w:tcPr>
+          <w:p>
+            <w:pPr>
+              <w:rPr>
+                <w:i/>
+                <w:color w:val="ACB9CA" w:themeColor="text2" w:themeTint="66"/>
+                <w:sz w:val="18"/>
+                <w:szCs w:val="18"/>
+              </w:rPr>
+            </w:pPr>
+            <w:r>
+              <w:rPr>
+                <w:rFonts w:hint="eastAsia"/>
+                <w:i/>
+                <w:color w:val="ACB9CA" w:themeColor="text2" w:themeTint="66"/>
+                <w:sz w:val="18"/>
+                <w:szCs w:val="18"/>
+              </w:rPr>
+              <w:t>按时完成</w:t>
+            </w:r>
+          </w:p>
+        </w:tc>
+      </w:tr>
+      <w:tr>
+        <w:tc>
+          <w:tcPr>
+            <w:tcW w:w="1452" w:type="dxa"/>
+          </w:tcPr>
+          <w:p>
+            <w:pPr>
+              <w:rPr>
+                <w:sz w:val="18"/>
+                <w:szCs w:val="18"/>
+              </w:rPr>
+            </w:pPr>
+            <w:r>
+              <w:rPr>
+                <w:rFonts w:hint="eastAsia"/>
+                <w:sz w:val="18"/>
+                <w:szCs w:val="18"/>
+              </w:rPr>
+              <w:t>第</w:t>
+            </w:r>
+            <w:r>
+              <w:rPr>
+                <w:rFonts w:hint="eastAsia"/>
+                <w:sz w:val="18"/>
+                <w:szCs w:val="18"/>
+              </w:rPr>
+              <w:t>四</w:t>
+            </w:r>
+            <w:r>
+              <w:rPr>
+                <w:rFonts w:hint="eastAsia"/>
+                <w:sz w:val="18"/>
+                <w:szCs w:val="18"/>
+              </w:rPr>
+              <w:t>周</w:t>
+            </w:r>
+          </w:p>
+        </w:tc>
+        <w:tc>
+          <w:tcPr>
+            <w:tcW w:w="3686" w:type="dxa"/>
+            <w:gridSpan w:val="3"/>
+          </w:tcPr>
+          <w:p>
+            <w:pPr>
+              <w:rPr>
+                <w:sz w:val="18"/>
+                <w:szCs w:val="18"/>
+              </w:rPr>
+            </w:pPr>
+            <w:r>
+              <w:rPr>
+                <w:rFonts w:hint="eastAsia"/>
+                <w:sz w:val="18"/>
+                <w:szCs w:val="18"/>
+              </w:rPr>
+              <w:t>问题处理、代码优化</w:t>
+            </w:r>
+          </w:p>
+        </w:tc>
+        <w:tc>
+          <w:tcPr>
+            <w:tcW w:w="3027" w:type="dxa"/>
+            <w:gridSpan w:val="2"/>
+          </w:tcPr>
+          <w:p>
+            <w:pPr>
+              <w:rPr>
+                <w:sz w:val="18"/>
+                <w:szCs w:val="18"/>
+              </w:rPr>
+            </w:pPr>
+          </w:p>
+        </w:tc>
+      </w:tr>
+    </w:tbl>
     <w:p>
       <w:pPr>
         <w:pStyle w:val="Heading1"/>
@@ -5974,7 +10495,49 @@
         </w:numPr>
       </w:pPr>
       <w:r>
-        <w:lastRenderedPageBreak/>
+        <w:t>遗留问题</w:t>
+      </w:r>
+    </w:p>
+    <w:p>
+      <w:pPr>
+        <w:rPr>
+          <w:rFonts w:hint="eastAsia"/>
+        </w:rPr>
+      </w:pPr>
+      <w:r>
+        <w:rPr>
+          <w:rFonts w:hint="eastAsia"/>
+        </w:rPr>
+        <w:t>固定集合中数据发生绕接时的行为定义及</w:t>
+      </w:r>
+      <w:r>
+        <w:rPr>
+          <w:rFonts w:hint="eastAsia"/>
+        </w:rPr>
+        <w:t>索引的</w:t>
+      </w:r>
+      <w:r>
+        <w:rPr>
+          <w:rFonts w:hint="eastAsia"/>
+        </w:rPr>
+        <w:t>rebuild</w:t>
+      </w:r>
+      <w:r>
+        <w:rPr>
+          <w:rFonts w:hint="eastAsia"/>
+        </w:rPr>
+        <w:t>操作。</w:t>
+      </w:r>
+    </w:p>
+    <w:p>
+      <w:pPr>
+        <w:pStyle w:val="Heading1"/>
+        <w:numPr>
+          <w:ilvl w:val="0"/>
+          <w:numId w:val="2"/>
+        </w:numPr>
+      </w:pPr>
+      <w:r>
         <w:t>验收测试用例</w:t>
       </w:r>
     </w:p>
@@ -6857,7 +11420,7 @@
     <w:nsid w:val="386B0F96"/>
     <w:multiLevelType w:val="hybridMultilevel"/>
     <w:tmpl w:val="AA925346"/>
-    <w:lvl w:ilvl="0" w:tplc="04090001">
+    <w:lvl w:ilvl="0" w:tplc="354870E4">
       <w:start w:val="1"/>
       <w:numFmt w:val="bullet"/>
       <w:lvlText w:val=""/>
@@ -6869,7 +11432,7 @@
         <w:rFonts w:ascii="Wingdings" w:hAnsi="Wingdings" w:hint="default"/>
       </w:rPr>
     </w:lvl>
-    <w:lvl w:ilvl="1" w:tplc="04090003" w:tentative="1">
+    <w:lvl w:ilvl="1" w:tplc="04090019" w:tentative="1">
       <w:start w:val="1"/>
       <w:numFmt w:val="bullet"/>
       <w:lvlText w:val=""/>
@@ -6881,7 +11444,7 @@
         <w:rFonts w:ascii="Wingdings" w:hAnsi="Wingdings" w:hint="default"/>
       </w:rPr>
     </w:lvl>
-    <w:lvl w:ilvl="2" w:tplc="04090005" w:tentative="1">
+    <w:lvl w:ilvl="2" w:tplc="0409001B" w:tentative="1">
       <w:start w:val="1"/>
       <w:numFmt w:val="bullet"/>
       <w:lvlText w:val=""/>
@@ -6893,7 +11456,7 @@
         <w:rFonts w:ascii="Wingdings" w:hAnsi="Wingdings" w:hint="default"/>
       </w:rPr>
     </w:lvl>
-    <w:lvl w:ilvl="3" w:tplc="04090001" w:tentative="1">
+    <w:lvl w:ilvl="3" w:tplc="0409000F" w:tentative="1">
       <w:start w:val="1"/>
       <w:numFmt w:val="bullet"/>
       <w:lvlText w:val=""/>
@@ -6905,7 +11468,7 @@
         <w:rFonts w:ascii="Wingdings" w:hAnsi="Wingdings" w:hint="default"/>
       </w:rPr>
     </w:lvl>
-    <w:lvl w:ilvl="4" w:tplc="04090003" w:tentative="1">
+    <w:lvl w:ilvl="4" w:tplc="04090019" w:tentative="1">
       <w:start w:val="1"/>
       <w:numFmt w:val="bullet"/>
       <w:lvlText w:val=""/>
@@ -6917,7 +11480,7 @@
         <w:rFonts w:ascii="Wingdings" w:hAnsi="Wingdings" w:hint="default"/>
       </w:rPr>
     </w:lvl>
-    <w:lvl w:ilvl="5" w:tplc="04090005" w:tentative="1">
+    <w:lvl w:ilvl="5" w:tplc="0409001B" w:tentative="1">
       <w:start w:val="1"/>
       <w:numFmt w:val="bullet"/>
       <w:lvlText w:val=""/>
@@ -6929,7 +11492,7 @@
         <w:rFonts w:ascii="Wingdings" w:hAnsi="Wingdings" w:hint="default"/>
       </w:rPr>
     </w:lvl>
-    <w:lvl w:ilvl="6" w:tplc="04090001" w:tentative="1">
+    <w:lvl w:ilvl="6" w:tplc="0409000F" w:tentative="1">
       <w:start w:val="1"/>
       <w:numFmt w:val="bullet"/>
       <w:lvlText w:val=""/>
@@ -6941,7 +11504,7 @@
         <w:rFonts w:ascii="Wingdings" w:hAnsi="Wingdings" w:hint="default"/>
       </w:rPr>
     </w:lvl>
-    <w:lvl w:ilvl="7" w:tplc="04090003" w:tentative="1">
+    <w:lvl w:ilvl="7" w:tplc="04090019" w:tentative="1">
       <w:start w:val="1"/>
       <w:numFmt w:val="bullet"/>
       <w:lvlText w:val=""/>
@@ -6953,7 +11516,7 @@
         <w:rFonts w:ascii="Wingdings" w:hAnsi="Wingdings" w:hint="default"/>
       </w:rPr>
     </w:lvl>
-    <w:lvl w:ilvl="8" w:tplc="04090005" w:tentative="1">
+    <w:lvl w:ilvl="8" w:tplc="0409001B" w:tentative="1">
       <w:start w:val="1"/>
       <w:numFmt w:val="bullet"/>
       <w:lvlText w:val=""/>
@@ -6970,7 +11533,7 @@
     <w:nsid w:val="388506A3"/>
     <w:multiLevelType w:val="hybridMultilevel"/>
     <w:tmpl w:val="E0B29634"/>
-    <w:lvl w:ilvl="0" w:tplc="0409000B">
+    <w:lvl w:ilvl="0" w:tplc="04090001">
       <w:start w:val="1"/>
       <w:numFmt w:val="bullet"/>
       <w:lvlText w:val=""/>
@@ -7082,7 +11645,7 @@
   <w:abstractNum w:abstractNumId="6">
     <w:nsid w:val="3BD349C8"/>
     <w:multiLevelType w:val="hybridMultilevel"/>
-    <w:tmpl w:val="A6FC7FFE"/>
+    <w:tmpl w:val="3D10F5C2"/>
     <w:lvl w:ilvl="0" w:tplc="0409000B">
       <w:start w:val="1"/>
       <w:numFmt w:val="bullet"/>
@@ -7290,8 +11853,8 @@
   <w:abstractNum w:abstractNumId="8">
     <w:nsid w:val="3D971A7B"/>
     <w:multiLevelType w:val="hybridMultilevel"/>
-    <w:tmpl w:val="9836BD96"/>
-    <w:lvl w:ilvl="0" w:tplc="04090001">
+    <w:tmpl w:val="C6C6255A"/>
+    <w:lvl w:ilvl="0">
       <w:start w:val="1"/>
       <w:numFmt w:val="bullet"/>
       <w:lvlText w:val=""/>
@@ -7303,7 +11866,7 @@
         <w:rFonts w:ascii="Wingdings" w:hAnsi="Wingdings" w:hint="default"/>
       </w:rPr>
     </w:lvl>
-    <w:lvl w:ilvl="1" w:tplc="04090003" w:tentative="1">
+    <w:lvl w:ilvl="1" w:tentative="1">
       <w:start w:val="1"/>
       <w:numFmt w:val="bullet"/>
       <w:lvlText w:val=""/>
@@ -7315,7 +11878,7 @@
         <w:rFonts w:ascii="Wingdings" w:hAnsi="Wingdings" w:hint="default"/>
       </w:rPr>
     </w:lvl>
-    <w:lvl w:ilvl="2" w:tplc="04090005" w:tentative="1">
+    <w:lvl w:ilvl="2" w:tentative="1">
       <w:start w:val="1"/>
       <w:numFmt w:val="bullet"/>
       <w:lvlText w:val=""/>
@@ -7327,7 +11890,7 @@
         <w:rFonts w:ascii="Wingdings" w:hAnsi="Wingdings" w:hint="default"/>
       </w:rPr>
     </w:lvl>
-    <w:lvl w:ilvl="3" w:tplc="04090001" w:tentative="1">
+    <w:lvl w:ilvl="3" w:tentative="1">
       <w:start w:val="1"/>
       <w:numFmt w:val="bullet"/>
       <w:lvlText w:val=""/>
@@ -7339,7 +11902,7 @@
         <w:rFonts w:ascii="Wingdings" w:hAnsi="Wingdings" w:hint="default"/>
       </w:rPr>
     </w:lvl>
-    <w:lvl w:ilvl="4" w:tplc="04090003" w:tentative="1">
+    <w:lvl w:ilvl="4" w:tentative="1">
       <w:start w:val="1"/>
       <w:numFmt w:val="bullet"/>
       <w:lvlText w:val=""/>
@@ -7351,7 +11914,7 @@
         <w:rFonts w:ascii="Wingdings" w:hAnsi="Wingdings" w:hint="default"/>
       </w:rPr>
     </w:lvl>
-    <w:lvl w:ilvl="5" w:tplc="04090005" w:tentative="1">
+    <w:lvl w:ilvl="5" w:tentative="1">
       <w:start w:val="1"/>
       <w:numFmt w:val="bullet"/>
       <w:lvlText w:val=""/>
@@ -7363,7 +11926,7 @@
         <w:rFonts w:ascii="Wingdings" w:hAnsi="Wingdings" w:hint="default"/>
       </w:rPr>
     </w:lvl>
-    <w:lvl w:ilvl="6" w:tplc="04090001" w:tentative="1">
+    <w:lvl w:ilvl="6" w:tentative="1">
       <w:start w:val="1"/>
       <w:numFmt w:val="bullet"/>
       <w:lvlText w:val=""/>
@@ -7375,7 +11938,7 @@
         <w:rFonts w:ascii="Wingdings" w:hAnsi="Wingdings" w:hint="default"/>
       </w:rPr>
     </w:lvl>
-    <w:lvl w:ilvl="7" w:tplc="04090003" w:tentative="1">
+    <w:lvl w:ilvl="7" w:tentative="1">
       <w:start w:val="1"/>
       <w:numFmt w:val="bullet"/>
       <w:lvlText w:val=""/>
@@ -7387,7 +11950,7 @@
         <w:rFonts w:ascii="Wingdings" w:hAnsi="Wingdings" w:hint="default"/>
       </w:rPr>
     </w:lvl>
-    <w:lvl w:ilvl="8" w:tplc="04090005" w:tentative="1">
+    <w:lvl w:ilvl="8" w:tentative="1">
       <w:start w:val="1"/>
       <w:numFmt w:val="bullet"/>
       <w:lvlText w:val=""/>
@@ -7753,7 +12316,7 @@
     <w:nsid w:val="5F8E02BB"/>
     <w:multiLevelType w:val="hybridMultilevel"/>
     <w:tmpl w:val="81483980"/>
-    <w:lvl w:ilvl="0" w:tplc="04090001">
+    <w:lvl w:ilvl="0">
       <w:start w:val="1"/>
       <w:numFmt w:val="bullet"/>
       <w:lvlText w:val=""/>
@@ -7765,7 +12328,7 @@
         <w:rFonts w:ascii="Wingdings" w:hAnsi="Wingdings" w:hint="default"/>
       </w:rPr>
     </w:lvl>
-    <w:lvl w:ilvl="1" w:tplc="04090003" w:tentative="1">
+    <w:lvl w:ilvl="1" w:tentative="1">
       <w:start w:val="1"/>
       <w:numFmt w:val="bullet"/>
       <w:lvlText w:val=""/>
@@ -7777,7 +12340,7 @@
         <w:rFonts w:ascii="Wingdings" w:hAnsi="Wingdings" w:hint="default"/>
       </w:rPr>
     </w:lvl>
-    <w:lvl w:ilvl="2" w:tplc="04090005" w:tentative="1">
+    <w:lvl w:ilvl="2" w:tentative="1">
       <w:start w:val="1"/>
       <w:numFmt w:val="bullet"/>
       <w:lvlText w:val=""/>
@@ -7789,7 +12352,7 @@
         <w:rFonts w:ascii="Wingdings" w:hAnsi="Wingdings" w:hint="default"/>
       </w:rPr>
     </w:lvl>
-    <w:lvl w:ilvl="3" w:tplc="04090001" w:tentative="1">
+    <w:lvl w:ilvl="3" w:tentative="1">
       <w:start w:val="1"/>
       <w:numFmt w:val="bullet"/>
       <w:lvlText w:val=""/>
@@ -7801,7 +12364,7 @@
         <w:rFonts w:ascii="Wingdings" w:hAnsi="Wingdings" w:hint="default"/>
       </w:rPr>
     </w:lvl>
-    <w:lvl w:ilvl="4" w:tplc="04090003" w:tentative="1">
+    <w:lvl w:ilvl="4" w:tentative="1">
       <w:start w:val="1"/>
       <w:numFmt w:val="bullet"/>
       <w:lvlText w:val=""/>
@@ -7813,7 +12376,7 @@
         <w:rFonts w:ascii="Wingdings" w:hAnsi="Wingdings" w:hint="default"/>
       </w:rPr>
     </w:lvl>
-    <w:lvl w:ilvl="5" w:tplc="04090005" w:tentative="1">
+    <w:lvl w:ilvl="5" w:tentative="1">
       <w:start w:val="1"/>
       <w:numFmt w:val="bullet"/>
       <w:lvlText w:val=""/>
@@ -7825,7 +12388,7 @@
         <w:rFonts w:ascii="Wingdings" w:hAnsi="Wingdings" w:hint="default"/>
       </w:rPr>
     </w:lvl>
-    <w:lvl w:ilvl="6" w:tplc="04090001" w:tentative="1">
+    <w:lvl w:ilvl="6" w:tentative="1">
       <w:start w:val="1"/>
       <w:numFmt w:val="bullet"/>
       <w:lvlText w:val=""/>
@@ -7837,7 +12400,7 @@
         <w:rFonts w:ascii="Wingdings" w:hAnsi="Wingdings" w:hint="default"/>
       </w:rPr>
     </w:lvl>
-    <w:lvl w:ilvl="7" w:tplc="04090003" w:tentative="1">
+    <w:lvl w:ilvl="7" w:tentative="1">
       <w:start w:val="1"/>
       <w:numFmt w:val="bullet"/>
       <w:lvlText w:val=""/>
@@ -7849,7 +12412,7 @@
         <w:rFonts w:ascii="Wingdings" w:hAnsi="Wingdings" w:hint="default"/>
       </w:rPr>
     </w:lvl>
-    <w:lvl w:ilvl="8" w:tplc="04090005" w:tentative="1">
+    <w:lvl w:ilvl="8" w:tentative="1">
       <w:start w:val="1"/>
       <w:numFmt w:val="bullet"/>
       <w:lvlText w:val=""/>
@@ -8091,8 +12654,8 @@
   <w:abstractNum w:abstractNumId="16">
     <w:nsid w:val="75FC2818"/>
     <w:multiLevelType w:val="hybridMultilevel"/>
-    <w:tmpl w:val="F27C2DDE"/>
-    <w:lvl w:ilvl="0" w:tplc="0409000B">
+    <w:tmpl w:val="94225B16"/>
+    <w:lvl w:ilvl="0" w:tplc="04090001">
       <w:start w:val="1"/>
       <w:numFmt w:val="bullet"/>
       <w:lvlText w:val=""/>
@@ -8303,6 +12866,12 @@
   <w:num w:numId="25">
     <w:abstractNumId w:val="1"/>
   </w:num>
+  <w:num w:numId="26">
+    <w:abstractNumId w:val="7"/>
+  </w:num>
+  <w:num w:numId="27">
+    <w:abstractNumId w:val="7"/>
+  </w:num>
 </w:numbering>
 </file>
 
@@ -8320,7 +12889,7 @@
   <w:latentStyles w:defLockedState="0" w:defUIPriority="0" w:defSemiHidden="0" w:defUnhideWhenUsed="0" w:defQFormat="0" w:count="267">
     <w:lsdException w:name="Normal" w:qFormat="1"/>
     <w:lsdException w:name="heading 1" w:qFormat="1"/>
-    <w:lsdException w:name="heading 2" w:unhideWhenUsed="1" w:qFormat="1"/>
+    <w:lsdException w:name="heading 2" w:uiPriority="9" w:unhideWhenUsed="1" w:qFormat="1"/>
     <w:lsdException w:name="heading 3" w:unhideWhenUsed="1" w:qFormat="1"/>
     <w:lsdException w:name="heading 4" w:unhideWhenUsed="1" w:qFormat="1"/>
     <w:lsdException w:name="heading 5" w:unhideWhenUsed="1" w:qFormat="1"/>
@@ -8389,7 +12958,7 @@
     <w:lsdException w:name="Table Web 2" w:semiHidden="1" w:unhideWhenUsed="1"/>
     <w:lsdException w:name="Table Web 3" w:semiHidden="1" w:unhideWhenUsed="1"/>
     <w:lsdException w:name="Balloon Text" w:qFormat="1"/>
-    <w:lsdException w:name="Table Grid" w:qFormat="1"/>
+    <w:lsdException w:name="Table Grid" w:uiPriority="59" w:qFormat="1"/>
     <w:lsdException w:name="Table Theme" w:semiHidden="1" w:unhideWhenUsed="1"/>
     <w:lsdException w:name="Placeholder Text" w:semiHidden="1" w:uiPriority="99"/>
     <w:lsdException w:name="No Spacing" w:uiPriority="99"/>
@@ -8544,6 +13113,7 @@
     <w:name w:val="heading 2"/>
     <w:basedOn w:val="Normal"/>
     <w:next w:val="Normal"/>
+    <w:uiPriority w:val="9"/>
     <w:unhideWhenUsed/>
     <w:qFormat/>
     <w:rsid w:val="00B15087"/>
@@ -8872,6 +13442,7 @@
   <w:style w:type="table" w:styleId="TableGrid">
     <w:name w:val="Table Grid"/>
     <w:basedOn w:val="TableNormal"/>
+    <w:uiPriority w:val="59"/>
     <w:qFormat/>
     <w:rsid w:val="00B15087"/>
     <w:pPr>

--- a/internal_doc/03.开发设计/FullTextSearch/Story-全文检索.docx
+++ b/internal_doc/03.开发设计/FullTextSearch/Story-全文检索.docx
@@ -584,10 +584,17 @@
             <w:proofErr w:type="spellStart"/>
             <w:r>
               <w:rPr>
+                <w:rFonts w:hint="eastAsia"/>
                 <w:color w:val="0070C0"/>
               </w:rPr>
               <w:lastRenderedPageBreak/>
-              <w:t>datanodehost</w:t>
+              <w:t>d</w:t>
+            </w:r>
+            <w:r>
+              <w:rPr>
+                <w:color w:val="0070C0"/>
+              </w:rPr>
+              <w:t>atanodehost</w:t>
             </w:r>
             <w:proofErr w:type="spellEnd"/>
           </w:p>
@@ -644,6 +651,7 @@
                 <w:color w:val="0070C0"/>
               </w:rPr>
             </w:pPr>
+            <w:commentRangeStart w:id="0"/>
             <w:proofErr w:type="spellStart"/>
             <w:r>
               <w:rPr>
@@ -651,7 +659,14 @@
               </w:rPr>
               <w:t>datanodeport</w:t>
             </w:r>
+            <w:commentRangeEnd w:id="0"/>
             <w:proofErr w:type="spellEnd"/>
+            <w:r>
+              <w:rPr>
+                <w:rStyle w:val="CommentReference"/>
+              </w:rPr>
+              <w:commentReference w:id="0"/>
+            </w:r>
           </w:p>
         </w:tc>
         <w:tc>
@@ -3370,7 +3385,7 @@
                     </pic:cNvPicPr>
                   </pic:nvPicPr>
                   <pic:blipFill>
-                    <a:blip r:embed="rId7"/>
+                    <a:blip r:embed="rId8"/>
                     <a:srcRect/>
                     <a:stretch>
                       <a:fillRect/>
@@ -3536,66 +3551,40 @@
           <w:numId w:val="18"/>
         </w:numPr>
         <w:rPr>
+          <w:rFonts w:hint="eastAsia"/>
           <w:color w:val="0070C0"/>
         </w:rPr>
       </w:pPr>
-      <w:proofErr w:type="spellStart"/>
       <w:r>
         <w:rPr>
           <w:rFonts w:hint="eastAsia"/>
           <w:color w:val="0070C0"/>
         </w:rPr>
-        <w:t>config</w:t>
-      </w:r>
-      <w:proofErr w:type="spellEnd"/>
+        <w:t>search engine agent manager</w:t>
+      </w:r>
       <w:r>
         <w:rPr>
           <w:rFonts w:hint="eastAsia"/>
           <w:color w:val="0070C0"/>
         </w:rPr>
-        <w:t xml:space="preserve"> manager</w:t>
-      </w:r>
-      <w:r>
+        <w:t>：</w:t>
+      </w:r>
+    </w:p>
+    <w:p>
+      <w:pPr>
+        <w:pStyle w:val="ListParagraph"/>
+        <w:ind w:left="840" w:firstLine="0"/>
         <w:rPr>
           <w:rFonts w:hint="eastAsia"/>
           <w:color w:val="0070C0"/>
         </w:rPr>
-        <w:t>：</w:t>
-      </w:r>
+      </w:pPr>
       <w:r>
         <w:rPr>
           <w:rFonts w:hint="eastAsia"/>
           <w:color w:val="0070C0"/>
         </w:rPr>
-        <w:t>加载及</w:t>
-      </w:r>
-      <w:r>
-        <w:rPr>
-          <w:rFonts w:hint="eastAsia"/>
-          <w:color w:val="0070C0"/>
-        </w:rPr>
-        <w:t>维护</w:t>
-      </w:r>
-      <w:r>
-        <w:rPr>
-          <w:rFonts w:hint="eastAsia"/>
-          <w:color w:val="0070C0"/>
-        </w:rPr>
-        <w:t>适配器</w:t>
-      </w:r>
-      <w:r>
-        <w:rPr>
-          <w:rFonts w:hint="eastAsia"/>
-          <w:color w:val="0070C0"/>
-        </w:rPr>
-        <w:t>相关的配置</w:t>
-      </w:r>
-      <w:r>
-        <w:rPr>
-          <w:rFonts w:hint="eastAsia"/>
-          <w:color w:val="0070C0"/>
-        </w:rPr>
-        <w:t>。</w:t>
+        <w:t>搜索引擎客户端管理器，当需要与搜索引擎交互时，需要获取到一个有效的客户端。客户端中封装了用于访问搜索引擎的接口，进行请求传递和数据获取。</w:t>
       </w:r>
     </w:p>
     <w:p>
@@ -3609,18 +3598,27 @@
           <w:color w:val="0070C0"/>
         </w:rPr>
       </w:pPr>
+      <w:proofErr w:type="spellStart"/>
       <w:r>
         <w:rPr>
           <w:rFonts w:hint="eastAsia"/>
           <w:color w:val="0070C0"/>
         </w:rPr>
-        <w:t>net route agent</w:t>
-      </w:r>
+        <w:t>config</w:t>
+      </w:r>
+      <w:proofErr w:type="spellEnd"/>
       <w:r>
         <w:rPr>
           <w:rFonts w:hint="eastAsia"/>
           <w:color w:val="0070C0"/>
         </w:rPr>
+        <w:t xml:space="preserve"> manager</w:t>
+      </w:r>
+      <w:r>
+        <w:rPr>
+          <w:rFonts w:hint="eastAsia"/>
+          <w:color w:val="0070C0"/>
+        </w:rPr>
         <w:t>：</w:t>
       </w:r>
       <w:r>
@@ -3628,14 +3626,28 @@
           <w:rFonts w:hint="eastAsia"/>
           <w:color w:val="0070C0"/>
         </w:rPr>
-        <w:t>用于索引流程，负责通过网络从引获取数据</w:t>
+        <w:t>加载及</w:t>
       </w:r>
       <w:r>
         <w:rPr>
           <w:rFonts w:hint="eastAsia"/>
           <w:color w:val="0070C0"/>
         </w:rPr>
-        <w:t>，并最终分发到适配器的索引线程处理</w:t>
+        <w:t>维护</w:t>
+      </w:r>
+      <w:r>
+        <w:rPr>
+          <w:rFonts w:hint="eastAsia"/>
+          <w:color w:val="0070C0"/>
+        </w:rPr>
+        <w:t>适配器</w:t>
+      </w:r>
+      <w:r>
+        <w:rPr>
+          <w:rFonts w:hint="eastAsia"/>
+          <w:color w:val="0070C0"/>
+        </w:rPr>
+        <w:t>相关的配置</w:t>
       </w:r>
       <w:r>
         <w:rPr>
@@ -3661,51 +3673,28 @@
           <w:rFonts w:hint="eastAsia"/>
           <w:color w:val="0070C0"/>
         </w:rPr>
-        <w:t>i</w:t>
+        <w:t>net route agent</w:t>
       </w:r>
       <w:r>
         <w:rPr>
           <w:rFonts w:hint="eastAsia"/>
           <w:color w:val="0070C0"/>
         </w:rPr>
-        <w:t xml:space="preserve">ndex </w:t>
-      </w:r>
-      <w:proofErr w:type="spellStart"/>
+        <w:t>：</w:t>
+      </w:r>
       <w:r>
         <w:rPr>
           <w:rFonts w:hint="eastAsia"/>
           <w:color w:val="0070C0"/>
         </w:rPr>
-        <w:t>async</w:t>
-      </w:r>
-      <w:proofErr w:type="spellEnd"/>
+        <w:t>用于索引流程，负责通过网络从引获取数据</w:t>
+      </w:r>
       <w:r>
         <w:rPr>
           <w:rFonts w:hint="eastAsia"/>
           <w:color w:val="0070C0"/>
         </w:rPr>
-        <w:t xml:space="preserve"> session manager</w:t>
-      </w:r>
-      <w:r>
-        <w:rPr>
-          <w:rFonts w:hint="eastAsia"/>
-          <w:color w:val="0070C0"/>
-        </w:rPr>
-        <w:t>：</w:t>
-      </w:r>
-      <w:r>
-        <w:rPr>
-          <w:rFonts w:hint="eastAsia"/>
-          <w:color w:val="0070C0"/>
-        </w:rPr>
-        <w:t>异步索引会话管理器</w:t>
-      </w:r>
-      <w:r>
-        <w:rPr>
-          <w:rFonts w:hint="eastAsia"/>
-          <w:color w:val="0070C0"/>
-        </w:rPr>
-        <w:t>，负责启动及管理索引线程</w:t>
+        <w:t>，并最终分发到适配器的索引线程处理</w:t>
       </w:r>
       <w:r>
         <w:rPr>
@@ -3731,13 +3720,36 @@
           <w:rFonts w:hint="eastAsia"/>
           <w:color w:val="0070C0"/>
         </w:rPr>
-        <w:t>search sessions</w:t>
+        <w:t>i</w:t>
       </w:r>
       <w:r>
         <w:rPr>
           <w:rFonts w:hint="eastAsia"/>
           <w:color w:val="0070C0"/>
         </w:rPr>
+        <w:t xml:space="preserve">ndex </w:t>
+      </w:r>
+      <w:proofErr w:type="spellStart"/>
+      <w:r>
+        <w:rPr>
+          <w:rFonts w:hint="eastAsia"/>
+          <w:color w:val="0070C0"/>
+        </w:rPr>
+        <w:t>async</w:t>
+      </w:r>
+      <w:proofErr w:type="spellEnd"/>
+      <w:r>
+        <w:rPr>
+          <w:rFonts w:hint="eastAsia"/>
+          <w:color w:val="0070C0"/>
+        </w:rPr>
+        <w:t xml:space="preserve"> session manager</w:t>
+      </w:r>
+      <w:r>
+        <w:rPr>
+          <w:rFonts w:hint="eastAsia"/>
+          <w:color w:val="0070C0"/>
+        </w:rPr>
         <w:t>：</w:t>
       </w:r>
       <w:r>
@@ -3745,28 +3757,21 @@
           <w:rFonts w:hint="eastAsia"/>
           <w:color w:val="0070C0"/>
         </w:rPr>
-        <w:t>搜索会话线程</w:t>
+        <w:t>异步索引会话管理器</w:t>
       </w:r>
       <w:r>
         <w:rPr>
           <w:rFonts w:hint="eastAsia"/>
           <w:color w:val="0070C0"/>
         </w:rPr>
-        <w:t>，处理</w:t>
+        <w:t>，负责启动及管理索引线程</w:t>
       </w:r>
       <w:r>
         <w:rPr>
           <w:rFonts w:hint="eastAsia"/>
           <w:color w:val="0070C0"/>
         </w:rPr>
-        <w:t>SDB</w:t>
-      </w:r>
-      <w:r>
-        <w:rPr>
-          <w:rFonts w:hint="eastAsia"/>
-          <w:color w:val="0070C0"/>
-        </w:rPr>
-        <w:t>发来的全文检索请求，及返回结果。</w:t>
+        <w:t>。</w:t>
       </w:r>
     </w:p>
     <w:p>
@@ -3785,7 +3790,7 @@
           <w:rFonts w:hint="eastAsia"/>
           <w:color w:val="0070C0"/>
         </w:rPr>
-        <w:t>search engine agent manager</w:t>
+        <w:t>search sessions</w:t>
       </w:r>
       <w:r>
         <w:rPr>
@@ -3799,14 +3804,28 @@
           <w:rFonts w:hint="eastAsia"/>
           <w:color w:val="0070C0"/>
         </w:rPr>
-        <w:t>搜索引擎客户端管理器</w:t>
+        <w:t>搜索会话线程</w:t>
       </w:r>
       <w:r>
         <w:rPr>
           <w:rFonts w:hint="eastAsia"/>
           <w:color w:val="0070C0"/>
         </w:rPr>
-        <w:t>。</w:t>
+        <w:t>，处理</w:t>
+      </w:r>
+      <w:r>
+        <w:rPr>
+          <w:rFonts w:hint="eastAsia"/>
+          <w:color w:val="0070C0"/>
+        </w:rPr>
+        <w:t>SDB</w:t>
+      </w:r>
+      <w:r>
+        <w:rPr>
+          <w:rFonts w:hint="eastAsia"/>
+          <w:color w:val="0070C0"/>
+        </w:rPr>
+        <w:t>发来的全文检索请求，及返回结果。</w:t>
       </w:r>
     </w:p>
     <w:p>
@@ -3950,7 +3969,14 @@
           <w:rFonts w:hint="eastAsia"/>
           <w:color w:val="0070C0"/>
         </w:rPr>
-        <w:t>层之上，它可从原始查询中剥离出与外部数据源相关的</w:t>
+        <w:t>层之上。</w:t>
+      </w:r>
+      <w:r>
+        <w:rPr>
+          <w:rFonts w:hint="eastAsia"/>
+          <w:color w:val="0070C0"/>
+        </w:rPr>
+        <w:t>它可从原始查询中剥离出与外部数据源相关的</w:t>
       </w:r>
       <w:r>
         <w:rPr>
@@ -4070,12 +4096,22 @@
           <w:color w:val="0070C0"/>
         </w:rPr>
       </w:pPr>
+      <w:commentRangeStart w:id="1"/>
       <w:r>
         <w:rPr>
           <w:rFonts w:hint="eastAsia"/>
           <w:color w:val="0070C0"/>
         </w:rPr>
         <w:t>运行架构</w:t>
+      </w:r>
+      <w:commentRangeEnd w:id="1"/>
+      <w:r>
+        <w:rPr>
+          <w:rStyle w:val="CommentReference"/>
+          <w:rFonts w:asciiTheme="minorHAnsi" w:eastAsiaTheme="minorEastAsia" w:hAnsiTheme="minorHAnsi"/>
+          <w:b w:val="0"/>
+        </w:rPr>
+        <w:commentReference w:id="1"/>
       </w:r>
     </w:p>
     <w:p>
@@ -4185,7 +4221,7 @@
                     </pic:cNvPicPr>
                   </pic:nvPicPr>
                   <pic:blipFill>
-                    <a:blip r:embed="rId8"/>
+                    <a:blip r:embed="rId9"/>
                     <a:srcRect/>
                     <a:stretch>
                       <a:fillRect/>
@@ -4218,78 +4254,98 @@
       <w:pPr>
         <w:pStyle w:val="CommentText"/>
         <w:rPr>
-          <w:rFonts w:hint="eastAsia"/>
-        </w:rPr>
-      </w:pPr>
-      <w:r>
-        <w:rPr>
-          <w:rFonts w:hint="eastAsia"/>
+          <w:color w:val="5B9BD5" w:themeColor="accent1"/>
+        </w:rPr>
+      </w:pPr>
+      <w:r>
+        <w:rPr>
+          <w:rFonts w:hint="eastAsia"/>
+          <w:color w:val="5B9BD5" w:themeColor="accent1"/>
         </w:rPr>
         <w:t>适配器</w:t>
       </w:r>
       <w:r>
         <w:rPr>
           <w:rFonts w:hint="eastAsia"/>
+          <w:color w:val="5B9BD5" w:themeColor="accent1"/>
         </w:rPr>
         <w:t>支持并发的索引及检索任务，使用与当前引擎中一致的异步会话机制。</w:t>
       </w:r>
       <w:r>
         <w:rPr>
           <w:rFonts w:hint="eastAsia"/>
+          <w:color w:val="5B9BD5" w:themeColor="accent1"/>
         </w:rPr>
         <w:t>索引及检索以独立任务线程的形式运行，与引擎侧的会话一一对应。</w:t>
       </w:r>
       <w:r>
         <w:rPr>
           <w:rFonts w:hint="eastAsia"/>
+          <w:color w:val="5B9BD5" w:themeColor="accent1"/>
         </w:rPr>
         <w:t>连接器分配一个</w:t>
       </w:r>
       <w:r>
         <w:rPr>
           <w:rFonts w:hint="eastAsia"/>
+          <w:color w:val="5B9BD5" w:themeColor="accent1"/>
         </w:rPr>
         <w:t>node id</w:t>
       </w:r>
       <w:r>
         <w:rPr>
           <w:rFonts w:hint="eastAsia"/>
-        </w:rPr>
-        <w:t>，在引擎侧保存通信连接地址</w:t>
-      </w:r>
-      <w:r>
-        <w:rPr>
-          <w:rFonts w:hint="eastAsia"/>
+          <w:color w:val="5B9BD5" w:themeColor="accent1"/>
+        </w:rPr>
+        <w:t>，在引擎</w:t>
+      </w:r>
+      <w:r>
+        <w:rPr>
+          <w:rFonts w:hint="eastAsia"/>
+          <w:color w:val="5B9BD5" w:themeColor="accent1"/>
+        </w:rPr>
+        <w:lastRenderedPageBreak/>
+        <w:t>侧保存通信连接地址</w:t>
+      </w:r>
+      <w:r>
+        <w:rPr>
+          <w:rFonts w:hint="eastAsia"/>
+          <w:color w:val="5B9BD5" w:themeColor="accent1"/>
         </w:rPr>
         <w:t>。保存</w:t>
       </w:r>
       <w:r>
         <w:rPr>
           <w:rFonts w:hint="eastAsia"/>
+          <w:color w:val="5B9BD5" w:themeColor="accent1"/>
         </w:rPr>
         <w:t xml:space="preserve">  net id</w:t>
       </w:r>
       <w:r>
         <w:rPr>
           <w:rFonts w:hint="eastAsia"/>
+          <w:color w:val="5B9BD5" w:themeColor="accent1"/>
         </w:rPr>
         <w:t>，</w:t>
       </w:r>
       <w:r>
         <w:rPr>
           <w:rFonts w:hint="eastAsia"/>
+          <w:color w:val="5B9BD5" w:themeColor="accent1"/>
         </w:rPr>
         <w:t>抽象一个连接器的</w:t>
       </w:r>
       <w:r>
         <w:rPr>
           <w:rFonts w:hint="eastAsia"/>
+          <w:color w:val="5B9BD5" w:themeColor="accent1"/>
         </w:rPr>
         <w:t xml:space="preserve">Net </w:t>
       </w:r>
       <w:r>
         <w:rPr>
           <w:rFonts w:hint="eastAsia"/>
+          <w:color w:val="5B9BD5" w:themeColor="accent1"/>
         </w:rPr>
         <w:t>模块。</w:t>
       </w:r>
@@ -4297,10 +4353,14 @@
     <w:p>
       <w:pPr>
         <w:pStyle w:val="CommentText"/>
-      </w:pPr>
-      <w:r>
-        <w:rPr>
-          <w:rFonts w:hint="eastAsia"/>
+        <w:rPr>
+          <w:color w:val="5B9BD5" w:themeColor="accent1"/>
+        </w:rPr>
+      </w:pPr>
+      <w:r>
+        <w:rPr>
+          <w:rFonts w:hint="eastAsia"/>
+          <w:color w:val="5B9BD5" w:themeColor="accent1"/>
         </w:rPr>
         <w:t>适配器侧：</w:t>
       </w:r>
@@ -4313,20 +4373,21 @@
           <w:numId w:val="20"/>
         </w:numPr>
         <w:rPr>
-          <w:rFonts w:hint="eastAsia"/>
-        </w:rPr>
-      </w:pPr>
-      <w:r>
-        <w:rPr>
-          <w:rFonts w:hint="eastAsia"/>
-        </w:rPr>
-        <w:lastRenderedPageBreak/>
+          <w:color w:val="5B9BD5" w:themeColor="accent1"/>
+        </w:rPr>
+      </w:pPr>
+      <w:r>
+        <w:rPr>
+          <w:rFonts w:hint="eastAsia"/>
+          <w:color w:val="5B9BD5" w:themeColor="accent1"/>
+        </w:rPr>
         <w:t xml:space="preserve">CB </w:t>
       </w:r>
       <w:proofErr w:type="spellStart"/>
       <w:r>
         <w:rPr>
           <w:rFonts w:hint="eastAsia"/>
+          <w:color w:val="5B9BD5" w:themeColor="accent1"/>
         </w:rPr>
         <w:t>mananger</w:t>
       </w:r>
@@ -4337,18 +4398,20 @@
         <w:pStyle w:val="ListParagraph"/>
         <w:ind w:left="840" w:firstLine="0"/>
         <w:rPr>
-          <w:rFonts w:hint="eastAsia"/>
-        </w:rPr>
-      </w:pPr>
-      <w:r>
-        <w:rPr>
-          <w:rFonts w:hint="eastAsia"/>
+          <w:color w:val="5B9BD5" w:themeColor="accent1"/>
+        </w:rPr>
+      </w:pPr>
+      <w:r>
+        <w:rPr>
+          <w:rFonts w:hint="eastAsia"/>
+          <w:color w:val="5B9BD5" w:themeColor="accent1"/>
         </w:rPr>
         <w:t>适配器主控制块，它负责初始化</w:t>
       </w:r>
       <w:r>
         <w:rPr>
           <w:rFonts w:hint="eastAsia"/>
+          <w:color w:val="5B9BD5" w:themeColor="accent1"/>
         </w:rPr>
         <w:t>及激活其它相关模块，并完成适配器在数据节点的注册，并负责定期从数据节点获取全文索引信息。</w:t>
       </w:r>
@@ -4361,18 +4424,20 @@
           <w:numId w:val="20"/>
         </w:numPr>
         <w:rPr>
-          <w:rFonts w:hint="eastAsia"/>
-        </w:rPr>
-      </w:pPr>
-      <w:r>
-        <w:rPr>
-          <w:rFonts w:hint="eastAsia"/>
+          <w:color w:val="5B9BD5" w:themeColor="accent1"/>
+        </w:rPr>
+      </w:pPr>
+      <w:r>
+        <w:rPr>
+          <w:rFonts w:hint="eastAsia"/>
+          <w:color w:val="5B9BD5" w:themeColor="accent1"/>
         </w:rPr>
         <w:t>索引会话</w:t>
       </w:r>
       <w:r>
         <w:rPr>
           <w:rFonts w:hint="eastAsia"/>
+          <w:color w:val="5B9BD5" w:themeColor="accent1"/>
         </w:rPr>
         <w:t>与会话管理器</w:t>
       </w:r>
@@ -4381,16 +4446,21 @@
       <w:pPr>
         <w:pStyle w:val="ListParagraph"/>
         <w:ind w:left="840" w:firstLine="0"/>
-      </w:pPr>
-      <w:r>
-        <w:rPr>
-          <w:rFonts w:hint="eastAsia"/>
+        <w:rPr>
+          <w:color w:val="5B9BD5" w:themeColor="accent1"/>
+        </w:rPr>
+      </w:pPr>
+      <w:r>
+        <w:rPr>
+          <w:rFonts w:hint="eastAsia"/>
+          <w:color w:val="5B9BD5" w:themeColor="accent1"/>
         </w:rPr>
         <w:t>每个全文索引，在适配器上对应一个索引会话，以独立线程的模式运行。</w:t>
       </w:r>
       <w:r>
         <w:rPr>
           <w:rFonts w:hint="eastAsia"/>
+          <w:color w:val="5B9BD5" w:themeColor="accent1"/>
         </w:rPr>
         <w:t>这些线程由索引会话管理器启动和管理。</w:t>
       </w:r>
@@ -4403,24 +4473,27 @@
           <w:numId w:val="20"/>
         </w:numPr>
         <w:rPr>
-          <w:rFonts w:hint="eastAsia"/>
-        </w:rPr>
-      </w:pPr>
-      <w:r>
-        <w:rPr>
-          <w:rFonts w:hint="eastAsia"/>
+          <w:color w:val="5B9BD5" w:themeColor="accent1"/>
+        </w:rPr>
+      </w:pPr>
+      <w:r>
+        <w:rPr>
+          <w:rFonts w:hint="eastAsia"/>
+          <w:color w:val="5B9BD5" w:themeColor="accent1"/>
         </w:rPr>
         <w:t>搜索监听</w:t>
       </w:r>
       <w:r>
         <w:rPr>
           <w:rFonts w:hint="eastAsia"/>
+          <w:color w:val="5B9BD5" w:themeColor="accent1"/>
         </w:rPr>
         <w:t>与</w:t>
       </w:r>
       <w:r>
         <w:rPr>
           <w:rFonts w:hint="eastAsia"/>
+          <w:color w:val="5B9BD5" w:themeColor="accent1"/>
         </w:rPr>
         <w:t>搜索代理</w:t>
       </w:r>
@@ -4430,60 +4503,69 @@
         <w:pStyle w:val="ListParagraph"/>
         <w:ind w:left="840" w:firstLine="0"/>
         <w:rPr>
-          <w:rFonts w:hint="eastAsia"/>
-        </w:rPr>
-      </w:pPr>
-      <w:r>
-        <w:rPr>
-          <w:rFonts w:hint="eastAsia"/>
+          <w:color w:val="5B9BD5" w:themeColor="accent1"/>
+        </w:rPr>
+      </w:pPr>
+      <w:r>
+        <w:rPr>
+          <w:rFonts w:hint="eastAsia"/>
+          <w:color w:val="5B9BD5" w:themeColor="accent1"/>
         </w:rPr>
         <w:t>搜索模块使用一个</w:t>
       </w:r>
       <w:r>
         <w:rPr>
           <w:rFonts w:hint="eastAsia"/>
+          <w:color w:val="5B9BD5" w:themeColor="accent1"/>
         </w:rPr>
         <w:t>TCP listener</w:t>
       </w:r>
       <w:r>
         <w:rPr>
           <w:rFonts w:hint="eastAsia"/>
+          <w:color w:val="5B9BD5" w:themeColor="accent1"/>
         </w:rPr>
         <w:t>，监听搜索请求。</w:t>
       </w:r>
       <w:r>
         <w:rPr>
           <w:rFonts w:hint="eastAsia"/>
+          <w:color w:val="5B9BD5" w:themeColor="accent1"/>
         </w:rPr>
         <w:t>为了获得更好的性能，而不是在每次搜索的时候再连接，</w:t>
       </w:r>
       <w:r>
         <w:rPr>
           <w:rFonts w:hint="eastAsia"/>
+          <w:color w:val="5B9BD5" w:themeColor="accent1"/>
         </w:rPr>
         <w:t>在引擎侧维持一个</w:t>
       </w:r>
       <w:r>
         <w:rPr>
           <w:rFonts w:hint="eastAsia"/>
+          <w:color w:val="5B9BD5" w:themeColor="accent1"/>
         </w:rPr>
         <w:t>简易</w:t>
       </w:r>
       <w:r>
         <w:rPr>
           <w:rFonts w:hint="eastAsia"/>
+          <w:color w:val="5B9BD5" w:themeColor="accent1"/>
         </w:rPr>
         <w:t>连接池</w:t>
       </w:r>
       <w:r>
         <w:rPr>
           <w:rFonts w:hint="eastAsia"/>
+          <w:color w:val="5B9BD5" w:themeColor="accent1"/>
         </w:rPr>
         <w:t>。</w:t>
       </w:r>
       <w:r>
         <w:rPr>
           <w:rFonts w:hint="eastAsia"/>
+          <w:color w:val="5B9BD5" w:themeColor="accent1"/>
         </w:rPr>
         <w:t>当引擎需要进行搜索时，会话从该连接池中获取一个连接，然后与适配器进行通信。</w:t>
       </w:r>
@@ -4492,12 +4574,13 @@
       <w:pPr>
         <w:pStyle w:val="CommentText"/>
         <w:rPr>
-          <w:rFonts w:hint="eastAsia"/>
-        </w:rPr>
-      </w:pPr>
-      <w:r>
-        <w:rPr>
-          <w:rFonts w:hint="eastAsia"/>
+          <w:color w:val="5B9BD5" w:themeColor="accent1"/>
+        </w:rPr>
+      </w:pPr>
+      <w:r>
+        <w:rPr>
+          <w:rFonts w:hint="eastAsia"/>
+          <w:color w:val="5B9BD5" w:themeColor="accent1"/>
         </w:rPr>
         <w:t>引擎侧：</w:t>
       </w:r>
@@ -4506,45 +4589,54 @@
       <w:pPr>
         <w:pStyle w:val="CommentText"/>
         <w:rPr>
-          <w:rFonts w:hint="eastAsia"/>
-        </w:rPr>
-      </w:pPr>
-      <w:r>
-        <w:rPr>
-          <w:rFonts w:hint="eastAsia"/>
+          <w:color w:val="5B9BD5" w:themeColor="accent1"/>
+        </w:rPr>
+      </w:pPr>
+      <w:r>
+        <w:rPr>
+          <w:rFonts w:hint="eastAsia"/>
+          <w:color w:val="5B9BD5" w:themeColor="accent1"/>
         </w:rPr>
         <w:tab/>
       </w:r>
       <w:r>
         <w:rPr>
           <w:rFonts w:hint="eastAsia"/>
+          <w:color w:val="5B9BD5" w:themeColor="accent1"/>
         </w:rPr>
         <w:t>引擎中相关的会话分为两种：</w:t>
       </w:r>
       <w:r>
+        <w:rPr>
+          <w:color w:val="5B9BD5" w:themeColor="accent1"/>
+        </w:rPr>
         <w:br/>
       </w:r>
       <w:r>
         <w:rPr>
           <w:rFonts w:hint="eastAsia"/>
+          <w:color w:val="5B9BD5" w:themeColor="accent1"/>
         </w:rPr>
         <w:tab/>
       </w:r>
       <w:r>
         <w:rPr>
           <w:rFonts w:hint="eastAsia"/>
+          <w:color w:val="5B9BD5" w:themeColor="accent1"/>
         </w:rPr>
         <w:t>（</w:t>
       </w:r>
       <w:r>
         <w:rPr>
           <w:rFonts w:hint="eastAsia"/>
+          <w:color w:val="5B9BD5" w:themeColor="accent1"/>
         </w:rPr>
         <w:t>1</w:t>
       </w:r>
       <w:r>
         <w:rPr>
           <w:rFonts w:hint="eastAsia"/>
+          <w:color w:val="5B9BD5" w:themeColor="accent1"/>
         </w:rPr>
         <w:t>）文档索引相关会话：它们负责从</w:t>
       </w:r>
@@ -4552,6 +4644,7 @@
       <w:r>
         <w:rPr>
           <w:rFonts w:hint="eastAsia"/>
+          <w:color w:val="5B9BD5" w:themeColor="accent1"/>
         </w:rPr>
         <w:t>dms</w:t>
       </w:r>
@@ -4559,18 +4652,21 @@
       <w:r>
         <w:rPr>
           <w:rFonts w:hint="eastAsia"/>
+          <w:color w:val="5B9BD5" w:themeColor="accent1"/>
         </w:rPr>
         <w:t>层获取记录，然后通过</w:t>
       </w:r>
       <w:r>
         <w:rPr>
           <w:rFonts w:hint="eastAsia"/>
+          <w:color w:val="5B9BD5" w:themeColor="accent1"/>
         </w:rPr>
         <w:t>net route agent</w:t>
       </w:r>
       <w:r>
         <w:rPr>
           <w:rFonts w:hint="eastAsia"/>
+          <w:color w:val="5B9BD5" w:themeColor="accent1"/>
         </w:rPr>
         <w:t>，发送给适配器侧对应的会话进行处理；</w:t>
       </w:r>
@@ -4578,28 +4674,35 @@
     <w:p>
       <w:pPr>
         <w:pStyle w:val="CommentText"/>
-      </w:pPr>
-      <w:r>
-        <w:rPr>
-          <w:rFonts w:hint="eastAsia"/>
+        <w:rPr>
+          <w:color w:val="5B9BD5" w:themeColor="accent1"/>
+        </w:rPr>
+      </w:pPr>
+      <w:r>
+        <w:rPr>
+          <w:rFonts w:hint="eastAsia"/>
+          <w:color w:val="5B9BD5" w:themeColor="accent1"/>
         </w:rPr>
         <w:tab/>
       </w:r>
       <w:r>
         <w:rPr>
           <w:rFonts w:hint="eastAsia"/>
+          <w:color w:val="5B9BD5" w:themeColor="accent1"/>
         </w:rPr>
         <w:t>（</w:t>
       </w:r>
       <w:r>
         <w:rPr>
           <w:rFonts w:hint="eastAsia"/>
+          <w:color w:val="5B9BD5" w:themeColor="accent1"/>
         </w:rPr>
         <w:t>2</w:t>
       </w:r>
       <w:r>
         <w:rPr>
           <w:rFonts w:hint="eastAsia"/>
+          <w:color w:val="5B9BD5" w:themeColor="accent1"/>
         </w:rPr>
         <w:t>）查询相关会话：通过剥离出其中的查询条件，通过外部数据源接口，将查询请求发送给适配器，并通过接口获取返回结果。</w:t>
       </w:r>
@@ -4691,10 +4794,10 @@
             <v:path o:extrusionok="f" gradientshapeok="t" o:connecttype="rect"/>
             <o:lock v:ext="edit" aspectratio="t"/>
           </v:shapetype>
-          <v:shape id="_x0000_i1025" type="#_x0000_t75" style="width:414.5pt;height:337.95pt" o:ole="">
-            <v:imagedata r:id="rId9" o:title=""/>
+          <v:shape id="_x0000_i1025" type="#_x0000_t75" style="width:414.25pt;height:338.05pt" o:ole="">
+            <v:imagedata r:id="rId10" o:title=""/>
           </v:shape>
-          <o:OLEObject Type="Embed" ProgID="Visio.Drawing.11" ShapeID="_x0000_i1025" DrawAspect="Content" ObjectID="_1557232957" r:id="rId10"/>
+          <o:OLEObject Type="Embed" ProgID="Visio.Drawing.11" ShapeID="_x0000_i1025" DrawAspect="Content" ObjectID="_1557243705" r:id="rId11"/>
         </w:object>
       </w:r>
       <w:r>
@@ -4784,19 +4887,11 @@
         </w:rPr>
         <w:t>操作的一组接口，供</w:t>
       </w:r>
-      <w:proofErr w:type="spellStart"/>
-      <w:r>
-        <w:rPr>
-          <w:rFonts w:hint="eastAsia"/>
-        </w:rPr>
-        <w:t>dms</w:t>
-      </w:r>
-      <w:proofErr w:type="spellEnd"/>
-      <w:r>
-        <w:rPr>
-          <w:rFonts w:hint="eastAsia"/>
-        </w:rPr>
-        <w:t xml:space="preserve"> </w:t>
+      <w:r>
+        <w:rPr>
+          <w:rFonts w:hint="eastAsia"/>
+        </w:rPr>
+        <w:t xml:space="preserve">dms </w:t>
       </w:r>
       <w:r>
         <w:rPr>
@@ -4823,7 +4918,6 @@
         </w:rPr>
         <w:t>全文索引对应的固定集合空间及固定集合的命名，均使用</w:t>
       </w:r>
-      <w:proofErr w:type="spellStart"/>
       <w:r>
         <w:rPr>
           <w:rFonts w:hint="eastAsia"/>
@@ -4836,7 +4930,6 @@
         </w:rPr>
         <w:t>clName+indexName</w:t>
       </w:r>
-      <w:proofErr w:type="spellEnd"/>
       <w:r>
         <w:rPr>
           <w:rFonts w:hint="eastAsia"/>
@@ -4873,16 +4966,8 @@
         <w:rPr>
           <w:rFonts w:hint="eastAsia"/>
         </w:rPr>
-        <w:t>.</w:t>
-      </w:r>
-      <w:proofErr w:type="spellStart"/>
-      <w:r>
-        <w:rPr>
-          <w:rFonts w:hint="eastAsia"/>
-        </w:rPr>
-        <w:t>idx</w:t>
-      </w:r>
-      <w:proofErr w:type="spellEnd"/>
+        <w:t>.idx</w:t>
+      </w:r>
       <w:r>
         <w:rPr>
           <w:rFonts w:hint="eastAsia"/>
@@ -4924,16 +5009,8 @@
         <w:rPr>
           <w:rFonts w:hint="eastAsia"/>
         </w:rPr>
-        <w:t>_</w:t>
-      </w:r>
-      <w:proofErr w:type="spellStart"/>
-      <w:r>
-        <w:rPr>
-          <w:rFonts w:hint="eastAsia"/>
-        </w:rPr>
-        <w:t>indexExtent</w:t>
-      </w:r>
-      <w:proofErr w:type="spellEnd"/>
+        <w:t>_indexExtent</w:t>
+      </w:r>
       <w:r>
         <w:rPr>
           <w:rFonts w:hint="eastAsia"/>
@@ -4961,8 +5038,8 @@
           <w:numId w:val="20"/>
         </w:numPr>
       </w:pPr>
-      <w:bookmarkStart w:id="0" w:name="_GoBack"/>
-      <w:bookmarkEnd w:id="0"/>
+      <w:bookmarkStart w:id="2" w:name="_GoBack"/>
+      <w:bookmarkEnd w:id="2"/>
       <w:r>
         <w:rPr>
           <w:rFonts w:hint="eastAsia"/>
@@ -5099,6 +5176,7 @@
         <w:rPr>
           <w:rFonts w:hint="eastAsia"/>
         </w:rPr>
+        <w:lastRenderedPageBreak/>
         <w:t>（</w:t>
       </w:r>
       <w:r>
@@ -5167,12 +5245,20 @@
           <w:color w:val="0070C0"/>
         </w:rPr>
       </w:pPr>
+      <w:commentRangeStart w:id="3"/>
       <w:r>
         <w:rPr>
           <w:rFonts w:hint="eastAsia"/>
           <w:color w:val="0070C0"/>
         </w:rPr>
         <w:t>适配器启动流程</w:t>
+      </w:r>
+      <w:commentRangeEnd w:id="3"/>
+      <w:r>
+        <w:rPr>
+          <w:rStyle w:val="CommentReference"/>
+        </w:rPr>
+        <w:commentReference w:id="3"/>
       </w:r>
     </w:p>
     <w:p>
@@ -5190,7 +5276,6 @@
         </w:rPr>
         <w:t>适配器进程启动的主体流程如下，它读取配置文件，并将搜索引擎适配控制块注册到</w:t>
       </w:r>
-      <w:proofErr w:type="spellStart"/>
       <w:r>
         <w:rPr>
           <w:rFonts w:hint="eastAsia"/>
@@ -5198,7 +5283,6 @@
         </w:rPr>
         <w:t>krcb</w:t>
       </w:r>
-      <w:proofErr w:type="spellEnd"/>
       <w:r>
         <w:rPr>
           <w:rFonts w:hint="eastAsia"/>
@@ -5206,7 +5290,6 @@
         </w:rPr>
         <w:t>中，</w:t>
       </w:r>
-      <w:proofErr w:type="spellStart"/>
       <w:r>
         <w:rPr>
           <w:rFonts w:hint="eastAsia"/>
@@ -5214,7 +5297,6 @@
         </w:rPr>
         <w:t>krcb</w:t>
       </w:r>
-      <w:proofErr w:type="spellEnd"/>
       <w:r>
         <w:rPr>
           <w:rFonts w:hint="eastAsia"/>
@@ -5242,10 +5324,11 @@
         <w:ind w:left="420"/>
         <w:jc w:val="center"/>
       </w:pPr>
+      <w:commentRangeStart w:id="4"/>
       <w:r>
         <w:rPr>
           <w:noProof/>
-          <w:rPrChange w:id="1">
+          <w:rPrChange w:id="5">
             <w:rPr>
               <w:rFonts w:ascii="DejaVu Sans" w:eastAsia="方正黑体_GBK" w:hAnsi="DejaVu Sans"/>
               <w:b/>
@@ -5254,7 +5337,6 @@
             </w:rPr>
           </w:rPrChange>
         </w:rPr>
-        <w:lastRenderedPageBreak/>
         <w:drawing>
           <wp:inline distT="0" distB="0" distL="0" distR="0">
             <wp:extent cx="5274310" cy="6956054"/>
@@ -5273,7 +5355,7 @@
                     </pic:cNvPicPr>
                   </pic:nvPicPr>
                   <pic:blipFill>
-                    <a:blip r:embed="rId11"/>
+                    <a:blip r:embed="rId12"/>
                     <a:srcRect/>
                     <a:stretch>
                       <a:fillRect/>
@@ -5301,6 +5383,14 @@
           </wp:inline>
         </w:drawing>
       </w:r>
+      <w:commentRangeEnd w:id="4"/>
+      <w:r>
+        <w:rPr>
+          <w:rStyle w:val="CommentReference"/>
+        </w:rPr>
+        <w:lastRenderedPageBreak/>
+        <w:commentReference w:id="4"/>
+      </w:r>
     </w:p>
     <w:p>
       <w:pPr>
@@ -5332,21 +5422,6 @@
         <w:rPr>
           <w:rFonts w:hint="eastAsia"/>
         </w:rPr>
-        <w:t>适配器关闭流程</w:t>
-      </w:r>
-    </w:p>
-    <w:p>
-      <w:pPr>
-        <w:pStyle w:val="ListParagraph"/>
-        <w:numPr>
-          <w:ilvl w:val="0"/>
-          <w:numId w:val="10"/>
-        </w:numPr>
-      </w:pPr>
-      <w:r>
-        <w:rPr>
-          <w:rFonts w:hint="eastAsia"/>
-        </w:rPr>
         <w:t>适配器注册</w:t>
       </w:r>
       <w:r>
@@ -5365,7 +5440,6 @@
         <w:rPr>
           <w:noProof/>
         </w:rPr>
-        <w:lastRenderedPageBreak/>
         <w:drawing>
           <wp:inline distT="0" distB="0" distL="0" distR="0">
             <wp:extent cx="4403090" cy="3350895"/>
@@ -5384,7 +5458,7 @@
                     </pic:cNvPicPr>
                   </pic:nvPicPr>
                   <pic:blipFill>
-                    <a:blip r:embed="rId12"/>
+                    <a:blip r:embed="rId13"/>
                     <a:srcRect/>
                     <a:stretch>
                       <a:fillRect/>
@@ -5445,28 +5519,24 @@
         </w:rPr>
         <w:t>在创建</w:t>
       </w:r>
-      <w:proofErr w:type="spellStart"/>
       <w:r>
         <w:rPr>
           <w:rFonts w:hint="eastAsia"/>
         </w:rPr>
         <w:t>dmsStorageUnit</w:t>
       </w:r>
-      <w:proofErr w:type="spellEnd"/>
       <w:r>
         <w:rPr>
           <w:rFonts w:hint="eastAsia"/>
         </w:rPr>
         <w:t>内存结构时，除原有结构外，还需要创建</w:t>
       </w:r>
-      <w:proofErr w:type="spellStart"/>
       <w:r>
         <w:rPr>
           <w:rFonts w:hint="eastAsia"/>
         </w:rPr>
         <w:t>dmsStorageDataCapped</w:t>
       </w:r>
-      <w:proofErr w:type="spellEnd"/>
       <w:r>
         <w:rPr>
           <w:rFonts w:hint="eastAsia"/>
@@ -5485,14 +5555,12 @@
         </w:rPr>
         <w:t>类似的</w:t>
       </w:r>
-      <w:proofErr w:type="spellStart"/>
       <w:r>
         <w:rPr>
           <w:rFonts w:hint="eastAsia"/>
         </w:rPr>
         <w:t>delayOpen</w:t>
       </w:r>
-      <w:proofErr w:type="spellEnd"/>
       <w:r>
         <w:rPr>
           <w:rFonts w:hint="eastAsia"/>
@@ -5526,14 +5594,12 @@
         </w:rPr>
         <w:t>删除集合空间时，需要新增删除</w:t>
       </w:r>
-      <w:proofErr w:type="spellStart"/>
       <w:r>
         <w:rPr>
           <w:rFonts w:hint="eastAsia"/>
         </w:rPr>
         <w:t>dmsStorageDataCapped</w:t>
       </w:r>
-      <w:proofErr w:type="spellEnd"/>
       <w:r>
         <w:rPr>
           <w:rFonts w:hint="eastAsia"/>
@@ -5645,6 +5711,7 @@
         <w:ind w:left="420" w:firstLine="420"/>
         <w:jc w:val="left"/>
       </w:pPr>
+      <w:commentRangeStart w:id="6"/>
       <w:r>
         <w:rPr>
           <w:noProof/>
@@ -5668,7 +5735,7 @@
                     </pic:cNvPicPr>
                   </pic:nvPicPr>
                   <pic:blipFill>
-                    <a:blip r:embed="rId13"/>
+                    <a:blip r:embed="rId14"/>
                     <a:srcRect/>
                     <a:stretch>
                       <a:fillRect/>
@@ -5696,6 +5763,13 @@
           </wp:inline>
         </w:drawing>
       </w:r>
+      <w:commentRangeEnd w:id="6"/>
+      <w:r>
+        <w:rPr>
+          <w:rStyle w:val="CommentReference"/>
+        </w:rPr>
+        <w:commentReference w:id="6"/>
+      </w:r>
     </w:p>
     <w:p>
       <w:pPr>
@@ -5762,33 +5836,17 @@
         </w:rPr>
         <w:t xml:space="preserve"> "index": </w:t>
       </w:r>
-      <w:proofErr w:type="spellStart"/>
       <w:r>
         <w:rPr>
           <w:rFonts w:hint="eastAsia"/>
         </w:rPr>
         <w:t>indexName</w:t>
       </w:r>
-      <w:proofErr w:type="spellEnd"/>
-      <w:r>
-        <w:rPr>
-          <w:rFonts w:hint="eastAsia"/>
-        </w:rPr>
-        <w:t xml:space="preserve">,  "type" : </w:t>
-      </w:r>
-      <w:proofErr w:type="spellStart"/>
-      <w:r>
-        <w:rPr>
-          <w:rFonts w:hint="eastAsia"/>
-        </w:rPr>
-        <w:t>typeName</w:t>
-      </w:r>
-      <w:proofErr w:type="spellEnd"/>
-      <w:r>
-        <w:rPr>
-          <w:rFonts w:hint="eastAsia"/>
-        </w:rPr>
-        <w:t>, "phase" : 0 | 1 }</w:t>
+      <w:r>
+        <w:rPr>
+          <w:rFonts w:hint="eastAsia"/>
+        </w:rPr>
+        <w:t>,  "type" : typeName, "phase" : 0 | 1 }</w:t>
       </w:r>
     </w:p>
     <w:p>
@@ -5992,7 +6050,14 @@
         <w:rPr>
           <w:rFonts w:hint="eastAsia"/>
         </w:rPr>
-        <w:t>（另一种思路：触</w:t>
+        <w:t>（</w:t>
+      </w:r>
+      <w:commentRangeStart w:id="7"/>
+      <w:r>
+        <w:rPr>
+          <w:rFonts w:hint="eastAsia"/>
+        </w:rPr>
+        <w:t>另一种思路：触</w:t>
       </w:r>
       <w:r>
         <w:rPr>
@@ -6078,7 +6143,14 @@
         <w:rPr>
           <w:rFonts w:hint="eastAsia"/>
         </w:rPr>
-        <w:t>中插入一条记录，取当前记录总大小作为</w:t>
+        <w:t>中插入一条记录，</w:t>
+      </w:r>
+      <w:r>
+        <w:rPr>
+          <w:rFonts w:hint="eastAsia"/>
+        </w:rPr>
+        <w:lastRenderedPageBreak/>
+        <w:t>取当前记录总大小作为</w:t>
       </w:r>
       <w:r>
         <w:rPr>
@@ -6102,14 +6174,7 @@
         <w:rPr>
           <w:rFonts w:hint="eastAsia"/>
         </w:rPr>
-        <w:t>开始来取的时候发</w:t>
-      </w:r>
-      <w:r>
-        <w:rPr>
-          <w:rFonts w:hint="eastAsia"/>
-        </w:rPr>
-        <w:lastRenderedPageBreak/>
-        <w:t>现不是期望的</w:t>
+        <w:t>开始来取的时候发现不是期望的</w:t>
       </w:r>
       <w:r>
         <w:rPr>
@@ -6122,6 +6187,13 @@
           <w:rFonts w:hint="eastAsia"/>
         </w:rPr>
         <w:t>，即开始进行全量的索引。</w:t>
+      </w:r>
+      <w:commentRangeEnd w:id="7"/>
+      <w:r>
+        <w:rPr>
+          <w:rStyle w:val="CommentReference"/>
+        </w:rPr>
+        <w:commentReference w:id="7"/>
       </w:r>
       <w:r>
         <w:rPr>
@@ -6198,14 +6270,12 @@
         </w:rPr>
         <w:t>：与普通索引类似，从</w:t>
       </w:r>
-      <w:proofErr w:type="spellStart"/>
       <w:r>
         <w:rPr>
           <w:rFonts w:hint="eastAsia"/>
         </w:rPr>
         <w:t>dmsStorageIndex</w:t>
       </w:r>
-      <w:proofErr w:type="spellEnd"/>
       <w:r>
         <w:rPr>
           <w:rFonts w:hint="eastAsia"/>
@@ -6372,7 +6442,7 @@
                     </pic:cNvPicPr>
                   </pic:nvPicPr>
                   <pic:blipFill>
-                    <a:blip r:embed="rId14"/>
+                    <a:blip r:embed="rId15"/>
                     <a:srcRect/>
                     <a:stretch>
                       <a:fillRect/>
@@ -6437,16 +6507,8 @@
         <w:rPr>
           <w:rFonts w:hint="eastAsia"/>
         </w:rPr>
-        <w:t>.</w:t>
-      </w:r>
-      <w:proofErr w:type="spellStart"/>
-      <w:r>
-        <w:rPr>
-          <w:rFonts w:hint="eastAsia"/>
-        </w:rPr>
-        <w:t>idx</w:t>
-      </w:r>
-      <w:proofErr w:type="spellEnd"/>
+        <w:t>.idx</w:t>
+      </w:r>
       <w:r>
         <w:rPr>
           <w:rFonts w:hint="eastAsia"/>
@@ -6459,6 +6521,7 @@
         <w:pStyle w:val="ListParagraph"/>
         <w:ind w:left="900" w:firstLine="0"/>
       </w:pPr>
+      <w:commentRangeStart w:id="8"/>
       <w:r>
         <w:rPr>
           <w:noProof/>
@@ -6482,7 +6545,7 @@
                     </pic:cNvPicPr>
                   </pic:nvPicPr>
                   <pic:blipFill>
-                    <a:blip r:embed="rId15"/>
+                    <a:blip r:embed="rId16"/>
                     <a:srcRect/>
                     <a:stretch>
                       <a:fillRect/>
@@ -6510,6 +6573,13 @@
           </wp:inline>
         </w:drawing>
       </w:r>
+      <w:commentRangeEnd w:id="8"/>
+      <w:r>
+        <w:rPr>
+          <w:rStyle w:val="CommentReference"/>
+        </w:rPr>
+        <w:commentReference w:id="8"/>
+      </w:r>
     </w:p>
     <w:p>
       <w:pPr>
@@ -6590,16 +6660,8 @@
         <w:rPr>
           <w:rFonts w:hint="eastAsia"/>
         </w:rPr>
-        <w:t>.</w:t>
-      </w:r>
-      <w:proofErr w:type="spellStart"/>
-      <w:r>
-        <w:rPr>
-          <w:rFonts w:hint="eastAsia"/>
-        </w:rPr>
-        <w:t>idx</w:t>
-      </w:r>
-      <w:proofErr w:type="spellEnd"/>
+        <w:t>.idx</w:t>
+      </w:r>
       <w:r>
         <w:rPr>
           <w:rFonts w:hint="eastAsia"/>
@@ -6659,7 +6721,7 @@
                     </pic:cNvPicPr>
                   </pic:nvPicPr>
                   <pic:blipFill>
-                    <a:blip r:embed="rId16"/>
+                    <a:blip r:embed="rId17"/>
                     <a:srcRect/>
                     <a:stretch>
                       <a:fillRect/>
@@ -6724,16 +6786,8 @@
         <w:rPr>
           <w:rFonts w:hint="eastAsia"/>
         </w:rPr>
-        <w:t>.</w:t>
-      </w:r>
-      <w:proofErr w:type="spellStart"/>
-      <w:r>
-        <w:rPr>
-          <w:rFonts w:hint="eastAsia"/>
-        </w:rPr>
-        <w:t>idx</w:t>
-      </w:r>
-      <w:proofErr w:type="spellEnd"/>
+        <w:t>.idx</w:t>
+      </w:r>
       <w:r>
         <w:rPr>
           <w:rFonts w:hint="eastAsia"/>
@@ -6793,7 +6847,7 @@
                     </pic:cNvPicPr>
                   </pic:nvPicPr>
                   <pic:blipFill>
-                    <a:blip r:embed="rId17"/>
+                    <a:blip r:embed="rId18"/>
                     <a:srcRect/>
                     <a:stretch>
                       <a:fillRect/>
@@ -6830,7 +6884,6 @@
           <w:numId w:val="10"/>
         </w:numPr>
         <w:rPr>
-          <w:rFonts w:hint="eastAsia"/>
           <w:color w:val="5B9BD5" w:themeColor="accent1"/>
         </w:rPr>
       </w:pPr>
@@ -6846,10 +6899,8 @@
       <w:pPr>
         <w:pStyle w:val="ListParagraph"/>
         <w:ind w:left="900" w:firstLine="0"/>
-        <w:rPr>
-          <w:rFonts w:hint="eastAsia"/>
-        </w:rPr>
-      </w:pPr>
+      </w:pPr>
+      <w:commentRangeStart w:id="9"/>
       <w:r>
         <w:rPr>
           <w:rFonts w:hint="eastAsia"/>
@@ -6874,7 +6925,7 @@
                     </pic:cNvPicPr>
                   </pic:nvPicPr>
                   <pic:blipFill>
-                    <a:blip r:embed="rId18"/>
+                    <a:blip r:embed="rId19"/>
                     <a:srcRect/>
                     <a:stretch>
                       <a:fillRect/>
@@ -6902,6 +6953,13 @@
           </wp:inline>
         </w:drawing>
       </w:r>
+      <w:commentRangeEnd w:id="9"/>
+      <w:r>
+        <w:rPr>
+          <w:rStyle w:val="CommentReference"/>
+        </w:rPr>
+        <w:commentReference w:id="9"/>
+      </w:r>
     </w:p>
     <w:p>
       <w:pPr>
@@ -6956,11 +7014,19 @@
           <w:numId w:val="10"/>
         </w:numPr>
       </w:pPr>
+      <w:commentRangeStart w:id="10"/>
       <w:r>
         <w:rPr>
           <w:rFonts w:hint="eastAsia"/>
         </w:rPr>
         <w:t>切换</w:t>
+      </w:r>
+      <w:commentRangeEnd w:id="10"/>
+      <w:r>
+        <w:rPr>
+          <w:rStyle w:val="CommentReference"/>
+        </w:rPr>
+        <w:commentReference w:id="10"/>
       </w:r>
     </w:p>
     <w:p>
@@ -7090,9 +7156,6 @@
     <w:p>
       <w:pPr>
         <w:pStyle w:val="Heading3"/>
-        <w:rPr>
-          <w:rFonts w:hint="eastAsia"/>
-        </w:rPr>
       </w:pPr>
       <w:r>
         <w:rPr>
@@ -7102,11 +7165,6 @@
       </w:r>
     </w:p>
     <w:p>
-      <w:pPr>
-        <w:rPr>
-          <w:rFonts w:hint="eastAsia"/>
-        </w:rPr>
-      </w:pPr>
       <w:r>
         <w:rPr>
           <w:rFonts w:hint="eastAsia"/>
@@ -7143,7 +7201,7 @@
                     </pic:cNvPicPr>
                   </pic:nvPicPr>
                   <pic:blipFill>
-                    <a:blip r:embed="rId19"/>
+                    <a:blip r:embed="rId20"/>
                     <a:srcRect/>
                     <a:stretch>
                       <a:fillRect/>
@@ -7187,7 +7245,6 @@
         </w:rPr>
         <w:t>核心结构：适配器控制块</w:t>
       </w:r>
-      <w:proofErr w:type="spellStart"/>
       <w:r>
         <w:rPr>
           <w:rFonts w:hint="eastAsia"/>
@@ -7200,7 +7257,6 @@
         </w:rPr>
         <w:t>AdptCB</w:t>
       </w:r>
-      <w:proofErr w:type="spellEnd"/>
     </w:p>
     <w:p>
       <w:pPr>
@@ -7220,28 +7276,24 @@
         </w:rPr>
         <w:t>在系统启动的时候注册到</w:t>
       </w:r>
-      <w:proofErr w:type="spellStart"/>
       <w:r>
         <w:rPr>
           <w:rFonts w:hint="eastAsia"/>
         </w:rPr>
         <w:t>krcb</w:t>
       </w:r>
-      <w:proofErr w:type="spellEnd"/>
       <w:r>
         <w:rPr>
           <w:rFonts w:hint="eastAsia"/>
         </w:rPr>
         <w:t>中，并随着</w:t>
       </w:r>
-      <w:proofErr w:type="spellStart"/>
       <w:r>
         <w:rPr>
           <w:rFonts w:hint="eastAsia"/>
         </w:rPr>
         <w:t>krcb</w:t>
       </w:r>
-      <w:proofErr w:type="spellEnd"/>
       <w:r>
         <w:rPr>
           <w:rFonts w:hint="eastAsia"/>
@@ -7276,14 +7328,12 @@
         </w:rPr>
         <w:t>配置管理结构：</w:t>
       </w:r>
-      <w:proofErr w:type="spellStart"/>
       <w:r>
         <w:rPr>
           <w:rFonts w:hint="eastAsia"/>
         </w:rPr>
         <w:t>seAdptOptions</w:t>
       </w:r>
-      <w:proofErr w:type="spellEnd"/>
     </w:p>
     <w:p>
       <w:pPr>
@@ -7301,9 +7351,6 @@
     <w:p>
       <w:pPr>
         <w:pStyle w:val="Heading3"/>
-        <w:rPr>
-          <w:rFonts w:hint="eastAsia"/>
-        </w:rPr>
       </w:pPr>
       <w:r>
         <w:rPr>
@@ -7319,11 +7366,6 @@
       </w:r>
     </w:p>
     <w:p>
-      <w:pPr>
-        <w:rPr>
-          <w:rFonts w:hint="eastAsia"/>
-        </w:rPr>
-      </w:pPr>
       <w:r>
         <w:rPr>
           <w:rFonts w:hint="eastAsia"/>
@@ -7341,7 +7383,6 @@
       <w:pPr>
         <w:jc w:val="center"/>
         <w:rPr>
-          <w:rFonts w:hint="eastAsia"/>
           <w:color w:val="FF0000"/>
         </w:rPr>
       </w:pPr>
@@ -7369,7 +7410,7 @@
                     </pic:cNvPicPr>
                   </pic:nvPicPr>
                   <pic:blipFill>
-                    <a:blip r:embed="rId20"/>
+                    <a:blip r:embed="rId21"/>
                     <a:srcRect/>
                     <a:stretch>
                       <a:fillRect/>
@@ -7407,7 +7448,6 @@
         </w:numPr>
         <w:jc w:val="left"/>
         <w:rPr>
-          <w:rFonts w:hint="eastAsia"/>
           <w:color w:val="auto"/>
         </w:rPr>
       </w:pPr>
@@ -7425,7 +7465,6 @@
         <w:ind w:left="840" w:firstLine="0"/>
         <w:jc w:val="left"/>
         <w:rPr>
-          <w:rFonts w:hint="eastAsia"/>
           <w:color w:val="auto"/>
         </w:rPr>
       </w:pPr>
@@ -7474,7 +7513,6 @@
         </w:numPr>
         <w:jc w:val="left"/>
         <w:rPr>
-          <w:rFonts w:hint="eastAsia"/>
           <w:color w:val="auto"/>
         </w:rPr>
       </w:pPr>
@@ -7536,15 +7574,20 @@
           <w:ilvl w:val="0"/>
           <w:numId w:val="10"/>
         </w:numPr>
-        <w:rPr>
-          <w:rFonts w:hint="eastAsia"/>
-        </w:rPr>
-      </w:pPr>
+      </w:pPr>
+      <w:commentRangeStart w:id="11"/>
       <w:r>
         <w:rPr>
           <w:rFonts w:hint="eastAsia"/>
         </w:rPr>
         <w:t>适配器注册消息及应答</w:t>
+      </w:r>
+      <w:commentRangeEnd w:id="11"/>
+      <w:r>
+        <w:rPr>
+          <w:rStyle w:val="CommentReference"/>
+        </w:rPr>
+        <w:commentReference w:id="11"/>
       </w:r>
     </w:p>
     <w:p>
@@ -7566,9 +7609,6 @@
           <w:ilvl w:val="0"/>
           <w:numId w:val="21"/>
         </w:numPr>
-        <w:rPr>
-          <w:rFonts w:hint="eastAsia"/>
-        </w:rPr>
       </w:pPr>
       <w:r>
         <w:rPr>
@@ -7780,9 +7820,6 @@
             <w:pPr>
               <w:pStyle w:val="ListParagraph"/>
               <w:ind w:firstLine="0"/>
-              <w:rPr>
-                <w:rFonts w:hint="eastAsia"/>
-              </w:rPr>
             </w:pPr>
           </w:p>
         </w:tc>
@@ -7794,9 +7831,6 @@
             <w:pPr>
               <w:pStyle w:val="ListParagraph"/>
               <w:ind w:firstLine="0"/>
-              <w:rPr>
-                <w:rFonts w:hint="eastAsia"/>
-              </w:rPr>
             </w:pPr>
             <w:r>
               <w:rPr>
@@ -7814,9 +7848,6 @@
             <w:pPr>
               <w:pStyle w:val="ListParagraph"/>
               <w:ind w:firstLine="0"/>
-              <w:rPr>
-                <w:rFonts w:hint="eastAsia"/>
-              </w:rPr>
             </w:pPr>
             <w:r>
               <w:rPr>
@@ -7846,9 +7877,6 @@
           <w:ilvl w:val="0"/>
           <w:numId w:val="21"/>
         </w:numPr>
-        <w:rPr>
-          <w:rFonts w:hint="eastAsia"/>
-        </w:rPr>
       </w:pPr>
       <w:r>
         <w:rPr>
@@ -8102,9 +8130,6 @@
             <w:pPr>
               <w:pStyle w:val="ListParagraph"/>
               <w:ind w:firstLine="0"/>
-              <w:rPr>
-                <w:rFonts w:hint="eastAsia"/>
-              </w:rPr>
             </w:pPr>
           </w:p>
         </w:tc>
@@ -8116,9 +8141,6 @@
             <w:pPr>
               <w:pStyle w:val="ListParagraph"/>
               <w:ind w:firstLine="0"/>
-              <w:rPr>
-                <w:rFonts w:hint="eastAsia"/>
-              </w:rPr>
             </w:pPr>
             <w:r>
               <w:rPr>
@@ -8177,15 +8199,20 @@
           <w:ilvl w:val="0"/>
           <w:numId w:val="10"/>
         </w:numPr>
-        <w:rPr>
-          <w:rFonts w:hint="eastAsia"/>
-        </w:rPr>
-      </w:pPr>
+      </w:pPr>
+      <w:commentRangeStart w:id="12"/>
       <w:r>
         <w:rPr>
           <w:rFonts w:hint="eastAsia"/>
         </w:rPr>
         <w:t>全文索引信息查询请求及应答</w:t>
+      </w:r>
+      <w:commentRangeEnd w:id="12"/>
+      <w:r>
+        <w:rPr>
+          <w:rStyle w:val="CommentReference"/>
+        </w:rPr>
+        <w:commentReference w:id="12"/>
       </w:r>
     </w:p>
     <w:p>
@@ -8193,9 +8220,6 @@
         <w:pStyle w:val="ListParagraph"/>
         <w:ind w:left="900" w:firstLine="0"/>
         <w:jc w:val="left"/>
-        <w:rPr>
-          <w:rFonts w:hint="eastAsia"/>
-        </w:rPr>
       </w:pPr>
       <w:r>
         <w:rPr>
@@ -8241,9 +8265,6 @@
           <w:ilvl w:val="0"/>
           <w:numId w:val="21"/>
         </w:numPr>
-        <w:rPr>
-          <w:rFonts w:hint="eastAsia"/>
-        </w:rPr>
       </w:pPr>
       <w:r>
         <w:rPr>
@@ -8256,9 +8277,6 @@
       <w:pPr>
         <w:pStyle w:val="ListParagraph"/>
         <w:ind w:left="1260" w:firstLine="0"/>
-        <w:rPr>
-          <w:rFonts w:hint="eastAsia"/>
-        </w:rPr>
       </w:pPr>
       <w:r>
         <w:rPr>
@@ -8449,9 +8467,6 @@
           <w:ilvl w:val="0"/>
           <w:numId w:val="21"/>
         </w:numPr>
-        <w:rPr>
-          <w:rFonts w:hint="eastAsia"/>
-        </w:rPr>
       </w:pPr>
       <w:r>
         <w:rPr>
@@ -8464,9 +8479,6 @@
       <w:pPr>
         <w:pStyle w:val="ListParagraph"/>
         <w:ind w:left="1260" w:firstLine="0"/>
-        <w:rPr>
-          <w:rFonts w:hint="eastAsia"/>
-        </w:rPr>
       </w:pPr>
       <w:r>
         <w:rPr>
@@ -8659,9 +8671,6 @@
       <w:pPr>
         <w:pStyle w:val="ListParagraph"/>
         <w:ind w:left="900" w:firstLine="0"/>
-        <w:rPr>
-          <w:rFonts w:hint="eastAsia"/>
-        </w:rPr>
       </w:pPr>
       <w:r>
         <w:rPr>
@@ -8677,9 +8686,6 @@
           <w:ilvl w:val="0"/>
           <w:numId w:val="10"/>
         </w:numPr>
-        <w:rPr>
-          <w:rFonts w:hint="eastAsia"/>
-        </w:rPr>
       </w:pPr>
       <w:r>
         <w:rPr>
@@ -8692,9 +8698,6 @@
       <w:pPr>
         <w:pStyle w:val="ListParagraph"/>
         <w:ind w:left="900" w:firstLine="0"/>
-        <w:rPr>
-          <w:rFonts w:hint="eastAsia"/>
-        </w:rPr>
       </w:pPr>
       <w:r>
         <w:rPr>
@@ -8714,14 +8717,12 @@
         </w:rPr>
         <w:t>和</w:t>
       </w:r>
-      <w:proofErr w:type="spellStart"/>
       <w:r>
         <w:rPr>
           <w:rFonts w:hint="eastAsia"/>
         </w:rPr>
         <w:t>getmore</w:t>
       </w:r>
-      <w:proofErr w:type="spellEnd"/>
       <w:r>
         <w:rPr>
           <w:rFonts w:hint="eastAsia"/>
@@ -8814,15 +8815,20 @@
           <w:ilvl w:val="0"/>
           <w:numId w:val="10"/>
         </w:numPr>
-        <w:rPr>
-          <w:rFonts w:hint="eastAsia"/>
-        </w:rPr>
-      </w:pPr>
+      </w:pPr>
+      <w:commentRangeStart w:id="13"/>
       <w:r>
         <w:rPr>
           <w:rFonts w:hint="eastAsia"/>
         </w:rPr>
         <w:t>搜索请求及应答</w:t>
+      </w:r>
+      <w:commentRangeEnd w:id="13"/>
+      <w:r>
+        <w:rPr>
+          <w:rStyle w:val="CommentReference"/>
+        </w:rPr>
+        <w:commentReference w:id="13"/>
       </w:r>
     </w:p>
     <w:p>
@@ -8832,9 +8838,6 @@
           <w:ilvl w:val="0"/>
           <w:numId w:val="21"/>
         </w:numPr>
-        <w:rPr>
-          <w:rFonts w:hint="eastAsia"/>
-        </w:rPr>
       </w:pPr>
       <w:r>
         <w:rPr>
@@ -9001,9 +9004,6 @@
             <w:pPr>
               <w:pStyle w:val="ListParagraph"/>
               <w:ind w:firstLine="0"/>
-              <w:rPr>
-                <w:rFonts w:hint="eastAsia"/>
-              </w:rPr>
             </w:pPr>
           </w:p>
         </w:tc>
@@ -9015,9 +9015,6 @@
             <w:pPr>
               <w:pStyle w:val="ListParagraph"/>
               <w:ind w:firstLine="0"/>
-              <w:rPr>
-                <w:rFonts w:hint="eastAsia"/>
-              </w:rPr>
             </w:pPr>
             <w:r>
               <w:rPr>
@@ -9058,9 +9055,6 @@
           <w:ilvl w:val="0"/>
           <w:numId w:val="21"/>
         </w:numPr>
-        <w:rPr>
-          <w:rFonts w:hint="eastAsia"/>
-        </w:rPr>
       </w:pPr>
       <w:r>
         <w:rPr>
@@ -9213,9 +9207,6 @@
             <w:pPr>
               <w:pStyle w:val="ListParagraph"/>
               <w:ind w:firstLine="0"/>
-              <w:rPr>
-                <w:rFonts w:hint="eastAsia"/>
-              </w:rPr>
             </w:pPr>
           </w:p>
         </w:tc>
@@ -9227,9 +9218,6 @@
             <w:pPr>
               <w:pStyle w:val="ListParagraph"/>
               <w:ind w:firstLine="0"/>
-              <w:rPr>
-                <w:rFonts w:hint="eastAsia"/>
-              </w:rPr>
             </w:pPr>
             <w:r>
               <w:rPr>
@@ -9270,9 +9258,6 @@
           <w:ilvl w:val="0"/>
           <w:numId w:val="21"/>
         </w:numPr>
-        <w:rPr>
-          <w:rFonts w:hint="eastAsia"/>
-        </w:rPr>
       </w:pPr>
       <w:r>
         <w:rPr>
@@ -9380,19 +9365,7 @@
               <w:rPr>
                 <w:rFonts w:hint="eastAsia"/>
               </w:rPr>
-              <w:t>A</w:t>
-            </w:r>
-            <w:r>
-              <w:rPr>
-                <w:rFonts w:hint="eastAsia"/>
-              </w:rPr>
-              <w:t xml:space="preserve"> --&gt; </w:t>
-            </w:r>
-            <w:r>
-              <w:rPr>
-                <w:rFonts w:hint="eastAsia"/>
-              </w:rPr>
-              <w:t>S</w:t>
+              <w:t>A --&gt; S</w:t>
             </w:r>
           </w:p>
         </w:tc>
@@ -9445,9 +9418,6 @@
             <w:pPr>
               <w:pStyle w:val="ListParagraph"/>
               <w:ind w:firstLine="0"/>
-              <w:rPr>
-                <w:rFonts w:hint="eastAsia"/>
-              </w:rPr>
             </w:pPr>
           </w:p>
         </w:tc>
@@ -9459,9 +9429,6 @@
             <w:pPr>
               <w:pStyle w:val="ListParagraph"/>
               <w:ind w:firstLine="0"/>
-              <w:rPr>
-                <w:rFonts w:hint="eastAsia"/>
-              </w:rPr>
             </w:pPr>
             <w:r>
               <w:rPr>
@@ -9626,6 +9593,14 @@
                 <w:szCs w:val="18"/>
               </w:rPr>
             </w:pPr>
+            <w:r>
+              <w:rPr>
+                <w:rFonts w:hint="eastAsia"/>
+                <w:sz w:val="18"/>
+                <w:szCs w:val="18"/>
+              </w:rPr>
+              <w:t>10k</w:t>
+            </w:r>
           </w:p>
         </w:tc>
         <w:tc>
@@ -9736,6 +9711,14 @@
                 <w:szCs w:val="18"/>
               </w:rPr>
             </w:pPr>
+            <w:r>
+              <w:rPr>
+                <w:rFonts w:hint="eastAsia"/>
+                <w:sz w:val="18"/>
+                <w:szCs w:val="18"/>
+              </w:rPr>
+              <w:t>6.20</w:t>
+            </w:r>
           </w:p>
         </w:tc>
       </w:tr>
@@ -9885,7 +9868,6 @@
             <w:pPr>
               <w:jc w:val="left"/>
               <w:rPr>
-                <w:rFonts w:hint="eastAsia"/>
                 <w:color w:val="auto"/>
                 <w:sz w:val="18"/>
                 <w:szCs w:val="18"/>
@@ -9905,7 +9887,6 @@
             <w:pPr>
               <w:jc w:val="left"/>
               <w:rPr>
-                <w:rFonts w:hint="eastAsia"/>
                 <w:color w:val="auto"/>
                 <w:sz w:val="18"/>
                 <w:szCs w:val="18"/>
@@ -9961,7 +9942,6 @@
             <w:pPr>
               <w:jc w:val="left"/>
               <w:rPr>
-                <w:rFonts w:hint="eastAsia"/>
                 <w:color w:val="auto"/>
                 <w:sz w:val="18"/>
                 <w:szCs w:val="18"/>
@@ -10017,7 +9997,6 @@
             <w:pPr>
               <w:jc w:val="left"/>
               <w:rPr>
-                <w:rFonts w:hint="eastAsia"/>
                 <w:color w:val="auto"/>
                 <w:sz w:val="18"/>
                 <w:szCs w:val="18"/>
@@ -10183,7 +10162,6 @@
           <w:p>
             <w:pPr>
               <w:rPr>
-                <w:rFonts w:hint="eastAsia"/>
                 <w:color w:val="auto"/>
                 <w:sz w:val="18"/>
                 <w:szCs w:val="18"/>
@@ -10380,6 +10358,15 @@
                 <w:szCs w:val="18"/>
               </w:rPr>
               <w:t>整个搜索流程拉通</w:t>
+            </w:r>
+            <w:r>
+              <w:rPr>
+                <w:rFonts w:hint="eastAsia"/>
+                <w:color w:val="auto"/>
+                <w:sz w:val="18"/>
+                <w:szCs w:val="18"/>
+              </w:rPr>
+              <w:t>，故障场景处理。</w:t>
             </w:r>
           </w:p>
         </w:tc>
@@ -10499,11 +10486,6 @@
       </w:r>
     </w:p>
     <w:p>
-      <w:pPr>
-        <w:rPr>
-          <w:rFonts w:hint="eastAsia"/>
-        </w:rPr>
-      </w:pPr>
       <w:r>
         <w:rPr>
           <w:rFonts w:hint="eastAsia"/>
@@ -10962,6 +10944,1679 @@
 </w:document>
 </file>
 
+<file path=word/comments.xml><?xml version="1.0" encoding="utf-8"?>
+<w:comments xmlns:ve="http://schemas.openxmlformats.org/markup-compatibility/2006" xmlns:o="urn:schemas-microsoft-com:office:office" xmlns:r="http://schemas.openxmlformats.org/officeDocument/2006/relationships" xmlns:m="http://schemas.openxmlformats.org/officeDocument/2006/math" xmlns:v="urn:schemas-microsoft-com:vml" xmlns:wp="http://schemas.openxmlformats.org/drawingml/2006/wordprocessingDrawing" xmlns:w10="urn:schemas-microsoft-com:office:word" xmlns:w="http://schemas.openxmlformats.org/wordprocessingml/2006/main" xmlns:wne="http://schemas.microsoft.com/office/word/2006/wordml">
+  <w:comment w:id="0" w:author="yangshangde" w:date="2017-05-25T16:36:00Z" w:initials="y">
+    <w:p>
+      <w:pPr>
+        <w:pStyle w:val="CommentText"/>
+      </w:pPr>
+      <w:r>
+        <w:rPr>
+          <w:rStyle w:val="CommentReference"/>
+        </w:rPr>
+        <w:annotationRef/>
+      </w:r>
+      <w:r>
+        <w:rPr>
+          <w:rFonts w:hint="eastAsia"/>
+        </w:rPr>
+        <w:t>使用</w:t>
+      </w:r>
+      <w:proofErr w:type="spellStart"/>
+      <w:r>
+        <w:rPr>
+          <w:rFonts w:hint="eastAsia"/>
+        </w:rPr>
+        <w:t>datasvcname</w:t>
+      </w:r>
+      <w:r>
+        <w:rPr>
+          <w:rFonts w:hint="eastAsia"/>
+        </w:rPr>
+        <w:t>SERVICENAME</w:t>
+      </w:r>
+      <w:proofErr w:type="spellEnd"/>
+      <w:r>
+        <w:rPr>
+          <w:rFonts w:hint="eastAsia"/>
+        </w:rPr>
+        <w:t>，</w:t>
+      </w:r>
+      <w:r>
+        <w:rPr>
+          <w:rFonts w:hint="eastAsia"/>
+        </w:rPr>
+        <w:t>shard</w:t>
+      </w:r>
+      <w:r>
+        <w:rPr>
+          <w:rFonts w:hint="eastAsia"/>
+        </w:rPr>
+        <w:t>平面</w:t>
+      </w:r>
+      <w:r>
+        <w:rPr>
+          <w:rFonts w:hint="eastAsia"/>
+        </w:rPr>
+        <w:t>的</w:t>
+      </w:r>
+      <w:r>
+        <w:rPr>
+          <w:rFonts w:hint="eastAsia"/>
+        </w:rPr>
+        <w:t>端口</w:t>
+      </w:r>
+      <w:r>
+        <w:rPr>
+          <w:rFonts w:hint="eastAsia"/>
+        </w:rPr>
+        <w:t>不</w:t>
+      </w:r>
+      <w:r>
+        <w:rPr>
+          <w:rFonts w:hint="eastAsia"/>
+        </w:rPr>
+        <w:t>对外</w:t>
+      </w:r>
+      <w:r>
+        <w:rPr>
+          <w:rFonts w:hint="eastAsia"/>
+        </w:rPr>
+        <w:t>，在</w:t>
+      </w:r>
+      <w:r>
+        <w:rPr>
+          <w:rFonts w:hint="eastAsia"/>
+        </w:rPr>
+        <w:t>内部</w:t>
+      </w:r>
+      <w:r>
+        <w:rPr>
+          <w:rFonts w:hint="eastAsia"/>
+        </w:rPr>
+        <w:t>进行</w:t>
+      </w:r>
+      <w:r>
+        <w:rPr>
+          <w:rFonts w:hint="eastAsia"/>
+        </w:rPr>
+        <w:t>计算</w:t>
+      </w:r>
+    </w:p>
+  </w:comment>
+  <w:comment w:id="1" w:author="yangshangde" w:date="2017-05-25T17:08:00Z" w:initials="y">
+    <w:p>
+      <w:pPr>
+        <w:pStyle w:val="CommentText"/>
+      </w:pPr>
+      <w:r>
+        <w:rPr>
+          <w:rStyle w:val="CommentReference"/>
+        </w:rPr>
+        <w:annotationRef/>
+      </w:r>
+      <w:r>
+        <w:rPr>
+          <w:rFonts w:hint="eastAsia"/>
+        </w:rPr>
+        <w:t>对于</w:t>
+      </w:r>
+      <w:r>
+        <w:rPr>
+          <w:rFonts w:hint="eastAsia"/>
+        </w:rPr>
+        <w:t>搜索</w:t>
+      </w:r>
+      <w:r>
+        <w:rPr>
+          <w:rFonts w:hint="eastAsia"/>
+        </w:rPr>
+        <w:t>，在</w:t>
+      </w:r>
+      <w:r>
+        <w:rPr>
+          <w:rFonts w:hint="eastAsia"/>
+        </w:rPr>
+        <w:t>适配器</w:t>
+      </w:r>
+      <w:r>
+        <w:rPr>
+          <w:rFonts w:hint="eastAsia"/>
+        </w:rPr>
+        <w:t>侧</w:t>
+      </w:r>
+      <w:r>
+        <w:rPr>
+          <w:rFonts w:hint="eastAsia"/>
+        </w:rPr>
+        <w:t>也</w:t>
+      </w:r>
+      <w:r>
+        <w:rPr>
+          <w:rFonts w:hint="eastAsia"/>
+        </w:rPr>
+        <w:t>考虑</w:t>
+      </w:r>
+      <w:r>
+        <w:rPr>
+          <w:rFonts w:hint="eastAsia"/>
+        </w:rPr>
+        <w:t>统一使用</w:t>
+      </w:r>
+      <w:r>
+        <w:rPr>
+          <w:rFonts w:hint="eastAsia"/>
+        </w:rPr>
+        <w:t>异步</w:t>
+      </w:r>
+      <w:r>
+        <w:rPr>
+          <w:rFonts w:hint="eastAsia"/>
+        </w:rPr>
+        <w:t>机制</w:t>
+      </w:r>
+      <w:r>
+        <w:rPr>
+          <w:rFonts w:hint="eastAsia"/>
+        </w:rPr>
+        <w:t>。在</w:t>
+      </w:r>
+      <w:r>
+        <w:rPr>
+          <w:rFonts w:hint="eastAsia"/>
+        </w:rPr>
+        <w:t>引擎</w:t>
+      </w:r>
+      <w:r>
+        <w:rPr>
+          <w:rFonts w:hint="eastAsia"/>
+        </w:rPr>
+        <w:t>侧</w:t>
+      </w:r>
+      <w:r>
+        <w:rPr>
+          <w:rFonts w:hint="eastAsia"/>
+        </w:rPr>
+        <w:t>使用</w:t>
+      </w:r>
+      <w:r>
+        <w:rPr>
+          <w:rFonts w:hint="eastAsia"/>
+        </w:rPr>
+        <w:t>remote session</w:t>
+      </w:r>
+      <w:r>
+        <w:rPr>
+          <w:rFonts w:hint="eastAsia"/>
+        </w:rPr>
+        <w:t>处理</w:t>
+      </w:r>
+      <w:r>
+        <w:rPr>
+          <w:rFonts w:hint="eastAsia"/>
+        </w:rPr>
+        <w:t>。</w:t>
+      </w:r>
+    </w:p>
+  </w:comment>
+  <w:comment w:id="3" w:author="yangshangde" w:date="2017-05-25T17:14:00Z" w:initials="y">
+    <w:p>
+      <w:pPr>
+        <w:pStyle w:val="CommentText"/>
+        <w:rPr>
+          <w:rFonts w:hint="eastAsia"/>
+        </w:rPr>
+      </w:pPr>
+      <w:r>
+        <w:rPr>
+          <w:rStyle w:val="CommentReference"/>
+        </w:rPr>
+        <w:annotationRef/>
+      </w:r>
+      <w:r>
+        <w:rPr>
+          <w:rFonts w:hint="eastAsia"/>
+        </w:rPr>
+        <w:t>启动</w:t>
+      </w:r>
+      <w:r>
+        <w:rPr>
+          <w:rFonts w:hint="eastAsia"/>
+        </w:rPr>
+        <w:t>流程</w:t>
+      </w:r>
+      <w:r>
+        <w:rPr>
+          <w:rFonts w:hint="eastAsia"/>
+        </w:rPr>
+        <w:t>裁剪</w:t>
+      </w:r>
+      <w:r>
+        <w:rPr>
+          <w:rFonts w:hint="eastAsia"/>
+        </w:rPr>
+        <w:t>，不</w:t>
+      </w:r>
+      <w:r>
+        <w:rPr>
+          <w:rFonts w:hint="eastAsia"/>
+        </w:rPr>
+        <w:t>设置</w:t>
+      </w:r>
+      <w:r>
+        <w:rPr>
+          <w:rFonts w:hint="eastAsia"/>
+        </w:rPr>
+        <w:t>role</w:t>
+      </w:r>
+      <w:r>
+        <w:rPr>
+          <w:rFonts w:hint="eastAsia"/>
+        </w:rPr>
+        <w:t>，不</w:t>
+      </w:r>
+      <w:r>
+        <w:rPr>
+          <w:rFonts w:hint="eastAsia"/>
+        </w:rPr>
+        <w:t>能</w:t>
+      </w:r>
+      <w:r>
+        <w:rPr>
+          <w:rFonts w:hint="eastAsia"/>
+        </w:rPr>
+        <w:t>让</w:t>
+      </w:r>
+      <w:r>
+        <w:rPr>
+          <w:rFonts w:hint="eastAsia"/>
+        </w:rPr>
+        <w:t>list</w:t>
+      </w:r>
+      <w:r>
+        <w:rPr>
+          <w:rFonts w:hint="eastAsia"/>
+        </w:rPr>
+        <w:t>操作</w:t>
+      </w:r>
+      <w:r>
+        <w:rPr>
+          <w:rFonts w:hint="eastAsia"/>
+        </w:rPr>
+        <w:t>。</w:t>
+      </w:r>
+    </w:p>
+    <w:p>
+      <w:pPr>
+        <w:pStyle w:val="CommentText"/>
+      </w:pPr>
+      <w:r>
+        <w:rPr>
+          <w:rFonts w:hint="eastAsia"/>
+        </w:rPr>
+        <w:t>配置</w:t>
+      </w:r>
+      <w:r>
+        <w:rPr>
+          <w:rFonts w:hint="eastAsia"/>
+        </w:rPr>
+        <w:t>项</w:t>
+      </w:r>
+      <w:r>
+        <w:rPr>
+          <w:rFonts w:hint="eastAsia"/>
+        </w:rPr>
+        <w:t>位置</w:t>
+      </w:r>
+      <w:r>
+        <w:rPr>
+          <w:rFonts w:hint="eastAsia"/>
+        </w:rPr>
+        <w:t>：在</w:t>
+      </w:r>
+      <w:r>
+        <w:rPr>
+          <w:rFonts w:hint="eastAsia"/>
+        </w:rPr>
+        <w:t>conf</w:t>
+      </w:r>
+      <w:r>
+        <w:rPr>
+          <w:rFonts w:hint="eastAsia"/>
+        </w:rPr>
+        <w:t>下</w:t>
+      </w:r>
+      <w:r>
+        <w:rPr>
+          <w:rFonts w:hint="eastAsia"/>
+        </w:rPr>
+        <w:t>新建</w:t>
+      </w:r>
+      <w:r>
+        <w:rPr>
+          <w:rFonts w:hint="eastAsia"/>
+        </w:rPr>
+        <w:t>一</w:t>
+      </w:r>
+      <w:r>
+        <w:rPr>
+          <w:rFonts w:hint="eastAsia"/>
+        </w:rPr>
+        <w:t>个</w:t>
+      </w:r>
+      <w:r>
+        <w:rPr>
+          <w:rFonts w:hint="eastAsia"/>
+        </w:rPr>
+        <w:t>目录</w:t>
+      </w:r>
+      <w:r>
+        <w:rPr>
+          <w:rFonts w:hint="eastAsia"/>
+        </w:rPr>
+        <w:t>，有</w:t>
+      </w:r>
+      <w:r>
+        <w:rPr>
+          <w:rFonts w:hint="eastAsia"/>
+        </w:rPr>
+        <w:t>多</w:t>
+      </w:r>
+      <w:r>
+        <w:rPr>
+          <w:rFonts w:hint="eastAsia"/>
+        </w:rPr>
+        <w:t>个</w:t>
+      </w:r>
+      <w:r>
+        <w:rPr>
+          <w:rFonts w:hint="eastAsia"/>
+        </w:rPr>
+        <w:t>需要</w:t>
+      </w:r>
+      <w:r>
+        <w:rPr>
+          <w:rFonts w:hint="eastAsia"/>
+        </w:rPr>
+        <w:t>放</w:t>
+      </w:r>
+      <w:r>
+        <w:rPr>
+          <w:rFonts w:hint="eastAsia"/>
+        </w:rPr>
+        <w:t>。</w:t>
+      </w:r>
+    </w:p>
+  </w:comment>
+  <w:comment w:id="4" w:author="yangshangde" w:date="2017-05-25T17:20:00Z" w:initials="y">
+    <w:p>
+      <w:pPr>
+        <w:pStyle w:val="CommentText"/>
+      </w:pPr>
+      <w:r>
+        <w:rPr>
+          <w:rStyle w:val="CommentReference"/>
+        </w:rPr>
+        <w:annotationRef/>
+      </w:r>
+      <w:proofErr w:type="spellStart"/>
+      <w:r>
+        <w:rPr>
+          <w:rFonts w:hint="eastAsia"/>
+        </w:rPr>
+        <w:t>es</w:t>
+      </w:r>
+      <w:proofErr w:type="spellEnd"/>
+      <w:r>
+        <w:rPr>
+          <w:rFonts w:hint="eastAsia"/>
+        </w:rPr>
+        <w:t>侧</w:t>
+      </w:r>
+      <w:r>
+        <w:rPr>
+          <w:rFonts w:hint="eastAsia"/>
+        </w:rPr>
+        <w:t>的</w:t>
+      </w:r>
+      <w:r>
+        <w:rPr>
+          <w:rFonts w:hint="eastAsia"/>
+        </w:rPr>
+        <w:t>会话</w:t>
+      </w:r>
+      <w:r>
+        <w:rPr>
+          <w:rFonts w:hint="eastAsia"/>
+        </w:rPr>
+        <w:t>回收</w:t>
+      </w:r>
+      <w:r>
+        <w:rPr>
+          <w:rFonts w:hint="eastAsia"/>
+        </w:rPr>
+        <w:t>机制</w:t>
+      </w:r>
+      <w:r>
+        <w:rPr>
+          <w:rFonts w:hint="eastAsia"/>
+        </w:rPr>
+        <w:t>，</w:t>
+      </w:r>
+      <w:r>
+        <w:rPr>
+          <w:rFonts w:hint="eastAsia"/>
+        </w:rPr>
+        <w:t>是否</w:t>
+      </w:r>
+      <w:r>
+        <w:rPr>
+          <w:rFonts w:hint="eastAsia"/>
+        </w:rPr>
+        <w:t>需要</w:t>
+      </w:r>
+      <w:r>
+        <w:rPr>
+          <w:rFonts w:hint="eastAsia"/>
+        </w:rPr>
+        <w:t>显</w:t>
+      </w:r>
+      <w:r>
+        <w:rPr>
+          <w:rFonts w:hint="eastAsia"/>
+        </w:rPr>
+        <w:t>式</w:t>
+      </w:r>
+      <w:r>
+        <w:rPr>
+          <w:rFonts w:hint="eastAsia"/>
+        </w:rPr>
+        <w:t>发送</w:t>
+      </w:r>
+      <w:r>
+        <w:rPr>
+          <w:rFonts w:hint="eastAsia"/>
+        </w:rPr>
+        <w:t>关闭</w:t>
+      </w:r>
+      <w:r>
+        <w:rPr>
+          <w:rFonts w:hint="eastAsia"/>
+        </w:rPr>
+        <w:t>请求</w:t>
+      </w:r>
+      <w:r>
+        <w:rPr>
+          <w:rFonts w:hint="eastAsia"/>
+        </w:rPr>
+        <w:t>。</w:t>
+      </w:r>
+    </w:p>
+  </w:comment>
+  <w:comment w:id="6" w:author="yangshangde" w:date="2017-05-25T17:48:00Z" w:initials="y">
+    <w:p>
+      <w:pPr>
+        <w:pStyle w:val="CommentText"/>
+      </w:pPr>
+      <w:r>
+        <w:rPr>
+          <w:rStyle w:val="CommentReference"/>
+        </w:rPr>
+        <w:annotationRef/>
+      </w:r>
+      <w:r>
+        <w:rPr>
+          <w:rFonts w:hint="eastAsia"/>
+        </w:rPr>
+        <w:t>需要</w:t>
+      </w:r>
+      <w:r>
+        <w:rPr>
+          <w:rFonts w:hint="eastAsia"/>
+        </w:rPr>
+        <w:t>提供</w:t>
+      </w:r>
+      <w:r>
+        <w:rPr>
+          <w:rFonts w:hint="eastAsia"/>
+        </w:rPr>
+        <w:t>手工</w:t>
+      </w:r>
+      <w:r>
+        <w:rPr>
+          <w:rFonts w:hint="eastAsia"/>
+        </w:rPr>
+        <w:t>触发</w:t>
+      </w:r>
+      <w:r>
+        <w:rPr>
+          <w:rFonts w:hint="eastAsia"/>
+        </w:rPr>
+        <w:t>执行命令</w:t>
+      </w:r>
+      <w:r>
+        <w:rPr>
+          <w:rFonts w:hint="eastAsia"/>
+        </w:rPr>
+        <w:t>的</w:t>
+      </w:r>
+      <w:r>
+        <w:rPr>
+          <w:rFonts w:hint="eastAsia"/>
+        </w:rPr>
+        <w:t>机制</w:t>
+      </w:r>
+      <w:r>
+        <w:rPr>
+          <w:rFonts w:hint="eastAsia"/>
+        </w:rPr>
+        <w:t>，加</w:t>
+      </w:r>
+      <w:r>
+        <w:rPr>
+          <w:rFonts w:hint="eastAsia"/>
+        </w:rPr>
+        <w:t>心跳</w:t>
+      </w:r>
+      <w:r>
+        <w:rPr>
+          <w:rFonts w:hint="eastAsia"/>
+        </w:rPr>
+        <w:t>版本</w:t>
+      </w:r>
+      <w:r>
+        <w:rPr>
+          <w:rFonts w:hint="eastAsia"/>
+        </w:rPr>
+        <w:t>号</w:t>
+      </w:r>
+      <w:r>
+        <w:rPr>
+          <w:rFonts w:hint="eastAsia"/>
+        </w:rPr>
+        <w:t>的</w:t>
+      </w:r>
+      <w:r>
+        <w:rPr>
+          <w:rFonts w:hint="eastAsia"/>
+        </w:rPr>
+        <w:t>机制</w:t>
+      </w:r>
+      <w:r>
+        <w:rPr>
+          <w:rFonts w:hint="eastAsia"/>
+        </w:rPr>
+        <w:t>。不</w:t>
+      </w:r>
+      <w:r>
+        <w:rPr>
+          <w:rFonts w:hint="eastAsia"/>
+        </w:rPr>
+        <w:t>使用</w:t>
+      </w:r>
+      <w:r>
+        <w:rPr>
+          <w:rFonts w:hint="eastAsia"/>
+        </w:rPr>
+        <w:t>定时</w:t>
+      </w:r>
+      <w:r>
+        <w:rPr>
+          <w:rFonts w:hint="eastAsia"/>
+        </w:rPr>
+        <w:t>的</w:t>
+      </w:r>
+      <w:r>
+        <w:rPr>
+          <w:rFonts w:hint="eastAsia"/>
+        </w:rPr>
+        <w:t>机制</w:t>
+      </w:r>
+      <w:r>
+        <w:rPr>
+          <w:rFonts w:hint="eastAsia"/>
+        </w:rPr>
+        <w:t>。</w:t>
+      </w:r>
+    </w:p>
+  </w:comment>
+  <w:comment w:id="7" w:author="yangshangde" w:date="2017-05-25T18:16:00Z" w:initials="y">
+    <w:p>
+      <w:pPr>
+        <w:pStyle w:val="CommentText"/>
+      </w:pPr>
+      <w:r>
+        <w:rPr>
+          <w:rStyle w:val="CommentReference"/>
+        </w:rPr>
+        <w:annotationRef/>
+      </w:r>
+      <w:r>
+        <w:rPr>
+          <w:rFonts w:hint="eastAsia"/>
+        </w:rPr>
+        <w:t>在</w:t>
+      </w:r>
+      <w:r>
+        <w:rPr>
+          <w:rFonts w:hint="eastAsia"/>
+        </w:rPr>
+        <w:t>请求</w:t>
+      </w:r>
+      <w:r>
+        <w:rPr>
+          <w:rFonts w:hint="eastAsia"/>
+        </w:rPr>
+        <w:t>中</w:t>
+      </w:r>
+      <w:r>
+        <w:rPr>
+          <w:rFonts w:hint="eastAsia"/>
+        </w:rPr>
+        <w:t>带</w:t>
+      </w:r>
+      <w:r>
+        <w:rPr>
+          <w:rFonts w:hint="eastAsia"/>
+        </w:rPr>
+        <w:t>上</w:t>
+      </w:r>
+      <w:r>
+        <w:rPr>
+          <w:rFonts w:hint="eastAsia"/>
+        </w:rPr>
+        <w:t>期望</w:t>
+      </w:r>
+      <w:r>
+        <w:rPr>
+          <w:rFonts w:hint="eastAsia"/>
+        </w:rPr>
+        <w:t>的</w:t>
+      </w:r>
+      <w:r>
+        <w:rPr>
+          <w:rFonts w:hint="eastAsia"/>
+        </w:rPr>
+        <w:t>信息</w:t>
+      </w:r>
+      <w:r>
+        <w:rPr>
+          <w:rFonts w:hint="eastAsia"/>
+        </w:rPr>
+        <w:t>，按</w:t>
+      </w:r>
+      <w:r>
+        <w:rPr>
+          <w:rFonts w:hint="eastAsia"/>
+        </w:rPr>
+        <w:t>记录</w:t>
+      </w:r>
+      <w:r>
+        <w:rPr>
+          <w:rFonts w:hint="eastAsia"/>
+        </w:rPr>
+        <w:t>可</w:t>
+      </w:r>
+      <w:r>
+        <w:rPr>
+          <w:rFonts w:hint="eastAsia"/>
+        </w:rPr>
+        <w:t>读取</w:t>
+      </w:r>
+      <w:r>
+        <w:rPr>
+          <w:rFonts w:hint="eastAsia"/>
+        </w:rPr>
+        <w:t>、</w:t>
+      </w:r>
+      <w:r>
+        <w:rPr>
+          <w:rFonts w:hint="eastAsia"/>
+        </w:rPr>
+        <w:t>记录</w:t>
+      </w:r>
+      <w:r>
+        <w:rPr>
+          <w:rFonts w:hint="eastAsia"/>
+        </w:rPr>
+        <w:t>中</w:t>
+      </w:r>
+      <w:r>
+        <w:rPr>
+          <w:rFonts w:hint="eastAsia"/>
+        </w:rPr>
+        <w:t>逻辑</w:t>
+      </w:r>
+      <w:r>
+        <w:rPr>
+          <w:rFonts w:hint="eastAsia"/>
+        </w:rPr>
+        <w:t>ID</w:t>
+      </w:r>
+      <w:r>
+        <w:rPr>
+          <w:rFonts w:hint="eastAsia"/>
+        </w:rPr>
+        <w:t>正确</w:t>
+      </w:r>
+      <w:r>
+        <w:rPr>
+          <w:rFonts w:hint="eastAsia"/>
+        </w:rPr>
+        <w:t>，还</w:t>
+      </w:r>
+      <w:r>
+        <w:rPr>
+          <w:rFonts w:hint="eastAsia"/>
+        </w:rPr>
+        <w:t>可</w:t>
+      </w:r>
+      <w:r>
+        <w:rPr>
+          <w:rFonts w:hint="eastAsia"/>
+        </w:rPr>
+        <w:t>校验</w:t>
+      </w:r>
+      <w:r>
+        <w:rPr>
+          <w:rFonts w:hint="eastAsia"/>
+        </w:rPr>
+        <w:t>前</w:t>
+      </w:r>
+      <w:r>
+        <w:rPr>
+          <w:rFonts w:hint="eastAsia"/>
+        </w:rPr>
+        <w:t>一</w:t>
+      </w:r>
+      <w:r>
+        <w:rPr>
+          <w:rFonts w:hint="eastAsia"/>
+        </w:rPr>
+        <w:t>条</w:t>
+      </w:r>
+      <w:r>
+        <w:rPr>
+          <w:rFonts w:hint="eastAsia"/>
+        </w:rPr>
+        <w:t>记录</w:t>
+      </w:r>
+      <w:r>
+        <w:rPr>
+          <w:rFonts w:hint="eastAsia"/>
+        </w:rPr>
+        <w:t>的</w:t>
+      </w:r>
+      <w:r>
+        <w:rPr>
+          <w:rFonts w:hint="eastAsia"/>
+        </w:rPr>
+        <w:t>MD5</w:t>
+      </w:r>
+      <w:r>
+        <w:rPr>
+          <w:rFonts w:hint="eastAsia"/>
+        </w:rPr>
+        <w:t>值</w:t>
+      </w:r>
+      <w:r>
+        <w:rPr>
+          <w:rFonts w:hint="eastAsia"/>
+        </w:rPr>
+        <w:t>，参考</w:t>
+      </w:r>
+      <w:r>
+        <w:rPr>
+          <w:rFonts w:hint="eastAsia"/>
+        </w:rPr>
+        <w:t>日志</w:t>
+      </w:r>
+      <w:r>
+        <w:rPr>
+          <w:rFonts w:hint="eastAsia"/>
+        </w:rPr>
+        <w:t>的</w:t>
+      </w:r>
+      <w:r>
+        <w:rPr>
+          <w:rFonts w:hint="eastAsia"/>
+        </w:rPr>
+        <w:t>校验</w:t>
+      </w:r>
+      <w:r>
+        <w:rPr>
+          <w:rFonts w:hint="eastAsia"/>
+        </w:rPr>
+        <w:t>机制</w:t>
+      </w:r>
+      <w:r>
+        <w:rPr>
+          <w:rFonts w:hint="eastAsia"/>
+        </w:rPr>
+        <w:t>。</w:t>
+      </w:r>
+    </w:p>
+  </w:comment>
+  <w:comment w:id="8" w:author="yangshangde" w:date="2017-05-25T18:22:00Z" w:initials="y">
+    <w:p>
+      <w:pPr>
+        <w:pStyle w:val="CommentText"/>
+      </w:pPr>
+      <w:r>
+        <w:rPr>
+          <w:rStyle w:val="CommentReference"/>
+        </w:rPr>
+        <w:annotationRef/>
+      </w:r>
+      <w:r>
+        <w:rPr>
+          <w:rFonts w:hint="eastAsia"/>
+        </w:rPr>
+        <w:t>原始</w:t>
+      </w:r>
+      <w:r>
+        <w:rPr>
+          <w:rFonts w:hint="eastAsia"/>
+        </w:rPr>
+        <w:t>集合</w:t>
+      </w:r>
+      <w:r>
+        <w:rPr>
+          <w:rFonts w:hint="eastAsia"/>
+        </w:rPr>
+        <w:t>和</w:t>
+      </w:r>
+      <w:r>
+        <w:rPr>
+          <w:rFonts w:hint="eastAsia"/>
+        </w:rPr>
+        <w:t>固定</w:t>
+      </w:r>
+      <w:r>
+        <w:rPr>
+          <w:rFonts w:hint="eastAsia"/>
+        </w:rPr>
+        <w:t>集合</w:t>
+      </w:r>
+      <w:r>
+        <w:rPr>
+          <w:rFonts w:hint="eastAsia"/>
+        </w:rPr>
+        <w:t>的</w:t>
+      </w:r>
+      <w:r>
+        <w:rPr>
+          <w:rFonts w:hint="eastAsia"/>
+        </w:rPr>
+        <w:t>日志</w:t>
+      </w:r>
+      <w:r>
+        <w:rPr>
+          <w:rFonts w:hint="eastAsia"/>
+        </w:rPr>
+        <w:t>整合</w:t>
+      </w:r>
+      <w:r>
+        <w:rPr>
+          <w:rFonts w:hint="eastAsia"/>
+        </w:rPr>
+        <w:t>和</w:t>
+      </w:r>
+      <w:r>
+        <w:rPr>
+          <w:rFonts w:hint="eastAsia"/>
+        </w:rPr>
+        <w:t>同步</w:t>
+      </w:r>
+      <w:r>
+        <w:rPr>
+          <w:rFonts w:hint="eastAsia"/>
+        </w:rPr>
+        <w:t>问题</w:t>
+      </w:r>
+    </w:p>
+  </w:comment>
+  <w:comment w:id="9" w:author="yangshangde" w:date="2017-05-25T17:25:00Z" w:initials="y">
+    <w:p>
+      <w:pPr>
+        <w:pStyle w:val="CommentText"/>
+      </w:pPr>
+      <w:r>
+        <w:rPr>
+          <w:rStyle w:val="CommentReference"/>
+        </w:rPr>
+        <w:annotationRef/>
+      </w:r>
+      <w:r>
+        <w:rPr>
+          <w:rFonts w:hint="eastAsia"/>
+        </w:rPr>
+        <w:t xml:space="preserve">get </w:t>
+      </w:r>
+      <w:r>
+        <w:rPr>
+          <w:rFonts w:hint="eastAsia"/>
+        </w:rPr>
+        <w:t>more</w:t>
+      </w:r>
+      <w:r>
+        <w:rPr>
+          <w:rFonts w:hint="eastAsia"/>
+        </w:rPr>
+        <w:t>流程</w:t>
+      </w:r>
+      <w:r>
+        <w:rPr>
+          <w:rFonts w:hint="eastAsia"/>
+        </w:rPr>
+        <w:t>中</w:t>
+      </w:r>
+      <w:r>
+        <w:rPr>
+          <w:rFonts w:hint="eastAsia"/>
+        </w:rPr>
+        <w:t>少</w:t>
+      </w:r>
+      <w:r>
+        <w:rPr>
+          <w:rFonts w:hint="eastAsia"/>
+        </w:rPr>
+        <w:t>了</w:t>
+      </w:r>
+      <w:r>
+        <w:rPr>
+          <w:rFonts w:hint="eastAsia"/>
+        </w:rPr>
+        <w:t>rewrite</w:t>
+      </w:r>
+    </w:p>
+  </w:comment>
+  <w:comment w:id="10" w:author="yangshangde" w:date="2017-05-25T18:05:00Z" w:initials="y">
+    <w:p>
+      <w:pPr>
+        <w:pStyle w:val="CommentText"/>
+      </w:pPr>
+      <w:r>
+        <w:rPr>
+          <w:rStyle w:val="CommentReference"/>
+        </w:rPr>
+        <w:annotationRef/>
+      </w:r>
+      <w:r>
+        <w:rPr>
+          <w:rFonts w:hint="eastAsia"/>
+        </w:rPr>
+        <w:t>补充</w:t>
+      </w:r>
+      <w:r>
+        <w:rPr>
+          <w:rFonts w:hint="eastAsia"/>
+        </w:rPr>
+        <w:t>全</w:t>
+      </w:r>
+      <w:r>
+        <w:rPr>
+          <w:rFonts w:hint="eastAsia"/>
+        </w:rPr>
+        <w:t>量</w:t>
+      </w:r>
+      <w:r>
+        <w:rPr>
+          <w:rFonts w:hint="eastAsia"/>
+        </w:rPr>
+        <w:t>同步</w:t>
+      </w:r>
+      <w:r>
+        <w:rPr>
+          <w:rFonts w:hint="eastAsia"/>
+        </w:rPr>
+        <w:t>场景</w:t>
+      </w:r>
+      <w:r>
+        <w:rPr>
+          <w:rFonts w:hint="eastAsia"/>
+        </w:rPr>
+        <w:t>（</w:t>
+      </w:r>
+      <w:r>
+        <w:rPr>
+          <w:rFonts w:hint="eastAsia"/>
+        </w:rPr>
+        <w:t>4</w:t>
+      </w:r>
+      <w:r>
+        <w:rPr>
+          <w:rFonts w:hint="eastAsia"/>
+        </w:rPr>
+        <w:t>种</w:t>
+      </w:r>
+      <w:r>
+        <w:rPr>
+          <w:rFonts w:hint="eastAsia"/>
+        </w:rPr>
+        <w:t>）：</w:t>
+      </w:r>
+      <w:r>
+        <w:rPr>
+          <w:rFonts w:hint="eastAsia"/>
+        </w:rPr>
+        <w:t>ES</w:t>
+      </w:r>
+      <w:r>
+        <w:rPr>
+          <w:rFonts w:hint="eastAsia"/>
+        </w:rPr>
+        <w:t>异常</w:t>
+      </w:r>
+      <w:r>
+        <w:rPr>
+          <w:rFonts w:hint="eastAsia"/>
+        </w:rPr>
+        <w:t>（导致</w:t>
+      </w:r>
+      <w:r>
+        <w:rPr>
+          <w:rFonts w:hint="eastAsia"/>
+        </w:rPr>
+        <w:t>数据</w:t>
+      </w:r>
+      <w:r>
+        <w:rPr>
+          <w:rFonts w:hint="eastAsia"/>
+        </w:rPr>
+        <w:t>丢失</w:t>
+      </w:r>
+      <w:r>
+        <w:rPr>
+          <w:rFonts w:hint="eastAsia"/>
+        </w:rPr>
+        <w:t>）、</w:t>
+      </w:r>
+      <w:r>
+        <w:rPr>
+          <w:rFonts w:hint="eastAsia"/>
+        </w:rPr>
+        <w:t>适配器</w:t>
+      </w:r>
+      <w:r>
+        <w:rPr>
+          <w:rFonts w:hint="eastAsia"/>
+        </w:rPr>
+        <w:t>异常</w:t>
+      </w:r>
+      <w:r>
+        <w:rPr>
+          <w:rFonts w:hint="eastAsia"/>
+        </w:rPr>
+        <w:t>、数据</w:t>
+      </w:r>
+      <w:r>
+        <w:rPr>
+          <w:rFonts w:hint="eastAsia"/>
+        </w:rPr>
+        <w:t>节点</w:t>
+      </w:r>
+      <w:r>
+        <w:rPr>
+          <w:rFonts w:hint="eastAsia"/>
+        </w:rPr>
+        <w:t>异常</w:t>
+      </w:r>
+      <w:r>
+        <w:rPr>
+          <w:rFonts w:hint="eastAsia"/>
+        </w:rPr>
+        <w:t>、切换</w:t>
+      </w:r>
+      <w:r>
+        <w:rPr>
+          <w:rFonts w:hint="eastAsia"/>
+        </w:rPr>
+        <w:t>导致</w:t>
+      </w:r>
+      <w:r>
+        <w:rPr>
+          <w:rFonts w:hint="eastAsia"/>
+        </w:rPr>
+        <w:t>不</w:t>
+      </w:r>
+      <w:r>
+        <w:rPr>
+          <w:rFonts w:hint="eastAsia"/>
+        </w:rPr>
+        <w:t>一致</w:t>
+      </w:r>
+      <w:r>
+        <w:rPr>
+          <w:rFonts w:hint="eastAsia"/>
+        </w:rPr>
+        <w:t>，</w:t>
+      </w:r>
+      <w:r>
+        <w:rPr>
+          <w:rFonts w:hint="eastAsia"/>
+        </w:rPr>
+        <w:t>。。</w:t>
+      </w:r>
+    </w:p>
+  </w:comment>
+  <w:comment w:id="11" w:author="yangshangde" w:date="2017-05-25T18:36:00Z" w:initials="y">
+    <w:p>
+      <w:pPr>
+        <w:pStyle w:val="CommentText"/>
+      </w:pPr>
+      <w:r>
+        <w:rPr>
+          <w:rStyle w:val="CommentReference"/>
+        </w:rPr>
+        <w:annotationRef/>
+      </w:r>
+      <w:r>
+        <w:rPr>
+          <w:rFonts w:hint="eastAsia"/>
+        </w:rPr>
+        <w:t>使用</w:t>
+      </w:r>
+      <w:r>
+        <w:rPr>
+          <w:rFonts w:hint="eastAsia"/>
+        </w:rPr>
+        <w:t>鉴权</w:t>
+      </w:r>
+      <w:r>
+        <w:rPr>
+          <w:rFonts w:hint="eastAsia"/>
+        </w:rPr>
+        <w:t>的</w:t>
+      </w:r>
+      <w:r>
+        <w:rPr>
+          <w:rFonts w:hint="eastAsia"/>
+        </w:rPr>
+        <w:t>流程</w:t>
+      </w:r>
+      <w:r>
+        <w:rPr>
+          <w:rFonts w:hint="eastAsia"/>
+        </w:rPr>
+        <w:t>，不</w:t>
+      </w:r>
+      <w:r>
+        <w:rPr>
+          <w:rFonts w:hint="eastAsia"/>
+        </w:rPr>
+        <w:t>叫</w:t>
+      </w:r>
+      <w:r>
+        <w:rPr>
+          <w:rFonts w:hint="eastAsia"/>
+        </w:rPr>
+        <w:t>注册</w:t>
+      </w:r>
+      <w:r>
+        <w:rPr>
+          <w:rFonts w:hint="eastAsia"/>
+        </w:rPr>
+        <w:t>。</w:t>
+      </w:r>
+      <w:r>
+        <w:rPr>
+          <w:rFonts w:hint="eastAsia"/>
+        </w:rPr>
+        <w:t>shard</w:t>
+      </w:r>
+      <w:r>
+        <w:rPr>
+          <w:rFonts w:hint="eastAsia"/>
+        </w:rPr>
+        <w:t>平面</w:t>
+      </w:r>
+      <w:r>
+        <w:rPr>
+          <w:rFonts w:hint="eastAsia"/>
+        </w:rPr>
+        <w:t>不</w:t>
+      </w:r>
+      <w:r>
+        <w:rPr>
+          <w:rFonts w:hint="eastAsia"/>
+        </w:rPr>
+        <w:t>需要</w:t>
+      </w:r>
+      <w:r>
+        <w:rPr>
+          <w:rFonts w:hint="eastAsia"/>
+        </w:rPr>
+        <w:t>密码</w:t>
+      </w:r>
+      <w:r>
+        <w:rPr>
+          <w:rFonts w:hint="eastAsia"/>
+        </w:rPr>
+        <w:t>。鉴权</w:t>
+      </w:r>
+      <w:r>
+        <w:rPr>
+          <w:rFonts w:hint="eastAsia"/>
+        </w:rPr>
+        <w:t>的</w:t>
+      </w:r>
+      <w:r>
+        <w:rPr>
+          <w:rFonts w:hint="eastAsia"/>
+        </w:rPr>
+        <w:t>请求</w:t>
+      </w:r>
+      <w:r>
+        <w:rPr>
+          <w:rFonts w:hint="eastAsia"/>
+        </w:rPr>
+        <w:t>和</w:t>
+      </w:r>
+      <w:r>
+        <w:rPr>
+          <w:rFonts w:hint="eastAsia"/>
+        </w:rPr>
+        <w:t>应答</w:t>
+      </w:r>
+      <w:r>
+        <w:rPr>
+          <w:rFonts w:hint="eastAsia"/>
+        </w:rPr>
+        <w:t>都</w:t>
+      </w:r>
+      <w:r>
+        <w:rPr>
+          <w:rFonts w:hint="eastAsia"/>
+        </w:rPr>
+        <w:t>支持</w:t>
+      </w:r>
+      <w:r>
+        <w:rPr>
+          <w:rFonts w:hint="eastAsia"/>
+        </w:rPr>
+        <w:t>自定义</w:t>
+      </w:r>
+      <w:r>
+        <w:rPr>
+          <w:rFonts w:hint="eastAsia"/>
+        </w:rPr>
+        <w:t>，可</w:t>
+      </w:r>
+      <w:r>
+        <w:rPr>
+          <w:rFonts w:hint="eastAsia"/>
+        </w:rPr>
+        <w:t>将</w:t>
+      </w:r>
+      <w:r>
+        <w:rPr>
+          <w:rFonts w:hint="eastAsia"/>
+        </w:rPr>
+        <w:t>需要</w:t>
+      </w:r>
+      <w:r>
+        <w:rPr>
+          <w:rFonts w:hint="eastAsia"/>
+        </w:rPr>
+        <w:t>传递</w:t>
+      </w:r>
+      <w:r>
+        <w:rPr>
+          <w:rFonts w:hint="eastAsia"/>
+        </w:rPr>
+        <w:t>的</w:t>
+      </w:r>
+      <w:r>
+        <w:rPr>
+          <w:rFonts w:hint="eastAsia"/>
+        </w:rPr>
+        <w:t>信息</w:t>
+      </w:r>
+      <w:r>
+        <w:rPr>
+          <w:rFonts w:hint="eastAsia"/>
+        </w:rPr>
+        <w:t>放</w:t>
+      </w:r>
+      <w:r>
+        <w:rPr>
+          <w:rFonts w:hint="eastAsia"/>
+        </w:rPr>
+        <w:t>在</w:t>
+      </w:r>
+      <w:r>
+        <w:rPr>
+          <w:rFonts w:hint="eastAsia"/>
+        </w:rPr>
+        <w:t>里面</w:t>
+      </w:r>
+      <w:r>
+        <w:rPr>
+          <w:rFonts w:hint="eastAsia"/>
+        </w:rPr>
+        <w:t>。</w:t>
+      </w:r>
+    </w:p>
+  </w:comment>
+  <w:comment w:id="12" w:author="yangshangde" w:date="2017-05-25T18:32:00Z" w:initials="y">
+    <w:p>
+      <w:pPr>
+        <w:pStyle w:val="CommentText"/>
+      </w:pPr>
+      <w:r>
+        <w:rPr>
+          <w:rStyle w:val="CommentReference"/>
+        </w:rPr>
+        <w:annotationRef/>
+      </w:r>
+      <w:r>
+        <w:rPr>
+          <w:rFonts w:hint="eastAsia"/>
+        </w:rPr>
+        <w:t>使用</w:t>
+      </w:r>
+      <w:r>
+        <w:rPr>
+          <w:rFonts w:hint="eastAsia"/>
+        </w:rPr>
+        <w:t>snapshot</w:t>
+      </w:r>
+      <w:r>
+        <w:rPr>
+          <w:rFonts w:hint="eastAsia"/>
+        </w:rPr>
+        <w:t>(</w:t>
+      </w:r>
+      <w:r>
+        <w:rPr>
+          <w:rFonts w:hint="eastAsia"/>
+        </w:rPr>
+        <w:t>4)</w:t>
+      </w:r>
+      <w:r>
+        <w:rPr>
+          <w:rFonts w:hint="eastAsia"/>
+        </w:rPr>
+        <w:t>查询</w:t>
+      </w:r>
+      <w:r>
+        <w:rPr>
+          <w:rFonts w:hint="eastAsia"/>
+        </w:rPr>
+        <w:t>过滤</w:t>
+      </w:r>
+      <w:r>
+        <w:rPr>
+          <w:rFonts w:hint="eastAsia"/>
+        </w:rPr>
+        <w:t>出</w:t>
+      </w:r>
+      <w:r>
+        <w:rPr>
+          <w:rFonts w:hint="eastAsia"/>
+        </w:rPr>
+        <w:t>固定</w:t>
+      </w:r>
+      <w:r>
+        <w:rPr>
+          <w:rFonts w:hint="eastAsia"/>
+        </w:rPr>
+        <w:t>集合</w:t>
+      </w:r>
+      <w:r>
+        <w:rPr>
+          <w:rFonts w:hint="eastAsia"/>
+        </w:rPr>
+        <w:t>，不</w:t>
+      </w:r>
+      <w:r>
+        <w:rPr>
+          <w:rFonts w:hint="eastAsia"/>
+        </w:rPr>
+        <w:t>用</w:t>
+      </w:r>
+      <w:r>
+        <w:rPr>
+          <w:rFonts w:hint="eastAsia"/>
+        </w:rPr>
+        <w:t>消息</w:t>
+      </w:r>
+      <w:r>
+        <w:rPr>
+          <w:rFonts w:hint="eastAsia"/>
+        </w:rPr>
+        <w:t>查询</w:t>
+      </w:r>
+      <w:r>
+        <w:rPr>
+          <w:rFonts w:hint="eastAsia"/>
+        </w:rPr>
+        <w:t>的</w:t>
+      </w:r>
+      <w:r>
+        <w:rPr>
+          <w:rFonts w:hint="eastAsia"/>
+        </w:rPr>
+        <w:t>方式</w:t>
+      </w:r>
+    </w:p>
+  </w:comment>
+  <w:comment w:id="13" w:author="yangshangde" w:date="2017-05-25T18:44:00Z" w:initials="y">
+    <w:p>
+      <w:pPr>
+        <w:pStyle w:val="CommentText"/>
+      </w:pPr>
+      <w:r>
+        <w:rPr>
+          <w:rStyle w:val="CommentReference"/>
+        </w:rPr>
+        <w:annotationRef/>
+      </w:r>
+      <w:r>
+        <w:rPr>
+          <w:rFonts w:hint="eastAsia"/>
+        </w:rPr>
+        <w:t>引擎</w:t>
+      </w:r>
+      <w:r>
+        <w:rPr>
+          <w:rFonts w:hint="eastAsia"/>
+        </w:rPr>
+        <w:t>可</w:t>
+      </w:r>
+      <w:r>
+        <w:rPr>
+          <w:rFonts w:hint="eastAsia"/>
+        </w:rPr>
+        <w:t>将</w:t>
+      </w:r>
+      <w:r>
+        <w:rPr>
+          <w:rFonts w:hint="eastAsia"/>
+        </w:rPr>
+        <w:t>整个</w:t>
+      </w:r>
+      <w:r>
+        <w:rPr>
+          <w:rFonts w:hint="eastAsia"/>
+        </w:rPr>
+        <w:t>查询</w:t>
+      </w:r>
+      <w:r>
+        <w:rPr>
+          <w:rFonts w:hint="eastAsia"/>
+        </w:rPr>
+        <w:t>转发</w:t>
+      </w:r>
+      <w:r>
+        <w:rPr>
+          <w:rFonts w:hint="eastAsia"/>
+        </w:rPr>
+        <w:t>到</w:t>
+      </w:r>
+      <w:r>
+        <w:rPr>
+          <w:rFonts w:hint="eastAsia"/>
+        </w:rPr>
+        <w:t>适配器</w:t>
+      </w:r>
+      <w:r>
+        <w:rPr>
+          <w:rFonts w:hint="eastAsia"/>
+        </w:rPr>
+        <w:t>，适配器</w:t>
+      </w:r>
+      <w:r>
+        <w:rPr>
+          <w:rFonts w:hint="eastAsia"/>
+        </w:rPr>
+        <w:t>根据</w:t>
+      </w:r>
+      <w:r>
+        <w:rPr>
+          <w:rFonts w:hint="eastAsia"/>
+        </w:rPr>
+        <w:t>处理</w:t>
+      </w:r>
+      <w:r>
+        <w:rPr>
+          <w:rFonts w:hint="eastAsia"/>
+        </w:rPr>
+        <w:t>需要</w:t>
+      </w:r>
+      <w:r>
+        <w:rPr>
+          <w:rFonts w:hint="eastAsia"/>
+        </w:rPr>
+        <w:t>选择</w:t>
+      </w:r>
+      <w:r>
+        <w:rPr>
+          <w:rFonts w:hint="eastAsia"/>
+        </w:rPr>
+        <w:t>。条件</w:t>
+      </w:r>
+      <w:r>
+        <w:rPr>
+          <w:rFonts w:hint="eastAsia"/>
+        </w:rPr>
+        <w:t>的</w:t>
+      </w:r>
+      <w:r>
+        <w:rPr>
+          <w:rFonts w:hint="eastAsia"/>
+        </w:rPr>
+        <w:t>拼装</w:t>
+      </w:r>
+      <w:r>
+        <w:rPr>
+          <w:rFonts w:hint="eastAsia"/>
+        </w:rPr>
+        <w:t>可以</w:t>
+      </w:r>
+      <w:r>
+        <w:rPr>
+          <w:rFonts w:hint="eastAsia"/>
+        </w:rPr>
+        <w:t>在</w:t>
+      </w:r>
+      <w:r>
+        <w:rPr>
+          <w:rFonts w:hint="eastAsia"/>
+        </w:rPr>
+        <w:t>适配器</w:t>
+      </w:r>
+      <w:r>
+        <w:rPr>
+          <w:rFonts w:hint="eastAsia"/>
+        </w:rPr>
+        <w:t>上</w:t>
+      </w:r>
+      <w:r>
+        <w:rPr>
+          <w:rFonts w:hint="eastAsia"/>
+        </w:rPr>
+        <w:t>完成</w:t>
+      </w:r>
+      <w:r>
+        <w:rPr>
+          <w:rFonts w:hint="eastAsia"/>
+        </w:rPr>
+        <w:t>，它</w:t>
+      </w:r>
+      <w:r>
+        <w:rPr>
+          <w:rFonts w:hint="eastAsia"/>
+        </w:rPr>
+        <w:t>每</w:t>
+      </w:r>
+      <w:r>
+        <w:rPr>
+          <w:rFonts w:hint="eastAsia"/>
+        </w:rPr>
+        <w:t>次</w:t>
+      </w:r>
+      <w:r>
+        <w:rPr>
+          <w:rFonts w:hint="eastAsia"/>
+        </w:rPr>
+        <w:t>直接</w:t>
+      </w:r>
+      <w:r>
+        <w:rPr>
+          <w:rFonts w:hint="eastAsia"/>
+        </w:rPr>
+        <w:t>返回</w:t>
+      </w:r>
+      <w:r>
+        <w:rPr>
+          <w:rFonts w:hint="eastAsia"/>
+        </w:rPr>
+        <w:t>一</w:t>
+      </w:r>
+      <w:r>
+        <w:rPr>
+          <w:rFonts w:hint="eastAsia"/>
+        </w:rPr>
+        <w:t>个</w:t>
+      </w:r>
+      <w:r>
+        <w:rPr>
+          <w:rFonts w:hint="eastAsia"/>
+        </w:rPr>
+        <w:t>打包</w:t>
+      </w:r>
+      <w:r>
+        <w:rPr>
+          <w:rFonts w:hint="eastAsia"/>
+        </w:rPr>
+        <w:t>好</w:t>
+      </w:r>
+      <w:r>
+        <w:rPr>
+          <w:rFonts w:hint="eastAsia"/>
+        </w:rPr>
+        <w:t>的</w:t>
+      </w:r>
+      <w:r>
+        <w:rPr>
+          <w:rFonts w:hint="eastAsia"/>
+        </w:rPr>
+        <w:t>条件</w:t>
+      </w:r>
+      <w:r>
+        <w:rPr>
+          <w:rFonts w:hint="eastAsia"/>
+        </w:rPr>
+        <w:t>。</w:t>
+      </w:r>
+    </w:p>
+  </w:comment>
+</w:comments>
+</file>
+
 <file path=word/numbering.xml><?xml version="1.0" encoding="utf-8"?>
 <w:numbering xmlns:ve="http://schemas.openxmlformats.org/markup-compatibility/2006" xmlns:o="urn:schemas-microsoft-com:office:office" xmlns:r="http://schemas.openxmlformats.org/officeDocument/2006/relationships" xmlns:m="http://schemas.openxmlformats.org/officeDocument/2006/math" xmlns:v="urn:schemas-microsoft-com:vml" xmlns:wp="http://schemas.openxmlformats.org/drawingml/2006/wordprocessingDrawing" xmlns:w10="urn:schemas-microsoft-com:office:word" xmlns:w="http://schemas.openxmlformats.org/wordprocessingml/2006/main" xmlns:wne="http://schemas.microsoft.com/office/word/2006/wordml">
   <w:abstractNum w:abstractNumId="0">
@@ -11854,7 +13509,7 @@
     <w:nsid w:val="3D971A7B"/>
     <w:multiLevelType w:val="hybridMultilevel"/>
     <w:tmpl w:val="C6C6255A"/>
-    <w:lvl w:ilvl="0">
+    <w:lvl w:ilvl="0" w:tplc="6D247324">
       <w:start w:val="1"/>
       <w:numFmt w:val="bullet"/>
       <w:lvlText w:val=""/>
@@ -11866,7 +13521,7 @@
         <w:rFonts w:ascii="Wingdings" w:hAnsi="Wingdings" w:hint="default"/>
       </w:rPr>
     </w:lvl>
-    <w:lvl w:ilvl="1" w:tentative="1">
+    <w:lvl w:ilvl="1" w:tplc="B0821896" w:tentative="1">
       <w:start w:val="1"/>
       <w:numFmt w:val="bullet"/>
       <w:lvlText w:val=""/>
@@ -11878,7 +13533,7 @@
         <w:rFonts w:ascii="Wingdings" w:hAnsi="Wingdings" w:hint="default"/>
       </w:rPr>
     </w:lvl>
-    <w:lvl w:ilvl="2" w:tentative="1">
+    <w:lvl w:ilvl="2" w:tplc="79EE2E1E" w:tentative="1">
       <w:start w:val="1"/>
       <w:numFmt w:val="bullet"/>
       <w:lvlText w:val=""/>
@@ -11890,7 +13545,7 @@
         <w:rFonts w:ascii="Wingdings" w:hAnsi="Wingdings" w:hint="default"/>
       </w:rPr>
     </w:lvl>
-    <w:lvl w:ilvl="3" w:tentative="1">
+    <w:lvl w:ilvl="3" w:tplc="924A82DE" w:tentative="1">
       <w:start w:val="1"/>
       <w:numFmt w:val="bullet"/>
       <w:lvlText w:val=""/>
@@ -11902,7 +13557,7 @@
         <w:rFonts w:ascii="Wingdings" w:hAnsi="Wingdings" w:hint="default"/>
       </w:rPr>
     </w:lvl>
-    <w:lvl w:ilvl="4" w:tentative="1">
+    <w:lvl w:ilvl="4" w:tplc="125CA3B4" w:tentative="1">
       <w:start w:val="1"/>
       <w:numFmt w:val="bullet"/>
       <w:lvlText w:val=""/>
@@ -11914,7 +13569,7 @@
         <w:rFonts w:ascii="Wingdings" w:hAnsi="Wingdings" w:hint="default"/>
       </w:rPr>
     </w:lvl>
-    <w:lvl w:ilvl="5" w:tentative="1">
+    <w:lvl w:ilvl="5" w:tplc="DB528F56" w:tentative="1">
       <w:start w:val="1"/>
       <w:numFmt w:val="bullet"/>
       <w:lvlText w:val=""/>
@@ -11926,7 +13581,7 @@
         <w:rFonts w:ascii="Wingdings" w:hAnsi="Wingdings" w:hint="default"/>
       </w:rPr>
     </w:lvl>
-    <w:lvl w:ilvl="6" w:tentative="1">
+    <w:lvl w:ilvl="6" w:tplc="712E4E9C" w:tentative="1">
       <w:start w:val="1"/>
       <w:numFmt w:val="bullet"/>
       <w:lvlText w:val=""/>
@@ -11938,7 +13593,7 @@
         <w:rFonts w:ascii="Wingdings" w:hAnsi="Wingdings" w:hint="default"/>
       </w:rPr>
     </w:lvl>
-    <w:lvl w:ilvl="7" w:tentative="1">
+    <w:lvl w:ilvl="7" w:tplc="3EBE766C" w:tentative="1">
       <w:start w:val="1"/>
       <w:numFmt w:val="bullet"/>
       <w:lvlText w:val=""/>
@@ -11950,7 +13605,7 @@
         <w:rFonts w:ascii="Wingdings" w:hAnsi="Wingdings" w:hint="default"/>
       </w:rPr>
     </w:lvl>
-    <w:lvl w:ilvl="8" w:tentative="1">
+    <w:lvl w:ilvl="8" w:tplc="69C65412" w:tentative="1">
       <w:start w:val="1"/>
       <w:numFmt w:val="bullet"/>
       <w:lvlText w:val=""/>
@@ -12316,7 +13971,7 @@
     <w:nsid w:val="5F8E02BB"/>
     <w:multiLevelType w:val="hybridMultilevel"/>
     <w:tmpl w:val="81483980"/>
-    <w:lvl w:ilvl="0">
+    <w:lvl w:ilvl="0" w:tplc="D730F5DE">
       <w:start w:val="1"/>
       <w:numFmt w:val="bullet"/>
       <w:lvlText w:val=""/>
@@ -12328,7 +13983,7 @@
         <w:rFonts w:ascii="Wingdings" w:hAnsi="Wingdings" w:hint="default"/>
       </w:rPr>
     </w:lvl>
-    <w:lvl w:ilvl="1" w:tentative="1">
+    <w:lvl w:ilvl="1" w:tplc="FD9E2692" w:tentative="1">
       <w:start w:val="1"/>
       <w:numFmt w:val="bullet"/>
       <w:lvlText w:val=""/>
@@ -12340,7 +13995,7 @@
         <w:rFonts w:ascii="Wingdings" w:hAnsi="Wingdings" w:hint="default"/>
       </w:rPr>
     </w:lvl>
-    <w:lvl w:ilvl="2" w:tentative="1">
+    <w:lvl w:ilvl="2" w:tplc="27A2FDAA" w:tentative="1">
       <w:start w:val="1"/>
       <w:numFmt w:val="bullet"/>
       <w:lvlText w:val=""/>
@@ -12352,7 +14007,7 @@
         <w:rFonts w:ascii="Wingdings" w:hAnsi="Wingdings" w:hint="default"/>
       </w:rPr>
     </w:lvl>
-    <w:lvl w:ilvl="3" w:tentative="1">
+    <w:lvl w:ilvl="3" w:tplc="F7DEB89E" w:tentative="1">
       <w:start w:val="1"/>
       <w:numFmt w:val="bullet"/>
       <w:lvlText w:val=""/>
@@ -12364,7 +14019,7 @@
         <w:rFonts w:ascii="Wingdings" w:hAnsi="Wingdings" w:hint="default"/>
       </w:rPr>
     </w:lvl>
-    <w:lvl w:ilvl="4" w:tentative="1">
+    <w:lvl w:ilvl="4" w:tplc="0F22DB16" w:tentative="1">
       <w:start w:val="1"/>
       <w:numFmt w:val="bullet"/>
       <w:lvlText w:val=""/>
@@ -12376,7 +14031,7 @@
         <w:rFonts w:ascii="Wingdings" w:hAnsi="Wingdings" w:hint="default"/>
       </w:rPr>
     </w:lvl>
-    <w:lvl w:ilvl="5" w:tentative="1">
+    <w:lvl w:ilvl="5" w:tplc="84A64F46" w:tentative="1">
       <w:start w:val="1"/>
       <w:numFmt w:val="bullet"/>
       <w:lvlText w:val=""/>
@@ -12388,7 +14043,7 @@
         <w:rFonts w:ascii="Wingdings" w:hAnsi="Wingdings" w:hint="default"/>
       </w:rPr>
     </w:lvl>
-    <w:lvl w:ilvl="6" w:tentative="1">
+    <w:lvl w:ilvl="6" w:tplc="A90EFE6A" w:tentative="1">
       <w:start w:val="1"/>
       <w:numFmt w:val="bullet"/>
       <w:lvlText w:val=""/>
@@ -12400,7 +14055,7 @@
         <w:rFonts w:ascii="Wingdings" w:hAnsi="Wingdings" w:hint="default"/>
       </w:rPr>
     </w:lvl>
-    <w:lvl w:ilvl="7" w:tentative="1">
+    <w:lvl w:ilvl="7" w:tplc="BC0A548E" w:tentative="1">
       <w:start w:val="1"/>
       <w:numFmt w:val="bullet"/>
       <w:lvlText w:val=""/>
@@ -12412,7 +14067,7 @@
         <w:rFonts w:ascii="Wingdings" w:hAnsi="Wingdings" w:hint="default"/>
       </w:rPr>
     </w:lvl>
-    <w:lvl w:ilvl="8" w:tentative="1">
+    <w:lvl w:ilvl="8" w:tplc="23F6F5D8" w:tentative="1">
       <w:start w:val="1"/>
       <w:numFmt w:val="bullet"/>
       <w:lvlText w:val=""/>
@@ -13577,6 +15232,18 @@
     <w:link w:val="CommentSubject"/>
     <w:rsid w:val="00F62D8D"/>
   </w:style>
+  <w:style w:type="paragraph" w:styleId="Revision">
+    <w:name w:val="Revision"/>
+    <w:hidden/>
+    <w:uiPriority w:val="99"/>
+    <w:semiHidden/>
+    <w:rsid w:val="00086E79"/>
+    <w:rPr>
+      <w:color w:val="00000A"/>
+      <w:sz w:val="21"/>
+      <w:szCs w:val="24"/>
+    </w:rPr>
+  </w:style>
 </w:styles>
 </file>
 
@@ -13837,10 +15504,6 @@
 </file>
 
 <file path=customXml/item1.xml><?xml version="1.0" encoding="utf-8"?>
-<b:Sources xmlns:b="http://schemas.openxmlformats.org/officeDocument/2006/bibliography" xmlns="http://schemas.openxmlformats.org/officeDocument/2006/bibliography" SelectedStyle="\APA.XSL" StyleName="APA"/>
-</file>
-
-<file path=customXml/item2.xml><?xml version="1.0" encoding="utf-8"?>
 <s:customData xmlns="http://www.wps.cn/officeDocument/2013/wpsCustomData" xmlns:s="http://www.wps.cn/officeDocument/2013/wpsCustomData">
   <customSectProps>
     <customSectPr/>
@@ -13848,18 +15511,22 @@
 </s:customData>
 </file>
 
+<file path=customXml/item2.xml><?xml version="1.0" encoding="utf-8"?>
+<b:Sources xmlns:b="http://schemas.openxmlformats.org/officeDocument/2006/bibliography" xmlns="http://schemas.openxmlformats.org/officeDocument/2006/bibliography" SelectedStyle="\APA.XSL" StyleName="APA"/>
+</file>
+
 <file path=customXml/itemProps1.xml><?xml version="1.0" encoding="utf-8"?>
+<ds:datastoreItem xmlns:ds="http://schemas.openxmlformats.org/officeDocument/2006/customXml" ds:itemID="{B1977F7D-205B-4081-913C-38D41E755F92}">
+  <ds:schemaRefs>
+    <ds:schemaRef ds:uri="http://www.wps.cn/officeDocument/2013/wpsCustomData"/>
+  </ds:schemaRefs>
+</ds:datastoreItem>
+</file>
+
+<file path=customXml/itemProps2.xml><?xml version="1.0" encoding="utf-8"?>
 <ds:datastoreItem xmlns:ds="http://schemas.openxmlformats.org/officeDocument/2006/customXml" ds:itemID="{1241A884-DE35-4DB8-93D6-2269961D546D}">
   <ds:schemaRefs>
     <ds:schemaRef ds:uri="http://schemas.openxmlformats.org/officeDocument/2006/bibliography"/>
   </ds:schemaRefs>
 </ds:datastoreItem>
-</file>
-
-<file path=customXml/itemProps2.xml><?xml version="1.0" encoding="utf-8"?>
-<ds:datastoreItem xmlns:ds="http://schemas.openxmlformats.org/officeDocument/2006/customXml" ds:itemID="{B1977F7D-205B-4081-913C-38D41E755F92}">
-  <ds:schemaRefs>
-    <ds:schemaRef ds:uri="http://www.wps.cn/officeDocument/2013/wpsCustomData"/>
-  </ds:schemaRefs>
-</ds:datastoreItem>
 </file>